--- a/SEM 6/MDPW/Documentation/MDPWEXP4.docx
+++ b/SEM 6/MDPW/Documentation/MDPWEXP4.docx
@@ -2,14 +2,2986 @@
 <file path=word/document.xml><?xml version="1.0" encoding="utf-8"?>
 <w:document xmlns:wpc="http://schemas.microsoft.com/office/word/2010/wordprocessingCanvas" xmlns:cx="http://schemas.microsoft.com/office/drawing/2014/chartex" xmlns:cx1="http://schemas.microsoft.com/office/drawing/2015/9/8/chartex" xmlns:cx2="http://schemas.microsoft.com/office/drawing/2015/10/21/chartex" xmlns:cx3="http://schemas.microsoft.com/office/drawing/2016/5/9/chartex" xmlns:cx4="http://schemas.microsoft.com/office/drawing/2016/5/10/chartex" xmlns:cx5="http://schemas.microsoft.com/office/drawing/2016/5/11/chartex" xmlns:cx6="http://schemas.microsoft.com/office/drawing/2016/5/12/chartex" xmlns:cx7="http://schemas.microsoft.com/office/drawing/2016/5/13/chartex" xmlns:cx8="http://schemas.microsoft.com/office/drawing/2016/5/14/chartex" xmlns:mc="http://schemas.openxmlformats.org/markup-compatibility/2006" xmlns:aink="http://schemas.microsoft.com/office/drawing/2016/ink" xmlns:am3d="http://schemas.microsoft.com/office/drawing/2017/model3d" xmlns:o="urn:schemas-microsoft-com:office:office" xmlns:r="http://schemas.openxmlformats.org/officeDocument/2006/relationships" xmlns:m="http://schemas.openxmlformats.org/officeDocument/2006/math" xmlns:v="urn:schemas-microsoft-com:vml" xmlns:wp14="http://schemas.microsoft.com/office/word/2010/wordprocessingDrawing" xmlns:wp="http://schemas.openxmlformats.org/drawingml/2006/wordprocessingDrawing" xmlns:w10="urn:schemas-microsoft-com:office:word" xmlns:w="http://schemas.openxmlformats.org/wordprocessingml/2006/main" xmlns:w14="http://schemas.microsoft.com/office/word/2010/wordml" xmlns:w15="http://schemas.microsoft.com/office/word/2012/wordml" xmlns:w16cex="http://schemas.microsoft.com/office/word/2018/wordml/cex" xmlns:w16cid="http://schemas.microsoft.com/office/word/2016/wordml/cid" xmlns:w16="http://schemas.microsoft.com/office/word/2018/wordml" xmlns:w16sdtdh="http://schemas.microsoft.com/office/word/2020/wordml/sdtdatahash" xmlns:w16se="http://schemas.microsoft.com/office/word/2015/wordml/symex" xmlns:wpg="http://schemas.microsoft.com/office/word/2010/wordprocessingGroup" xmlns:wpi="http://schemas.microsoft.com/office/word/2010/wordprocessingInk" xmlns:wne="http://schemas.microsoft.com/office/word/2006/wordml" xmlns:wps="http://schemas.microsoft.com/office/word/2010/wordprocessingShape" mc:Ignorable="w14 w15 w16se w16cid w16 w16cex w16sdtdh wp14">
   <w:body>
-    <w:p/>
+    <w:p>
+      <w:pPr>
+        <w:pStyle w:val="Heading"/>
+      </w:pPr>
+      <w:r>
+        <w:t xml:space="preserve">Aim: </w:t>
+      </w:r>
+      <w:r>
+        <w:t>To design a basic Flutter application layout using layout widgets such as Row, Column, Container, Expanded, and Padding.</w:t>
+      </w:r>
+    </w:p>
+    <w:p>
+      <w:pPr>
+        <w:pStyle w:val="Seperator"/>
+      </w:pPr>
+    </w:p>
+    <w:p>
+      <w:pPr>
+        <w:pStyle w:val="Heading"/>
+      </w:pPr>
+      <w:r>
+        <w:t>Theory</w:t>
+      </w:r>
+      <w:r>
+        <w:t>:</w:t>
+      </w:r>
+    </w:p>
+    <w:p>
+      <w:pPr>
+        <w:pStyle w:val="Seperator"/>
+      </w:pPr>
+    </w:p>
+    <w:p>
+      <w:pPr>
+        <w:pStyle w:val="Heading"/>
+      </w:pPr>
+      <w:r>
+        <w:t xml:space="preserve">Q1. </w:t>
+      </w:r>
+      <w:r>
+        <w:t>What is Layout</w:t>
+      </w:r>
+      <w:r>
+        <w:t>?</w:t>
+      </w:r>
+    </w:p>
+    <w:p>
+      <w:pPr>
+        <w:pStyle w:val="Text"/>
+      </w:pPr>
+      <w:r>
+        <w:t>Arrangement of widgets on screen using structured positioning rules.</w:t>
+      </w:r>
+    </w:p>
+    <w:p>
+      <w:pPr>
+        <w:pStyle w:val="CList"/>
+      </w:pPr>
+      <w:r>
+        <w:t>Controls alignment, spacing, and sizing of child widgets.</w:t>
+      </w:r>
+    </w:p>
+    <w:p>
+      <w:pPr>
+        <w:pStyle w:val="CList"/>
+      </w:pPr>
+      <w:r>
+        <w:t>Organizes UI elements into rows, columns, or stacks.</w:t>
+      </w:r>
+    </w:p>
+    <w:p>
+      <w:pPr>
+        <w:pStyle w:val="CList"/>
+      </w:pPr>
+      <w:r>
+        <w:t>Ensures responsive design across different screen sizes.</w:t>
+      </w:r>
+    </w:p>
+    <w:p>
+      <w:pPr>
+        <w:pStyle w:val="CList"/>
+      </w:pPr>
+      <w:r>
+        <w:t>Managed using layout widgets like Row and Column.</w:t>
+      </w:r>
+    </w:p>
+    <w:p>
+      <w:pPr>
+        <w:pStyle w:val="Seperator"/>
+      </w:pPr>
+    </w:p>
+    <w:p>
+      <w:pPr>
+        <w:pStyle w:val="Heading"/>
+      </w:pPr>
+      <w:r>
+        <w:t xml:space="preserve">Q2. </w:t>
+      </w:r>
+      <w:r>
+        <w:t xml:space="preserve">Why Layout Widgets are </w:t>
+      </w:r>
+      <w:r>
+        <w:t>n</w:t>
+      </w:r>
+      <w:r>
+        <w:t>eeded?</w:t>
+      </w:r>
+    </w:p>
+    <w:p>
+      <w:pPr>
+        <w:pStyle w:val="Text"/>
+      </w:pPr>
+      <w:r>
+        <w:t>Widgets used to control positioning and arrangement of UI elements.</w:t>
+      </w:r>
+    </w:p>
+    <w:p>
+      <w:pPr>
+        <w:pStyle w:val="CList"/>
+      </w:pPr>
+      <w:r>
+        <w:t>Help create structured and readable user interfaces.</w:t>
+      </w:r>
+    </w:p>
+    <w:p>
+      <w:pPr>
+        <w:pStyle w:val="CList"/>
+      </w:pPr>
+      <w:r>
+        <w:t>Provide alignment and spacing between multiple widgets.</w:t>
+      </w:r>
+    </w:p>
+    <w:p>
+      <w:pPr>
+        <w:pStyle w:val="CList"/>
+      </w:pPr>
+      <w:r>
+        <w:t>Support responsive adjustments for various device screens.</w:t>
+      </w:r>
+    </w:p>
+    <w:p>
+      <w:pPr>
+        <w:pStyle w:val="CList"/>
+      </w:pPr>
+      <w:r>
+        <w:t>Allow flexible sizing using constraints and expansion rules.</w:t>
+      </w:r>
+    </w:p>
+    <w:p>
+      <w:pPr>
+        <w:pStyle w:val="Seperator"/>
+      </w:pPr>
+    </w:p>
+    <w:p>
+      <w:pPr>
+        <w:pStyle w:val="Heading"/>
+      </w:pPr>
+      <w:r>
+        <w:t xml:space="preserve">Q3. </w:t>
+      </w:r>
+      <w:r>
+        <w:t xml:space="preserve">Why Container is </w:t>
+      </w:r>
+      <w:r>
+        <w:t>i</w:t>
+      </w:r>
+      <w:r>
+        <w:t>mportant?</w:t>
+      </w:r>
+    </w:p>
+    <w:p>
+      <w:pPr>
+        <w:pStyle w:val="Text"/>
+      </w:pPr>
+      <w:r>
+        <w:t>A versatile widget used for styling and positioning elements.</w:t>
+      </w:r>
+    </w:p>
+    <w:p>
+      <w:pPr>
+        <w:pStyle w:val="CList"/>
+      </w:pPr>
+      <w:r>
+        <w:t>Allows adding padding, margin, and alignment properties.</w:t>
+      </w:r>
+    </w:p>
+    <w:p>
+      <w:pPr>
+        <w:pStyle w:val="CList"/>
+      </w:pPr>
+      <w:r>
+        <w:t>Supports decoration like color, border, and shadows.</w:t>
+      </w:r>
+    </w:p>
+    <w:p>
+      <w:pPr>
+        <w:pStyle w:val="CList"/>
+      </w:pPr>
+      <w:r>
+        <w:t>Can control width and height constraints easily.</w:t>
+      </w:r>
+    </w:p>
+    <w:p>
+      <w:pPr>
+        <w:pStyle w:val="CList"/>
+      </w:pPr>
+      <w:r>
+        <w:t>Combines multiple layout and styling features together.</w:t>
+      </w:r>
+    </w:p>
+    <w:p>
+      <w:pPr>
+        <w:pStyle w:val="Seperator"/>
+      </w:pPr>
+    </w:p>
+    <w:p>
+      <w:pPr>
+        <w:pStyle w:val="Heading"/>
+      </w:pPr>
+      <w:r>
+        <w:t xml:space="preserve">Q4. </w:t>
+      </w:r>
+      <w:r>
+        <w:t xml:space="preserve">What is a </w:t>
+      </w:r>
+      <w:r>
+        <w:t xml:space="preserve">Padding </w:t>
+      </w:r>
+      <w:r>
+        <w:t>w</w:t>
+      </w:r>
+      <w:r>
+        <w:t>idget?</w:t>
+      </w:r>
+    </w:p>
+    <w:p>
+      <w:pPr>
+        <w:pStyle w:val="Text"/>
+      </w:pPr>
+      <w:r>
+        <w:t>Widget that adds empty space around its child widget.</w:t>
+      </w:r>
+    </w:p>
+    <w:p>
+      <w:pPr>
+        <w:pStyle w:val="CList"/>
+      </w:pPr>
+      <w:r>
+        <w:t>Creates spacing between child and surrounding widgets.</w:t>
+      </w:r>
+    </w:p>
+    <w:p>
+      <w:pPr>
+        <w:pStyle w:val="CList"/>
+      </w:pPr>
+      <w:r>
+        <w:t>Improves visual clarity and layout readability.</w:t>
+      </w:r>
+    </w:p>
+    <w:p>
+      <w:pPr>
+        <w:pStyle w:val="CList"/>
+      </w:pPr>
+      <w:r>
+        <w:t xml:space="preserve">Uses </w:t>
+      </w:r>
+      <w:proofErr w:type="spellStart"/>
+      <w:r>
+        <w:t>EdgeInsets</w:t>
+      </w:r>
+      <w:proofErr w:type="spellEnd"/>
+      <w:r>
+        <w:t xml:space="preserve"> to define specific spacing values.</w:t>
+      </w:r>
+    </w:p>
+    <w:p>
+      <w:pPr>
+        <w:pStyle w:val="CList"/>
+      </w:pPr>
+      <w:r>
+        <w:t>Does not affect child’s internal styling properties.</w:t>
+      </w:r>
+    </w:p>
+    <w:p>
+      <w:pPr>
+        <w:pStyle w:val="Seperator"/>
+      </w:pPr>
+    </w:p>
+    <w:p>
+      <w:pPr>
+        <w:pStyle w:val="Heading"/>
+      </w:pPr>
+      <w:r>
+        <w:t>Q</w:t>
+      </w:r>
+      <w:r>
+        <w:t>5</w:t>
+      </w:r>
+      <w:r>
+        <w:t xml:space="preserve">. </w:t>
+      </w:r>
+      <w:r>
+        <w:t xml:space="preserve">What is an Expanded </w:t>
+      </w:r>
+      <w:r>
+        <w:t>w</w:t>
+      </w:r>
+      <w:r>
+        <w:t>idget?</w:t>
+      </w:r>
+    </w:p>
+    <w:p>
+      <w:pPr>
+        <w:pStyle w:val="Text"/>
+      </w:pPr>
+      <w:r>
+        <w:t>Widget that expands a child to fill available space.</w:t>
+      </w:r>
+    </w:p>
+    <w:p>
+      <w:pPr>
+        <w:pStyle w:val="CList"/>
+      </w:pPr>
+      <w:r>
+        <w:t>Used inside Row, Column, or Flex widgets.</w:t>
+      </w:r>
+    </w:p>
+    <w:p>
+      <w:pPr>
+        <w:pStyle w:val="CList"/>
+      </w:pPr>
+      <w:r>
+        <w:t>Divides remaining space among multiple children.</w:t>
+      </w:r>
+    </w:p>
+    <w:p>
+      <w:pPr>
+        <w:pStyle w:val="CList"/>
+      </w:pPr>
+      <w:r>
+        <w:lastRenderedPageBreak/>
+        <w:t>Supports flexible layout design for responsiveness.</w:t>
+      </w:r>
+    </w:p>
+    <w:p>
+      <w:pPr>
+        <w:pStyle w:val="CList"/>
+      </w:pPr>
+      <w:r>
+        <w:t>Uses flex property to control space distribution.</w:t>
+      </w:r>
+    </w:p>
+    <w:p>
+      <w:pPr>
+        <w:pStyle w:val="Seperator"/>
+      </w:pPr>
+    </w:p>
+    <w:p>
+      <w:pPr>
+        <w:pStyle w:val="Heading"/>
+      </w:pPr>
+      <w:r>
+        <w:t>Q6. What is Scaffold</w:t>
+      </w:r>
+      <w:r>
+        <w:t xml:space="preserve"> </w:t>
+      </w:r>
+      <w:r>
+        <w:t>and why is it needed</w:t>
+      </w:r>
+      <w:r>
+        <w:t>?</w:t>
+      </w:r>
+    </w:p>
+    <w:p>
+      <w:pPr>
+        <w:pStyle w:val="Text"/>
+      </w:pPr>
+      <w:r>
+        <w:t>Basic page structure widget providing standard app layout framework.</w:t>
+      </w:r>
+    </w:p>
+    <w:p>
+      <w:pPr>
+        <w:pStyle w:val="CList"/>
+      </w:pPr>
+      <w:r>
+        <w:t>Provides app bar, body, drawer, and floating button.</w:t>
+      </w:r>
+    </w:p>
+    <w:p>
+      <w:pPr>
+        <w:pStyle w:val="CList"/>
+      </w:pPr>
+      <w:r>
+        <w:t>Implements material design visual layout structure.</w:t>
+      </w:r>
+    </w:p>
+    <w:p>
+      <w:pPr>
+        <w:pStyle w:val="CList"/>
+      </w:pPr>
+      <w:r>
+        <w:t>Acts as base structure for every screen.</w:t>
+      </w:r>
+    </w:p>
+    <w:p>
+      <w:pPr>
+        <w:pStyle w:val="CList"/>
+      </w:pPr>
+      <w:r>
+        <w:t xml:space="preserve">Manages </w:t>
+      </w:r>
+      <w:proofErr w:type="spellStart"/>
+      <w:r>
+        <w:t>snackbars</w:t>
+      </w:r>
+      <w:proofErr w:type="spellEnd"/>
+      <w:r>
+        <w:t xml:space="preserve"> and bottom navigation bars.</w:t>
+      </w:r>
+    </w:p>
+    <w:p>
+      <w:pPr>
+        <w:pStyle w:val="Seperator"/>
+      </w:pPr>
+    </w:p>
+    <w:p>
+      <w:pPr>
+        <w:pStyle w:val="Heading"/>
+      </w:pPr>
+      <w:r>
+        <w:t>Q7. Design a basic Flutter application layout using layout widgets such as Row, Column, Container, Expanded, and Padding.</w:t>
+      </w:r>
+    </w:p>
+    <w:p>
+      <w:pPr>
+        <w:pStyle w:val="Heading"/>
+      </w:pPr>
+      <w:r>
+        <w:t>Code:</w:t>
+      </w:r>
+    </w:p>
+    <w:p>
+      <w:pPr>
+        <w:pStyle w:val="Code"/>
+        <w:sectPr>
+          <w:headerReference w:type="default" r:id="rId8"/>
+          <w:footerReference w:type="default" r:id="rId9"/>
+          <w:type w:val="continuous"/>
+          <w:pgSz w:w="11906" w:h="16838"/>
+          <w:pgMar w:top="1440" w:right="1080" w:bottom="1440" w:left="1080" w:header="708" w:footer="708" w:gutter="0"/>
+          <w:cols w:space="708"/>
+          <w:docGrid w:linePitch="360"/>
+        </w:sectPr>
+      </w:pPr>
+    </w:p>
+    <w:p>
+      <w:pPr>
+        <w:pStyle w:val="Code"/>
+      </w:pPr>
+      <w:r>
+        <w:t>import '</w:t>
+      </w:r>
+      <w:proofErr w:type="spellStart"/>
+      <w:r>
+        <w:t>package:flutter</w:t>
+      </w:r>
+      <w:proofErr w:type="spellEnd"/>
+      <w:r>
+        <w:t>/</w:t>
+      </w:r>
+      <w:proofErr w:type="spellStart"/>
+      <w:r>
+        <w:t>material.dart</w:t>
+      </w:r>
+      <w:proofErr w:type="spellEnd"/>
+      <w:r>
+        <w:t>';</w:t>
+      </w:r>
+      <w:r>
+        <w:br/>
+      </w:r>
+      <w:r>
+        <w:br/>
+        <w:t>void main() {</w:t>
+      </w:r>
+      <w:r>
+        <w:br/>
+        <w:t xml:space="preserve">  </w:t>
+      </w:r>
+      <w:proofErr w:type="spellStart"/>
+      <w:r>
+        <w:t>runApp</w:t>
+      </w:r>
+      <w:proofErr w:type="spellEnd"/>
+      <w:r>
+        <w:t>(</w:t>
+      </w:r>
+      <w:proofErr w:type="spellStart"/>
+      <w:r>
+        <w:t>const</w:t>
+      </w:r>
+      <w:proofErr w:type="spellEnd"/>
+      <w:r>
+        <w:t xml:space="preserve"> </w:t>
+      </w:r>
+      <w:proofErr w:type="spellStart"/>
+      <w:r>
+        <w:t>MyApp</w:t>
+      </w:r>
+      <w:proofErr w:type="spellEnd"/>
+      <w:r>
+        <w:t>());</w:t>
+      </w:r>
+      <w:r>
+        <w:br/>
+        <w:t>}</w:t>
+      </w:r>
+      <w:r>
+        <w:br/>
+      </w:r>
+      <w:r>
+        <w:br/>
+        <w:t xml:space="preserve">class </w:t>
+      </w:r>
+      <w:proofErr w:type="spellStart"/>
+      <w:r>
+        <w:t>MyApp</w:t>
+      </w:r>
+      <w:proofErr w:type="spellEnd"/>
+      <w:r>
+        <w:t xml:space="preserve"> extends </w:t>
+      </w:r>
+      <w:proofErr w:type="spellStart"/>
+      <w:r>
+        <w:t>StatelessWidget</w:t>
+      </w:r>
+      <w:proofErr w:type="spellEnd"/>
+      <w:r>
+        <w:t xml:space="preserve"> {</w:t>
+      </w:r>
+      <w:r>
+        <w:br/>
+        <w:t xml:space="preserve">  </w:t>
+      </w:r>
+      <w:proofErr w:type="spellStart"/>
+      <w:r>
+        <w:t>const</w:t>
+      </w:r>
+      <w:proofErr w:type="spellEnd"/>
+      <w:r>
+        <w:t xml:space="preserve"> </w:t>
+      </w:r>
+      <w:proofErr w:type="spellStart"/>
+      <w:r>
+        <w:t>MyApp</w:t>
+      </w:r>
+      <w:proofErr w:type="spellEnd"/>
+      <w:r>
+        <w:t>({</w:t>
+      </w:r>
+      <w:proofErr w:type="spellStart"/>
+      <w:r>
+        <w:t>super.key</w:t>
+      </w:r>
+      <w:proofErr w:type="spellEnd"/>
+      <w:r>
+        <w:t>});</w:t>
+      </w:r>
+      <w:r>
+        <w:br/>
+      </w:r>
+      <w:r>
+        <w:br/>
+        <w:t xml:space="preserve">  @override</w:t>
+      </w:r>
+      <w:r>
+        <w:br/>
+        <w:t xml:space="preserve">  Widget build(</w:t>
+      </w:r>
+      <w:proofErr w:type="spellStart"/>
+      <w:r>
+        <w:t>BuildContext</w:t>
+      </w:r>
+      <w:proofErr w:type="spellEnd"/>
+      <w:r>
+        <w:t xml:space="preserve"> context) {</w:t>
+      </w:r>
+      <w:r>
+        <w:br/>
+        <w:t xml:space="preserve">    return </w:t>
+      </w:r>
+      <w:proofErr w:type="spellStart"/>
+      <w:r>
+        <w:t>MaterialApp</w:t>
+      </w:r>
+      <w:proofErr w:type="spellEnd"/>
+      <w:r>
+        <w:t>(</w:t>
+      </w:r>
+      <w:r>
+        <w:br/>
+        <w:t xml:space="preserve">      </w:t>
+      </w:r>
+      <w:proofErr w:type="spellStart"/>
+      <w:r>
+        <w:t>debugShowCheckedModeBanner</w:t>
+      </w:r>
+      <w:proofErr w:type="spellEnd"/>
+      <w:r>
+        <w:t>: false,</w:t>
+      </w:r>
+      <w:r>
+        <w:br/>
+        <w:t xml:space="preserve">      home: </w:t>
+      </w:r>
+      <w:proofErr w:type="spellStart"/>
+      <w:r>
+        <w:t>HomeScreen</w:t>
+      </w:r>
+      <w:proofErr w:type="spellEnd"/>
+      <w:r>
+        <w:t>(),</w:t>
+      </w:r>
+      <w:r>
+        <w:br/>
+        <w:t xml:space="preserve">    );</w:t>
+      </w:r>
+      <w:r>
+        <w:br/>
+        <w:t xml:space="preserve">  }</w:t>
+      </w:r>
+      <w:r>
+        <w:br/>
+        <w:t>}</w:t>
+      </w:r>
+      <w:r>
+        <w:br/>
+      </w:r>
+      <w:r>
+        <w:br/>
+        <w:t xml:space="preserve">class </w:t>
+      </w:r>
+      <w:proofErr w:type="spellStart"/>
+      <w:r>
+        <w:t>StrawHat</w:t>
+      </w:r>
+      <w:proofErr w:type="spellEnd"/>
+      <w:r>
+        <w:t xml:space="preserve"> {</w:t>
+      </w:r>
+      <w:r>
+        <w:br/>
+        <w:t xml:space="preserve">  final String </w:t>
+      </w:r>
+      <w:proofErr w:type="spellStart"/>
+      <w:r>
+        <w:t>fullName</w:t>
+      </w:r>
+      <w:proofErr w:type="spellEnd"/>
+      <w:r>
+        <w:t>;</w:t>
+      </w:r>
+      <w:r>
+        <w:br/>
+        <w:t xml:space="preserve">  final String alias;</w:t>
+      </w:r>
+      <w:r>
+        <w:br/>
+        <w:t xml:space="preserve">  final String role;</w:t>
+      </w:r>
+      <w:r>
+        <w:br/>
+        <w:t xml:space="preserve">  final String age;</w:t>
+      </w:r>
+      <w:r>
+        <w:br/>
+        <w:t xml:space="preserve">  final String gender;</w:t>
+      </w:r>
+      <w:r>
+        <w:br/>
+        <w:t xml:space="preserve">  final String description;</w:t>
+      </w:r>
+      <w:r>
+        <w:br/>
+        <w:t xml:space="preserve">  final String image;</w:t>
+      </w:r>
+      <w:r>
+        <w:br/>
+      </w:r>
+      <w:r>
+        <w:br/>
+        <w:t xml:space="preserve">  </w:t>
+      </w:r>
+      <w:proofErr w:type="spellStart"/>
+      <w:r>
+        <w:t>StrawHat</w:t>
+      </w:r>
+      <w:proofErr w:type="spellEnd"/>
+      <w:r>
+        <w:t>({</w:t>
+      </w:r>
+      <w:r>
+        <w:br/>
+        <w:t xml:space="preserve">    required </w:t>
+      </w:r>
+      <w:proofErr w:type="spellStart"/>
+      <w:r>
+        <w:t>this.fullName</w:t>
+      </w:r>
+      <w:proofErr w:type="spellEnd"/>
+      <w:r>
+        <w:t>,</w:t>
+      </w:r>
+      <w:r>
+        <w:br/>
+        <w:t xml:space="preserve">    required </w:t>
+      </w:r>
+      <w:proofErr w:type="spellStart"/>
+      <w:r>
+        <w:t>this.alias</w:t>
+      </w:r>
+      <w:proofErr w:type="spellEnd"/>
+      <w:r>
+        <w:t>,</w:t>
+      </w:r>
+      <w:r>
+        <w:br/>
+        <w:t xml:space="preserve">    required </w:t>
+      </w:r>
+      <w:proofErr w:type="spellStart"/>
+      <w:r>
+        <w:t>this.role</w:t>
+      </w:r>
+      <w:proofErr w:type="spellEnd"/>
+      <w:r>
+        <w:t>,</w:t>
+      </w:r>
+      <w:r>
+        <w:br/>
+        <w:t xml:space="preserve">    required </w:t>
+      </w:r>
+      <w:proofErr w:type="spellStart"/>
+      <w:r>
+        <w:t>this.age</w:t>
+      </w:r>
+      <w:proofErr w:type="spellEnd"/>
+      <w:r>
+        <w:t>,</w:t>
+      </w:r>
+      <w:r>
+        <w:br/>
+        <w:t xml:space="preserve">    required </w:t>
+      </w:r>
+      <w:proofErr w:type="spellStart"/>
+      <w:r>
+        <w:t>this.gender</w:t>
+      </w:r>
+      <w:proofErr w:type="spellEnd"/>
+      <w:r>
+        <w:t>,</w:t>
+      </w:r>
+      <w:r>
+        <w:br/>
+        <w:t xml:space="preserve">    required </w:t>
+      </w:r>
+      <w:proofErr w:type="spellStart"/>
+      <w:r>
+        <w:t>this.description</w:t>
+      </w:r>
+      <w:proofErr w:type="spellEnd"/>
+      <w:r>
+        <w:t>,</w:t>
+      </w:r>
+      <w:r>
+        <w:br/>
+        <w:t xml:space="preserve">    required </w:t>
+      </w:r>
+      <w:proofErr w:type="spellStart"/>
+      <w:r>
+        <w:t>this.image</w:t>
+      </w:r>
+      <w:proofErr w:type="spellEnd"/>
+      <w:r>
+        <w:t>,</w:t>
+      </w:r>
+      <w:r>
+        <w:br/>
+        <w:t xml:space="preserve">  });</w:t>
+      </w:r>
+      <w:r>
+        <w:br/>
+        <w:t>}</w:t>
+      </w:r>
+      <w:r>
+        <w:br/>
+      </w:r>
+      <w:r>
+        <w:br/>
+        <w:t xml:space="preserve">class </w:t>
+      </w:r>
+      <w:proofErr w:type="spellStart"/>
+      <w:r>
+        <w:t>HomeScreen</w:t>
+      </w:r>
+      <w:proofErr w:type="spellEnd"/>
+      <w:r>
+        <w:t xml:space="preserve"> extends </w:t>
+      </w:r>
+      <w:proofErr w:type="spellStart"/>
+      <w:r>
+        <w:t>StatelessWidget</w:t>
+      </w:r>
+      <w:proofErr w:type="spellEnd"/>
+      <w:r>
+        <w:t xml:space="preserve"> {</w:t>
+      </w:r>
+      <w:r>
+        <w:br/>
+        <w:t xml:space="preserve">  </w:t>
+      </w:r>
+      <w:proofErr w:type="spellStart"/>
+      <w:r>
+        <w:t>HomeScreen</w:t>
+      </w:r>
+      <w:proofErr w:type="spellEnd"/>
+      <w:r>
+        <w:t>({</w:t>
+      </w:r>
+      <w:proofErr w:type="spellStart"/>
+      <w:r>
+        <w:t>super.key</w:t>
+      </w:r>
+      <w:proofErr w:type="spellEnd"/>
+      <w:r>
+        <w:t>});</w:t>
+      </w:r>
+      <w:r>
+        <w:br/>
+      </w:r>
+      <w:r>
+        <w:br/>
+        <w:t xml:space="preserve">  final List&lt;</w:t>
+      </w:r>
+      <w:proofErr w:type="spellStart"/>
+      <w:r>
+        <w:t>StrawHat</w:t>
+      </w:r>
+      <w:proofErr w:type="spellEnd"/>
+      <w:r>
+        <w:t>&gt; crew = [</w:t>
+      </w:r>
+      <w:r>
+        <w:br/>
+        <w:t xml:space="preserve">    </w:t>
+      </w:r>
+      <w:proofErr w:type="spellStart"/>
+      <w:r>
+        <w:t>StrawHat</w:t>
+      </w:r>
+      <w:proofErr w:type="spellEnd"/>
+      <w:r>
+        <w:t>(</w:t>
+      </w:r>
+      <w:r>
+        <w:br/>
+        <w:t xml:space="preserve">      </w:t>
+      </w:r>
+      <w:proofErr w:type="spellStart"/>
+      <w:r>
+        <w:t>fullName</w:t>
+      </w:r>
+      <w:proofErr w:type="spellEnd"/>
+      <w:r>
+        <w:t xml:space="preserve">: "Monkey D. </w:t>
+      </w:r>
+      <w:proofErr w:type="spellStart"/>
+      <w:r>
+        <w:t>Luffy</w:t>
+      </w:r>
+      <w:proofErr w:type="spellEnd"/>
+      <w:r>
+        <w:t>",</w:t>
+      </w:r>
+      <w:r>
+        <w:br/>
+        <w:t xml:space="preserve">      alias: "Straw Hat",</w:t>
+      </w:r>
+      <w:r>
+        <w:br/>
+        <w:t xml:space="preserve">      role: "Captain",</w:t>
+      </w:r>
+      <w:r>
+        <w:br/>
+        <w:t xml:space="preserve">      age: "19",</w:t>
+      </w:r>
+      <w:r>
+        <w:br/>
+        <w:t xml:space="preserve">      gender: "Male",</w:t>
+      </w:r>
+      <w:r>
+        <w:br/>
+        <w:t xml:space="preserve">      description: "Future King of the Pirates with rubber powers.",</w:t>
+      </w:r>
+      <w:r>
+        <w:br/>
+        <w:t xml:space="preserve">      image: "assets/</w:t>
+      </w:r>
+      <w:proofErr w:type="spellStart"/>
+      <w:r>
+        <w:t>img</w:t>
+      </w:r>
+      <w:proofErr w:type="spellEnd"/>
+      <w:r>
+        <w:t>/luffy_wanted_poster.png",</w:t>
+      </w:r>
+      <w:r>
+        <w:br/>
+        <w:t xml:space="preserve">    ),</w:t>
+      </w:r>
+      <w:r>
+        <w:br/>
+        <w:t xml:space="preserve">    </w:t>
+      </w:r>
+      <w:proofErr w:type="spellStart"/>
+      <w:r>
+        <w:t>StrawHat</w:t>
+      </w:r>
+      <w:proofErr w:type="spellEnd"/>
+      <w:r>
+        <w:t>(</w:t>
+      </w:r>
+      <w:r>
+        <w:br/>
+        <w:t xml:space="preserve">      </w:t>
+      </w:r>
+      <w:proofErr w:type="spellStart"/>
+      <w:r>
+        <w:t>fullName</w:t>
+      </w:r>
+      <w:proofErr w:type="spellEnd"/>
+      <w:r>
+        <w:t>: "</w:t>
+      </w:r>
+      <w:proofErr w:type="spellStart"/>
+      <w:r>
+        <w:t>Roronoa</w:t>
+      </w:r>
+      <w:proofErr w:type="spellEnd"/>
+      <w:r>
+        <w:t xml:space="preserve"> </w:t>
+      </w:r>
+      <w:proofErr w:type="spellStart"/>
+      <w:r>
+        <w:t>Zoro</w:t>
+      </w:r>
+      <w:proofErr w:type="spellEnd"/>
+      <w:r>
+        <w:t>",</w:t>
+      </w:r>
+      <w:r>
+        <w:br/>
+        <w:t xml:space="preserve">      alias: "Pirate Hunter",</w:t>
+      </w:r>
+      <w:r>
+        <w:br/>
+        <w:t xml:space="preserve">      role: "Swordsman",</w:t>
+      </w:r>
+      <w:r>
+        <w:br/>
+        <w:t xml:space="preserve">      age: "21",</w:t>
+      </w:r>
+      <w:r>
+        <w:br/>
+        <w:t xml:space="preserve">      gender: "Male",</w:t>
+      </w:r>
+      <w:r>
+        <w:br/>
+        <w:t xml:space="preserve">      description: "Master of Three-Sword Style.",</w:t>
+      </w:r>
+      <w:r>
+        <w:br/>
+        <w:t xml:space="preserve">      image: "assets/</w:t>
+      </w:r>
+      <w:proofErr w:type="spellStart"/>
+      <w:r>
+        <w:t>img</w:t>
+      </w:r>
+      <w:proofErr w:type="spellEnd"/>
+      <w:r>
+        <w:t>/zoro_wanted_poster.png",</w:t>
+      </w:r>
+      <w:r>
+        <w:br/>
+        <w:t xml:space="preserve">    ),</w:t>
+      </w:r>
+      <w:r>
+        <w:br/>
+        <w:t xml:space="preserve">    </w:t>
+      </w:r>
+      <w:proofErr w:type="spellStart"/>
+      <w:r>
+        <w:t>StrawHat</w:t>
+      </w:r>
+      <w:proofErr w:type="spellEnd"/>
+      <w:r>
+        <w:t>(</w:t>
+      </w:r>
+      <w:r>
+        <w:br/>
+        <w:t xml:space="preserve">      </w:t>
+      </w:r>
+      <w:proofErr w:type="spellStart"/>
+      <w:r>
+        <w:t>fullName</w:t>
+      </w:r>
+      <w:proofErr w:type="spellEnd"/>
+      <w:r>
+        <w:t>: "Nami",</w:t>
+      </w:r>
+      <w:r>
+        <w:br/>
+        <w:t xml:space="preserve">      alias: "Cat Burglar",</w:t>
+      </w:r>
+      <w:r>
+        <w:br/>
+        <w:t xml:space="preserve">      role: "Navigator",</w:t>
+      </w:r>
+      <w:r>
+        <w:br/>
+        <w:t xml:space="preserve">      age: "20",</w:t>
+      </w:r>
+      <w:r>
+        <w:br/>
+        <w:t xml:space="preserve">      gender: "Female",</w:t>
+      </w:r>
+      <w:r>
+        <w:br/>
+        <w:t xml:space="preserve">      description: "Expert navigator and weather specialist.",</w:t>
+      </w:r>
+      <w:r>
+        <w:br/>
+        <w:t xml:space="preserve">      image: </w:t>
+      </w:r>
+      <w:r>
+        <w:lastRenderedPageBreak/>
+        <w:t>"assets/</w:t>
+      </w:r>
+      <w:proofErr w:type="spellStart"/>
+      <w:r>
+        <w:t>img</w:t>
+      </w:r>
+      <w:proofErr w:type="spellEnd"/>
+      <w:r>
+        <w:t>/nami_wanted_poster.png",</w:t>
+      </w:r>
+      <w:r>
+        <w:br/>
+        <w:t xml:space="preserve">    ),</w:t>
+      </w:r>
+      <w:r>
+        <w:br/>
+        <w:t xml:space="preserve">    </w:t>
+      </w:r>
+      <w:proofErr w:type="spellStart"/>
+      <w:r>
+        <w:t>StrawHat</w:t>
+      </w:r>
+      <w:proofErr w:type="spellEnd"/>
+      <w:r>
+        <w:t>(</w:t>
+      </w:r>
+      <w:r>
+        <w:br/>
+        <w:t xml:space="preserve">      </w:t>
+      </w:r>
+      <w:proofErr w:type="spellStart"/>
+      <w:r>
+        <w:t>fullName</w:t>
+      </w:r>
+      <w:proofErr w:type="spellEnd"/>
+      <w:r>
+        <w:t>: "</w:t>
+      </w:r>
+      <w:proofErr w:type="spellStart"/>
+      <w:r>
+        <w:t>Usopp</w:t>
+      </w:r>
+      <w:proofErr w:type="spellEnd"/>
+      <w:r>
+        <w:t>",</w:t>
+      </w:r>
+      <w:r>
+        <w:br/>
+        <w:t xml:space="preserve">      alias: "God </w:t>
+      </w:r>
+      <w:proofErr w:type="spellStart"/>
+      <w:r>
+        <w:t>Usopp</w:t>
+      </w:r>
+      <w:proofErr w:type="spellEnd"/>
+      <w:r>
+        <w:t>",</w:t>
+      </w:r>
+      <w:r>
+        <w:br/>
+        <w:t xml:space="preserve">      role: "Sniper",</w:t>
+      </w:r>
+      <w:r>
+        <w:br/>
+        <w:t xml:space="preserve">      age: "19",</w:t>
+      </w:r>
+      <w:r>
+        <w:br/>
+        <w:t xml:space="preserve">      gender: "Male",</w:t>
+      </w:r>
+      <w:r>
+        <w:br/>
+        <w:t xml:space="preserve">      description: "Sharpshooter and brave warrior of the sea.",</w:t>
+      </w:r>
+      <w:r>
+        <w:br/>
+        <w:t xml:space="preserve">      image: "assets/</w:t>
+      </w:r>
+      <w:proofErr w:type="spellStart"/>
+      <w:r>
+        <w:t>img</w:t>
+      </w:r>
+      <w:proofErr w:type="spellEnd"/>
+      <w:r>
+        <w:t>/usopp_wanted_poster.png",</w:t>
+      </w:r>
+      <w:r>
+        <w:br/>
+        <w:t xml:space="preserve">    ),</w:t>
+      </w:r>
+      <w:r>
+        <w:br/>
+        <w:t xml:space="preserve">    </w:t>
+      </w:r>
+      <w:proofErr w:type="spellStart"/>
+      <w:r>
+        <w:t>StrawHat</w:t>
+      </w:r>
+      <w:proofErr w:type="spellEnd"/>
+      <w:r>
+        <w:t>(</w:t>
+      </w:r>
+      <w:r>
+        <w:br/>
+        <w:t xml:space="preserve">      </w:t>
+      </w:r>
+      <w:proofErr w:type="spellStart"/>
+      <w:r>
+        <w:t>fullName</w:t>
+      </w:r>
+      <w:proofErr w:type="spellEnd"/>
+      <w:r>
+        <w:t>: "</w:t>
+      </w:r>
+      <w:proofErr w:type="spellStart"/>
+      <w:r>
+        <w:t>Sanji</w:t>
+      </w:r>
+      <w:proofErr w:type="spellEnd"/>
+      <w:r>
+        <w:t>",</w:t>
+      </w:r>
+      <w:r>
+        <w:br/>
+        <w:t xml:space="preserve">      alias: "Black Leg",</w:t>
+      </w:r>
+      <w:r>
+        <w:br/>
+        <w:t xml:space="preserve">      role: "Cook",</w:t>
+      </w:r>
+      <w:r>
+        <w:br/>
+        <w:t xml:space="preserve">      age: "21",</w:t>
+      </w:r>
+      <w:r>
+        <w:br/>
+        <w:t xml:space="preserve">      gender: "Male",</w:t>
+      </w:r>
+      <w:r>
+        <w:br/>
+        <w:t xml:space="preserve">      description: "Martial artist and master chef.",</w:t>
+      </w:r>
+      <w:r>
+        <w:br/>
+        <w:t xml:space="preserve">      image: "assets/</w:t>
+      </w:r>
+      <w:proofErr w:type="spellStart"/>
+      <w:r>
+        <w:t>img</w:t>
+      </w:r>
+      <w:proofErr w:type="spellEnd"/>
+      <w:r>
+        <w:t>/sanji_wanted_poster.png",</w:t>
+      </w:r>
+      <w:r>
+        <w:br/>
+        <w:t xml:space="preserve">    ),</w:t>
+      </w:r>
+      <w:r>
+        <w:br/>
+        <w:t xml:space="preserve">    </w:t>
+      </w:r>
+      <w:proofErr w:type="spellStart"/>
+      <w:r>
+        <w:t>StrawHat</w:t>
+      </w:r>
+      <w:proofErr w:type="spellEnd"/>
+      <w:r>
+        <w:t>(</w:t>
+      </w:r>
+      <w:r>
+        <w:br/>
+        <w:t xml:space="preserve">      </w:t>
+      </w:r>
+      <w:proofErr w:type="spellStart"/>
+      <w:r>
+        <w:t>fullName</w:t>
+      </w:r>
+      <w:proofErr w:type="spellEnd"/>
+      <w:r>
+        <w:t xml:space="preserve">: "Tony </w:t>
+      </w:r>
+      <w:proofErr w:type="spellStart"/>
+      <w:r>
+        <w:t>Tony</w:t>
+      </w:r>
+      <w:proofErr w:type="spellEnd"/>
+      <w:r>
+        <w:t xml:space="preserve"> Chopper",</w:t>
+      </w:r>
+      <w:r>
+        <w:br/>
+        <w:t xml:space="preserve">      alias: "Cotton Candy Lover",</w:t>
+      </w:r>
+      <w:r>
+        <w:br/>
+        <w:t xml:space="preserve">      role: "Doctor",</w:t>
+      </w:r>
+      <w:r>
+        <w:br/>
+        <w:t xml:space="preserve">      age: "17",</w:t>
+      </w:r>
+      <w:r>
+        <w:br/>
+        <w:t xml:space="preserve">      gender: "Male",</w:t>
+      </w:r>
+      <w:r>
+        <w:br/>
+        <w:t xml:space="preserve">      description: "Reindeer with human-human fruit powers.",</w:t>
+      </w:r>
+      <w:r>
+        <w:br/>
+        <w:t xml:space="preserve">      image: "assets/</w:t>
+      </w:r>
+      <w:proofErr w:type="spellStart"/>
+      <w:r>
+        <w:t>img</w:t>
+      </w:r>
+      <w:proofErr w:type="spellEnd"/>
+      <w:r>
+        <w:t>/chopper_wanted_poster.png",</w:t>
+      </w:r>
+      <w:r>
+        <w:br/>
+        <w:t xml:space="preserve">    ),</w:t>
+      </w:r>
+      <w:r>
+        <w:br/>
+        <w:t xml:space="preserve">    </w:t>
+      </w:r>
+      <w:proofErr w:type="spellStart"/>
+      <w:r>
+        <w:t>StrawHat</w:t>
+      </w:r>
+      <w:proofErr w:type="spellEnd"/>
+      <w:r>
+        <w:t>(</w:t>
+      </w:r>
+      <w:r>
+        <w:br/>
+        <w:t xml:space="preserve">      </w:t>
+      </w:r>
+      <w:proofErr w:type="spellStart"/>
+      <w:r>
+        <w:t>fullName</w:t>
+      </w:r>
+      <w:proofErr w:type="spellEnd"/>
+      <w:r>
+        <w:t>: "Nico Robin",</w:t>
+      </w:r>
+      <w:r>
+        <w:br/>
+        <w:t xml:space="preserve">      alias: "Devil Child",</w:t>
+      </w:r>
+      <w:r>
+        <w:br/>
+        <w:t xml:space="preserve">      role: "Archaeologist",</w:t>
+      </w:r>
+      <w:r>
+        <w:br/>
+        <w:t xml:space="preserve">      age: "30",</w:t>
+      </w:r>
+      <w:r>
+        <w:br/>
+        <w:t xml:space="preserve">      gender: "Female",</w:t>
+      </w:r>
+      <w:r>
+        <w:br/>
+        <w:t xml:space="preserve">      description: "Can sprout body parts anywhere.",</w:t>
+      </w:r>
+      <w:r>
+        <w:br/>
+        <w:t xml:space="preserve">      image: "assets/</w:t>
+      </w:r>
+      <w:proofErr w:type="spellStart"/>
+      <w:r>
+        <w:t>img</w:t>
+      </w:r>
+      <w:proofErr w:type="spellEnd"/>
+      <w:r>
+        <w:t>/robin_wanted_poster.png",</w:t>
+      </w:r>
+      <w:r>
+        <w:br/>
+        <w:t xml:space="preserve">    ),</w:t>
+      </w:r>
+      <w:r>
+        <w:br/>
+        <w:t xml:space="preserve">    </w:t>
+      </w:r>
+      <w:proofErr w:type="spellStart"/>
+      <w:r>
+        <w:t>StrawHat</w:t>
+      </w:r>
+      <w:proofErr w:type="spellEnd"/>
+      <w:r>
+        <w:t>(</w:t>
+      </w:r>
+      <w:r>
+        <w:br/>
+        <w:t xml:space="preserve">      </w:t>
+      </w:r>
+      <w:proofErr w:type="spellStart"/>
+      <w:r>
+        <w:t>fullName</w:t>
+      </w:r>
+      <w:proofErr w:type="spellEnd"/>
+      <w:r>
+        <w:t>: "Franky",</w:t>
+      </w:r>
+      <w:r>
+        <w:br/>
+        <w:t xml:space="preserve">      alias: "Cyborg",</w:t>
+      </w:r>
+      <w:r>
+        <w:br/>
+        <w:t xml:space="preserve">      role: "Shipwright",</w:t>
+      </w:r>
+      <w:r>
+        <w:br/>
+        <w:t xml:space="preserve">      age: "36",</w:t>
+      </w:r>
+      <w:r>
+        <w:br/>
+        <w:t xml:space="preserve">      gender: "Male",</w:t>
+      </w:r>
+      <w:r>
+        <w:br/>
+        <w:t xml:space="preserve">      description: "Super cyborg shipbuilder.",</w:t>
+      </w:r>
+      <w:r>
+        <w:br/>
+        <w:t xml:space="preserve">      image: "assets/</w:t>
+      </w:r>
+      <w:proofErr w:type="spellStart"/>
+      <w:r>
+        <w:t>img</w:t>
+      </w:r>
+      <w:proofErr w:type="spellEnd"/>
+      <w:r>
+        <w:t>/franky_wanted_poster.png",</w:t>
+      </w:r>
+      <w:r>
+        <w:br/>
+        <w:t xml:space="preserve">    ),</w:t>
+      </w:r>
+      <w:r>
+        <w:br/>
+      </w:r>
+      <w:r>
+        <w:t xml:space="preserve">    </w:t>
+      </w:r>
+      <w:proofErr w:type="spellStart"/>
+      <w:r>
+        <w:t>StrawHat</w:t>
+      </w:r>
+      <w:proofErr w:type="spellEnd"/>
+      <w:r>
+        <w:t>(</w:t>
+      </w:r>
+      <w:r>
+        <w:br/>
+        <w:t xml:space="preserve">      </w:t>
+      </w:r>
+      <w:proofErr w:type="spellStart"/>
+      <w:r>
+        <w:t>fullName</w:t>
+      </w:r>
+      <w:proofErr w:type="spellEnd"/>
+      <w:r>
+        <w:t>: "Brook",</w:t>
+      </w:r>
+      <w:r>
+        <w:br/>
+        <w:t xml:space="preserve">      alias: "Soul King",</w:t>
+      </w:r>
+      <w:r>
+        <w:br/>
+        <w:t xml:space="preserve">      role: "Musician",</w:t>
+      </w:r>
+      <w:r>
+        <w:br/>
+        <w:t xml:space="preserve">      age: "90",</w:t>
+      </w:r>
+      <w:r>
+        <w:br/>
+        <w:t xml:space="preserve">      gender: "Male",</w:t>
+      </w:r>
+      <w:r>
+        <w:br/>
+        <w:t xml:space="preserve">      description: "Living skeleton musician.",</w:t>
+      </w:r>
+      <w:r>
+        <w:br/>
+        <w:t xml:space="preserve">      image: "assets/</w:t>
+      </w:r>
+      <w:proofErr w:type="spellStart"/>
+      <w:r>
+        <w:t>img</w:t>
+      </w:r>
+      <w:proofErr w:type="spellEnd"/>
+      <w:r>
+        <w:t>/brook_wanted_poster.png",</w:t>
+      </w:r>
+      <w:r>
+        <w:br/>
+        <w:t xml:space="preserve">    ),</w:t>
+      </w:r>
+      <w:r>
+        <w:br/>
+        <w:t xml:space="preserve">    </w:t>
+      </w:r>
+      <w:proofErr w:type="spellStart"/>
+      <w:r>
+        <w:t>StrawHat</w:t>
+      </w:r>
+      <w:proofErr w:type="spellEnd"/>
+      <w:r>
+        <w:t>(</w:t>
+      </w:r>
+      <w:r>
+        <w:br/>
+        <w:t xml:space="preserve">      </w:t>
+      </w:r>
+      <w:proofErr w:type="spellStart"/>
+      <w:r>
+        <w:t>fullName</w:t>
+      </w:r>
+      <w:proofErr w:type="spellEnd"/>
+      <w:r>
+        <w:t>: "</w:t>
+      </w:r>
+      <w:proofErr w:type="spellStart"/>
+      <w:r>
+        <w:t>Jinbe</w:t>
+      </w:r>
+      <w:proofErr w:type="spellEnd"/>
+      <w:r>
+        <w:t>",</w:t>
+      </w:r>
+      <w:r>
+        <w:br/>
+        <w:t xml:space="preserve">      alias: "Knight of the Sea",</w:t>
+      </w:r>
+      <w:r>
+        <w:br/>
+        <w:t xml:space="preserve">      role: "Helmsman",</w:t>
+      </w:r>
+      <w:r>
+        <w:br/>
+        <w:t xml:space="preserve">      age: "46",</w:t>
+      </w:r>
+      <w:r>
+        <w:br/>
+        <w:t xml:space="preserve">      gender: "Male",</w:t>
+      </w:r>
+      <w:r>
+        <w:br/>
+        <w:t xml:space="preserve">      description: "Former Warlord of the Sea and master of Fish-Man Karate. A loyal and </w:t>
+      </w:r>
+      <w:proofErr w:type="spellStart"/>
+      <w:r>
+        <w:t>honorable</w:t>
+      </w:r>
+      <w:proofErr w:type="spellEnd"/>
+      <w:r>
+        <w:t xml:space="preserve"> helmsman of the Straw Hat Pirates.",</w:t>
+      </w:r>
+      <w:r>
+        <w:br/>
+        <w:t xml:space="preserve">      image: "assets/</w:t>
+      </w:r>
+      <w:proofErr w:type="spellStart"/>
+      <w:r>
+        <w:t>img</w:t>
+      </w:r>
+      <w:proofErr w:type="spellEnd"/>
+      <w:r>
+        <w:t>/jinbe_wanted_poster.png",</w:t>
+      </w:r>
+      <w:r>
+        <w:br/>
+        <w:t xml:space="preserve">    ),</w:t>
+      </w:r>
+      <w:r>
+        <w:br/>
+        <w:t xml:space="preserve">  ];</w:t>
+      </w:r>
+      <w:r>
+        <w:br/>
+      </w:r>
+      <w:r>
+        <w:br/>
+        <w:t xml:space="preserve">  @override</w:t>
+      </w:r>
+      <w:r>
+        <w:br/>
+        <w:t xml:space="preserve">  Widget build(</w:t>
+      </w:r>
+      <w:proofErr w:type="spellStart"/>
+      <w:r>
+        <w:t>BuildContext</w:t>
+      </w:r>
+      <w:proofErr w:type="spellEnd"/>
+      <w:r>
+        <w:t xml:space="preserve"> context) {</w:t>
+      </w:r>
+      <w:r>
+        <w:br/>
+        <w:t xml:space="preserve">    return Scaffold(</w:t>
+      </w:r>
+      <w:r>
+        <w:br/>
+        <w:t xml:space="preserve">      </w:t>
+      </w:r>
+      <w:proofErr w:type="spellStart"/>
+      <w:r>
+        <w:t>backgroundColor</w:t>
+      </w:r>
+      <w:proofErr w:type="spellEnd"/>
+      <w:r>
+        <w:t xml:space="preserve">: </w:t>
+      </w:r>
+      <w:proofErr w:type="spellStart"/>
+      <w:r>
+        <w:t>Colors.</w:t>
+      </w:r>
+      <w:r>
+        <w:rPr>
+          <w:i/>
+          <w:iCs/>
+        </w:rPr>
+        <w:t>brown</w:t>
+      </w:r>
+      <w:proofErr w:type="spellEnd"/>
+      <w:r>
+        <w:t>[200],</w:t>
+      </w:r>
+      <w:r>
+        <w:br/>
+        <w:t xml:space="preserve">      </w:t>
+      </w:r>
+      <w:proofErr w:type="spellStart"/>
+      <w:r>
+        <w:t>appBar</w:t>
+      </w:r>
+      <w:proofErr w:type="spellEnd"/>
+      <w:r>
+        <w:t xml:space="preserve">: </w:t>
+      </w:r>
+      <w:proofErr w:type="spellStart"/>
+      <w:r>
+        <w:t>AppBar</w:t>
+      </w:r>
+      <w:proofErr w:type="spellEnd"/>
+      <w:r>
+        <w:t>(</w:t>
+      </w:r>
+      <w:r>
+        <w:br/>
+        <w:t xml:space="preserve">        title: </w:t>
+      </w:r>
+      <w:proofErr w:type="spellStart"/>
+      <w:r>
+        <w:t>const</w:t>
+      </w:r>
+      <w:proofErr w:type="spellEnd"/>
+      <w:r>
+        <w:t xml:space="preserve"> Text("Straw Hat Pirates"),</w:t>
+      </w:r>
+      <w:r>
+        <w:br/>
+        <w:t xml:space="preserve">        </w:t>
+      </w:r>
+      <w:proofErr w:type="spellStart"/>
+      <w:r>
+        <w:t>centerTitle</w:t>
+      </w:r>
+      <w:proofErr w:type="spellEnd"/>
+      <w:r>
+        <w:t>: true,</w:t>
+      </w:r>
+      <w:r>
+        <w:br/>
+        <w:t xml:space="preserve">        </w:t>
+      </w:r>
+      <w:proofErr w:type="spellStart"/>
+      <w:r>
+        <w:t>backgroundColor</w:t>
+      </w:r>
+      <w:proofErr w:type="spellEnd"/>
+      <w:r>
+        <w:t xml:space="preserve">: </w:t>
+      </w:r>
+      <w:proofErr w:type="spellStart"/>
+      <w:r>
+        <w:t>Colors.</w:t>
+      </w:r>
+      <w:r>
+        <w:rPr>
+          <w:i/>
+          <w:iCs/>
+        </w:rPr>
+        <w:t>red</w:t>
+      </w:r>
+      <w:proofErr w:type="spellEnd"/>
+      <w:r>
+        <w:t>,</w:t>
+      </w:r>
+      <w:r>
+        <w:br/>
+        <w:t xml:space="preserve">      ),</w:t>
+      </w:r>
+      <w:r>
+        <w:br/>
+        <w:t xml:space="preserve">      body: Padding(</w:t>
+      </w:r>
+      <w:r>
+        <w:br/>
+        <w:t xml:space="preserve">        padding: </w:t>
+      </w:r>
+      <w:proofErr w:type="spellStart"/>
+      <w:r>
+        <w:t>const</w:t>
+      </w:r>
+      <w:proofErr w:type="spellEnd"/>
+      <w:r>
+        <w:t xml:space="preserve"> </w:t>
+      </w:r>
+      <w:proofErr w:type="spellStart"/>
+      <w:r>
+        <w:t>EdgeInsets.all</w:t>
+      </w:r>
+      <w:proofErr w:type="spellEnd"/>
+      <w:r>
+        <w:t>(12.0),</w:t>
+      </w:r>
+      <w:r>
+        <w:br/>
+        <w:t xml:space="preserve">        child: Column(</w:t>
+      </w:r>
+      <w:r>
+        <w:br/>
+        <w:t xml:space="preserve">          children: [</w:t>
+      </w:r>
+      <w:r>
+        <w:br/>
+        <w:t xml:space="preserve">            </w:t>
+      </w:r>
+      <w:r>
+        <w:rPr>
+          <w:i/>
+          <w:iCs/>
+        </w:rPr>
+        <w:t>// Header Section</w:t>
+      </w:r>
+      <w:r>
+        <w:rPr>
+          <w:i/>
+          <w:iCs/>
+        </w:rPr>
+        <w:br/>
+        <w:t xml:space="preserve">            </w:t>
+      </w:r>
+      <w:r>
+        <w:t>Container(</w:t>
+      </w:r>
+      <w:r>
+        <w:br/>
+        <w:t xml:space="preserve">              padding: </w:t>
+      </w:r>
+      <w:proofErr w:type="spellStart"/>
+      <w:r>
+        <w:t>const</w:t>
+      </w:r>
+      <w:proofErr w:type="spellEnd"/>
+      <w:r>
+        <w:t xml:space="preserve"> </w:t>
+      </w:r>
+      <w:proofErr w:type="spellStart"/>
+      <w:r>
+        <w:t>EdgeInsets.all</w:t>
+      </w:r>
+      <w:proofErr w:type="spellEnd"/>
+      <w:r>
+        <w:t>(16),</w:t>
+      </w:r>
+      <w:r>
+        <w:br/>
+        <w:t xml:space="preserve">              decoration: </w:t>
+      </w:r>
+      <w:proofErr w:type="spellStart"/>
+      <w:r>
+        <w:t>BoxDecoration</w:t>
+      </w:r>
+      <w:proofErr w:type="spellEnd"/>
+      <w:r>
+        <w:t>(</w:t>
+      </w:r>
+      <w:r>
+        <w:br/>
+        <w:t xml:space="preserve">                </w:t>
+      </w:r>
+      <w:proofErr w:type="spellStart"/>
+      <w:r>
+        <w:t>color</w:t>
+      </w:r>
+      <w:proofErr w:type="spellEnd"/>
+      <w:r>
+        <w:t xml:space="preserve">: </w:t>
+      </w:r>
+      <w:proofErr w:type="spellStart"/>
+      <w:r>
+        <w:t>Colors.</w:t>
+      </w:r>
+      <w:r>
+        <w:rPr>
+          <w:i/>
+          <w:iCs/>
+        </w:rPr>
+        <w:t>orange</w:t>
+      </w:r>
+      <w:proofErr w:type="spellEnd"/>
+      <w:r>
+        <w:t>[200],</w:t>
+      </w:r>
+      <w:r>
+        <w:br/>
+        <w:t xml:space="preserve">                </w:t>
+      </w:r>
+      <w:proofErr w:type="spellStart"/>
+      <w:r>
+        <w:t>borderRadius</w:t>
+      </w:r>
+      <w:proofErr w:type="spellEnd"/>
+      <w:r>
+        <w:t xml:space="preserve">: </w:t>
+      </w:r>
+      <w:proofErr w:type="spellStart"/>
+      <w:r>
+        <w:t>BorderRadius.circular</w:t>
+      </w:r>
+      <w:proofErr w:type="spellEnd"/>
+      <w:r>
+        <w:t>(12),</w:t>
+      </w:r>
+      <w:r>
+        <w:br/>
+        <w:t xml:space="preserve">              ),</w:t>
+      </w:r>
+      <w:r>
+        <w:br/>
+        <w:t xml:space="preserve">              child: </w:t>
+      </w:r>
+      <w:proofErr w:type="spellStart"/>
+      <w:r>
+        <w:t>const</w:t>
+      </w:r>
+      <w:proofErr w:type="spellEnd"/>
+      <w:r>
+        <w:t xml:space="preserve"> Row(</w:t>
+      </w:r>
+      <w:r>
+        <w:br/>
+        <w:t xml:space="preserve">                children: [</w:t>
+      </w:r>
+      <w:r>
+        <w:br/>
+        <w:t xml:space="preserve">                  Expanded(</w:t>
+      </w:r>
+      <w:r>
+        <w:br/>
+        <w:t xml:space="preserve">                    child: Text(</w:t>
+      </w:r>
+      <w:r>
+        <w:br/>
+        <w:t xml:space="preserve">                      "Wanted Posters",</w:t>
+      </w:r>
+      <w:r>
+        <w:br/>
+        <w:t xml:space="preserve">                      style: </w:t>
+      </w:r>
+      <w:proofErr w:type="spellStart"/>
+      <w:r>
+        <w:t>TextStyle</w:t>
+      </w:r>
+      <w:proofErr w:type="spellEnd"/>
+      <w:r>
+        <w:t>(</w:t>
+      </w:r>
+      <w:r>
+        <w:br/>
+      </w:r>
+      <w:r>
+        <w:lastRenderedPageBreak/>
+        <w:t xml:space="preserve">                        </w:t>
+      </w:r>
+      <w:proofErr w:type="spellStart"/>
+      <w:r>
+        <w:t>fontSize</w:t>
+      </w:r>
+      <w:proofErr w:type="spellEnd"/>
+      <w:r>
+        <w:t>: 22,</w:t>
+      </w:r>
+      <w:r>
+        <w:br/>
+        <w:t xml:space="preserve">                        </w:t>
+      </w:r>
+      <w:proofErr w:type="spellStart"/>
+      <w:r>
+        <w:t>fontWeight</w:t>
+      </w:r>
+      <w:proofErr w:type="spellEnd"/>
+      <w:r>
+        <w:t xml:space="preserve">: </w:t>
+      </w:r>
+      <w:proofErr w:type="spellStart"/>
+      <w:r>
+        <w:t>FontWeight.</w:t>
+      </w:r>
+      <w:r>
+        <w:rPr>
+          <w:i/>
+          <w:iCs/>
+        </w:rPr>
+        <w:t>bold</w:t>
+      </w:r>
+      <w:proofErr w:type="spellEnd"/>
+      <w:r>
+        <w:t>,</w:t>
+      </w:r>
+      <w:r>
+        <w:br/>
+        <w:t xml:space="preserve">                      ),</w:t>
+      </w:r>
+      <w:r>
+        <w:br/>
+        <w:t xml:space="preserve">                    ),</w:t>
+      </w:r>
+      <w:r>
+        <w:br/>
+        <w:t xml:space="preserve">                  ),</w:t>
+      </w:r>
+      <w:r>
+        <w:br/>
+        <w:t xml:space="preserve">                  Icon(</w:t>
+      </w:r>
+      <w:proofErr w:type="spellStart"/>
+      <w:r>
+        <w:t>Icons.</w:t>
+      </w:r>
+      <w:r>
+        <w:rPr>
+          <w:i/>
+          <w:iCs/>
+        </w:rPr>
+        <w:t>local_fire_department</w:t>
+      </w:r>
+      <w:proofErr w:type="spellEnd"/>
+      <w:r>
+        <w:t>, size: 28),</w:t>
+      </w:r>
+      <w:r>
+        <w:br/>
+        <w:t xml:space="preserve">                ],</w:t>
+      </w:r>
+      <w:r>
+        <w:br/>
+        <w:t xml:space="preserve">              ),</w:t>
+      </w:r>
+      <w:r>
+        <w:br/>
+        <w:t xml:space="preserve">            ),</w:t>
+      </w:r>
+      <w:r>
+        <w:br/>
+        <w:t xml:space="preserve">            </w:t>
+      </w:r>
+      <w:proofErr w:type="spellStart"/>
+      <w:r>
+        <w:t>const</w:t>
+      </w:r>
+      <w:proofErr w:type="spellEnd"/>
+      <w:r>
+        <w:t xml:space="preserve"> </w:t>
+      </w:r>
+      <w:proofErr w:type="spellStart"/>
+      <w:r>
+        <w:t>SizedBox</w:t>
+      </w:r>
+      <w:proofErr w:type="spellEnd"/>
+      <w:r>
+        <w:t>(height: 16),</w:t>
+      </w:r>
+      <w:r>
+        <w:br/>
+      </w:r>
+      <w:r>
+        <w:br/>
+        <w:t xml:space="preserve">            </w:t>
+      </w:r>
+      <w:r>
+        <w:rPr>
+          <w:i/>
+          <w:iCs/>
+        </w:rPr>
+        <w:t>// Grid Section</w:t>
+      </w:r>
+      <w:r>
+        <w:rPr>
+          <w:i/>
+          <w:iCs/>
+        </w:rPr>
+        <w:br/>
+        <w:t xml:space="preserve">            </w:t>
+      </w:r>
+      <w:r>
+        <w:t>Expanded(</w:t>
+      </w:r>
+      <w:r>
+        <w:br/>
+        <w:t xml:space="preserve">              child: </w:t>
+      </w:r>
+      <w:proofErr w:type="spellStart"/>
+      <w:r>
+        <w:t>GridView.builder</w:t>
+      </w:r>
+      <w:proofErr w:type="spellEnd"/>
+      <w:r>
+        <w:t>(</w:t>
+      </w:r>
+      <w:r>
+        <w:br/>
+        <w:t xml:space="preserve">                </w:t>
+      </w:r>
+      <w:proofErr w:type="spellStart"/>
+      <w:r>
+        <w:t>itemCount</w:t>
+      </w:r>
+      <w:proofErr w:type="spellEnd"/>
+      <w:r>
+        <w:t xml:space="preserve">: </w:t>
+      </w:r>
+      <w:proofErr w:type="spellStart"/>
+      <w:r>
+        <w:t>crew.length</w:t>
+      </w:r>
+      <w:proofErr w:type="spellEnd"/>
+      <w:r>
+        <w:t>,</w:t>
+      </w:r>
+      <w:r>
+        <w:br/>
+        <w:t xml:space="preserve">                </w:t>
+      </w:r>
+      <w:proofErr w:type="spellStart"/>
+      <w:r>
+        <w:t>gridDelegate</w:t>
+      </w:r>
+      <w:proofErr w:type="spellEnd"/>
+      <w:r>
+        <w:t>:</w:t>
+      </w:r>
+      <w:r>
+        <w:br/>
+        <w:t xml:space="preserve">                </w:t>
+      </w:r>
+      <w:proofErr w:type="spellStart"/>
+      <w:r>
+        <w:t>const</w:t>
+      </w:r>
+      <w:proofErr w:type="spellEnd"/>
+      <w:r>
+        <w:t xml:space="preserve"> </w:t>
+      </w:r>
+      <w:proofErr w:type="spellStart"/>
+      <w:r>
+        <w:t>SliverGridDelegateWithFixedCrossAxisCount</w:t>
+      </w:r>
+      <w:proofErr w:type="spellEnd"/>
+      <w:r>
+        <w:t>(</w:t>
+      </w:r>
+      <w:r>
+        <w:br/>
+        <w:t xml:space="preserve">                  </w:t>
+      </w:r>
+      <w:proofErr w:type="spellStart"/>
+      <w:r>
+        <w:t>crossAxisCount</w:t>
+      </w:r>
+      <w:proofErr w:type="spellEnd"/>
+      <w:r>
+        <w:t xml:space="preserve">: 5, </w:t>
+      </w:r>
+      <w:r>
+        <w:rPr>
+          <w:i/>
+          <w:iCs/>
+        </w:rPr>
+        <w:t>// 5 columns</w:t>
+      </w:r>
+      <w:r>
+        <w:rPr>
+          <w:i/>
+          <w:iCs/>
+        </w:rPr>
+        <w:br/>
+        <w:t xml:space="preserve">                  </w:t>
+      </w:r>
+      <w:proofErr w:type="spellStart"/>
+      <w:r>
+        <w:t>crossAxisSpacing</w:t>
+      </w:r>
+      <w:proofErr w:type="spellEnd"/>
+      <w:r>
+        <w:t>: 8,</w:t>
+      </w:r>
+      <w:r>
+        <w:br/>
+        <w:t xml:space="preserve">                  </w:t>
+      </w:r>
+      <w:proofErr w:type="spellStart"/>
+      <w:r>
+        <w:t>mainAxisSpacing</w:t>
+      </w:r>
+      <w:proofErr w:type="spellEnd"/>
+      <w:r>
+        <w:t>: 8,</w:t>
+      </w:r>
+      <w:r>
+        <w:br/>
+        <w:t xml:space="preserve">                ),</w:t>
+      </w:r>
+      <w:r>
+        <w:br/>
+        <w:t xml:space="preserve">                </w:t>
+      </w:r>
+      <w:proofErr w:type="spellStart"/>
+      <w:r>
+        <w:t>itemBuilder</w:t>
+      </w:r>
+      <w:proofErr w:type="spellEnd"/>
+      <w:r>
+        <w:t>: (context, index) {</w:t>
+      </w:r>
+      <w:r>
+        <w:br/>
+        <w:t xml:space="preserve">                  final member = crew[index];</w:t>
+      </w:r>
+      <w:r>
+        <w:br/>
+        <w:t xml:space="preserve">                  return </w:t>
+      </w:r>
+      <w:proofErr w:type="spellStart"/>
+      <w:r>
+        <w:t>GestureDetector</w:t>
+      </w:r>
+      <w:proofErr w:type="spellEnd"/>
+      <w:r>
+        <w:t>(</w:t>
+      </w:r>
+      <w:r>
+        <w:br/>
+        <w:t xml:space="preserve">                    </w:t>
+      </w:r>
+      <w:proofErr w:type="spellStart"/>
+      <w:r>
+        <w:t>onTap</w:t>
+      </w:r>
+      <w:proofErr w:type="spellEnd"/>
+      <w:r>
+        <w:t xml:space="preserve">: () =&gt; </w:t>
+      </w:r>
+      <w:proofErr w:type="spellStart"/>
+      <w:r>
+        <w:t>showDetails</w:t>
+      </w:r>
+      <w:proofErr w:type="spellEnd"/>
+      <w:r>
+        <w:t>(context, member),</w:t>
+      </w:r>
+      <w:r>
+        <w:br/>
+        <w:t xml:space="preserve">                    child: Container(</w:t>
+      </w:r>
+      <w:r>
+        <w:br/>
+        <w:t xml:space="preserve">                      decoration: </w:t>
+      </w:r>
+      <w:proofErr w:type="spellStart"/>
+      <w:r>
+        <w:t>BoxDecoration</w:t>
+      </w:r>
+      <w:proofErr w:type="spellEnd"/>
+      <w:r>
+        <w:t>(</w:t>
+      </w:r>
+      <w:r>
+        <w:br/>
+        <w:t xml:space="preserve">                        </w:t>
+      </w:r>
+      <w:proofErr w:type="spellStart"/>
+      <w:r>
+        <w:t>color</w:t>
+      </w:r>
+      <w:proofErr w:type="spellEnd"/>
+      <w:r>
+        <w:t xml:space="preserve">: </w:t>
+      </w:r>
+      <w:proofErr w:type="spellStart"/>
+      <w:r>
+        <w:t>Colors.</w:t>
+      </w:r>
+      <w:r>
+        <w:rPr>
+          <w:i/>
+          <w:iCs/>
+        </w:rPr>
+        <w:t>yellow</w:t>
+      </w:r>
+      <w:proofErr w:type="spellEnd"/>
+      <w:r>
+        <w:t>[100],</w:t>
+      </w:r>
+      <w:r>
+        <w:br/>
+        <w:t xml:space="preserve">                        </w:t>
+      </w:r>
+      <w:proofErr w:type="spellStart"/>
+      <w:r>
+        <w:t>borderRadius</w:t>
+      </w:r>
+      <w:proofErr w:type="spellEnd"/>
+      <w:r>
+        <w:t xml:space="preserve">: </w:t>
+      </w:r>
+      <w:proofErr w:type="spellStart"/>
+      <w:r>
+        <w:t>BorderRadius.circular</w:t>
+      </w:r>
+      <w:proofErr w:type="spellEnd"/>
+      <w:r>
+        <w:t>(8),</w:t>
+      </w:r>
+      <w:r>
+        <w:br/>
+        <w:t xml:space="preserve">                        border: </w:t>
+      </w:r>
+      <w:proofErr w:type="spellStart"/>
+      <w:r>
+        <w:t>Border.all</w:t>
+      </w:r>
+      <w:proofErr w:type="spellEnd"/>
+      <w:r>
+        <w:t>(</w:t>
+      </w:r>
+      <w:proofErr w:type="spellStart"/>
+      <w:r>
+        <w:t>color</w:t>
+      </w:r>
+      <w:proofErr w:type="spellEnd"/>
+      <w:r>
+        <w:t xml:space="preserve">: </w:t>
+      </w:r>
+      <w:proofErr w:type="spellStart"/>
+      <w:r>
+        <w:t>Colors.</w:t>
+      </w:r>
+      <w:r>
+        <w:rPr>
+          <w:i/>
+          <w:iCs/>
+        </w:rPr>
+        <w:t>brown</w:t>
+      </w:r>
+      <w:proofErr w:type="spellEnd"/>
+      <w:r>
+        <w:t>, width: 2),</w:t>
+      </w:r>
+      <w:r>
+        <w:br/>
+        <w:t xml:space="preserve">                      ),</w:t>
+      </w:r>
+      <w:r>
+        <w:br/>
+        <w:t xml:space="preserve">                      child: Column(</w:t>
+      </w:r>
+      <w:r>
+        <w:br/>
+        <w:t xml:space="preserve">                        children: [</w:t>
+      </w:r>
+      <w:r>
+        <w:br/>
+        <w:t xml:space="preserve">                          Expanded(</w:t>
+      </w:r>
+      <w:r>
+        <w:br/>
+        <w:t xml:space="preserve">                            child: </w:t>
+      </w:r>
+      <w:proofErr w:type="spellStart"/>
+      <w:r>
+        <w:t>Image.asset</w:t>
+      </w:r>
+      <w:proofErr w:type="spellEnd"/>
+      <w:r>
+        <w:t>(</w:t>
+      </w:r>
+      <w:r>
+        <w:br/>
+        <w:t xml:space="preserve">                              </w:t>
+      </w:r>
+      <w:proofErr w:type="spellStart"/>
+      <w:r>
+        <w:t>member.image</w:t>
+      </w:r>
+      <w:proofErr w:type="spellEnd"/>
+      <w:r>
+        <w:t>,</w:t>
+      </w:r>
+      <w:r>
+        <w:br/>
+        <w:t xml:space="preserve">                              fit: </w:t>
+      </w:r>
+      <w:proofErr w:type="spellStart"/>
+      <w:r>
+        <w:t>BoxFit.cover</w:t>
+      </w:r>
+      <w:proofErr w:type="spellEnd"/>
+      <w:r>
+        <w:t>,</w:t>
+      </w:r>
+      <w:r>
+        <w:br/>
+        <w:t xml:space="preserve">                            ),</w:t>
+      </w:r>
+      <w:r>
+        <w:br/>
+        <w:t xml:space="preserve">                          ),</w:t>
+      </w:r>
+      <w:r>
+        <w:br/>
+        <w:t xml:space="preserve">                          Padding(</w:t>
+      </w:r>
+      <w:r>
+        <w:br/>
+      </w:r>
+      <w:r>
+        <w:t xml:space="preserve">                            padding: </w:t>
+      </w:r>
+      <w:proofErr w:type="spellStart"/>
+      <w:r>
+        <w:t>const</w:t>
+      </w:r>
+      <w:proofErr w:type="spellEnd"/>
+      <w:r>
+        <w:t xml:space="preserve"> </w:t>
+      </w:r>
+      <w:proofErr w:type="spellStart"/>
+      <w:r>
+        <w:t>EdgeInsets.all</w:t>
+      </w:r>
+      <w:proofErr w:type="spellEnd"/>
+      <w:r>
+        <w:t>(4.0),</w:t>
+      </w:r>
+      <w:r>
+        <w:br/>
+        <w:t xml:space="preserve">                            child: Text(</w:t>
+      </w:r>
+      <w:r>
+        <w:br/>
+        <w:t xml:space="preserve">                              </w:t>
+      </w:r>
+      <w:proofErr w:type="spellStart"/>
+      <w:r>
+        <w:t>member.alias</w:t>
+      </w:r>
+      <w:proofErr w:type="spellEnd"/>
+      <w:r>
+        <w:t>,</w:t>
+      </w:r>
+      <w:r>
+        <w:br/>
+        <w:t xml:space="preserve">                              style: </w:t>
+      </w:r>
+      <w:proofErr w:type="spellStart"/>
+      <w:r>
+        <w:t>const</w:t>
+      </w:r>
+      <w:proofErr w:type="spellEnd"/>
+      <w:r>
+        <w:t xml:space="preserve"> </w:t>
+      </w:r>
+      <w:proofErr w:type="spellStart"/>
+      <w:r>
+        <w:t>TextStyle</w:t>
+      </w:r>
+      <w:proofErr w:type="spellEnd"/>
+      <w:r>
+        <w:t>(</w:t>
+      </w:r>
+      <w:r>
+        <w:br/>
+        <w:t xml:space="preserve">                                </w:t>
+      </w:r>
+      <w:proofErr w:type="spellStart"/>
+      <w:r>
+        <w:t>fontSize</w:t>
+      </w:r>
+      <w:proofErr w:type="spellEnd"/>
+      <w:r>
+        <w:t>: 12,</w:t>
+      </w:r>
+      <w:r>
+        <w:br/>
+        <w:t xml:space="preserve">                                </w:t>
+      </w:r>
+      <w:proofErr w:type="spellStart"/>
+      <w:r>
+        <w:t>fontWeight</w:t>
+      </w:r>
+      <w:proofErr w:type="spellEnd"/>
+      <w:r>
+        <w:t xml:space="preserve">: </w:t>
+      </w:r>
+      <w:proofErr w:type="spellStart"/>
+      <w:r>
+        <w:t>FontWeight.</w:t>
+      </w:r>
+      <w:r>
+        <w:rPr>
+          <w:i/>
+          <w:iCs/>
+        </w:rPr>
+        <w:t>bold</w:t>
+      </w:r>
+      <w:proofErr w:type="spellEnd"/>
+      <w:r>
+        <w:t>,</w:t>
+      </w:r>
+      <w:r>
+        <w:br/>
+        <w:t xml:space="preserve">                              ),</w:t>
+      </w:r>
+      <w:r>
+        <w:br/>
+        <w:t xml:space="preserve">                              </w:t>
+      </w:r>
+      <w:proofErr w:type="spellStart"/>
+      <w:r>
+        <w:t>textAlign</w:t>
+      </w:r>
+      <w:proofErr w:type="spellEnd"/>
+      <w:r>
+        <w:t xml:space="preserve">: </w:t>
+      </w:r>
+      <w:proofErr w:type="spellStart"/>
+      <w:r>
+        <w:t>TextAlign.center</w:t>
+      </w:r>
+      <w:proofErr w:type="spellEnd"/>
+      <w:r>
+        <w:t>,</w:t>
+      </w:r>
+      <w:r>
+        <w:br/>
+        <w:t xml:space="preserve">                            ),</w:t>
+      </w:r>
+      <w:r>
+        <w:br/>
+        <w:t xml:space="preserve">                          ),</w:t>
+      </w:r>
+      <w:r>
+        <w:br/>
+        <w:t xml:space="preserve">                        ],</w:t>
+      </w:r>
+      <w:r>
+        <w:br/>
+        <w:t xml:space="preserve">                      ),</w:t>
+      </w:r>
+      <w:r>
+        <w:br/>
+        <w:t xml:space="preserve">                    ),</w:t>
+      </w:r>
+      <w:r>
+        <w:br/>
+        <w:t xml:space="preserve">                  );</w:t>
+      </w:r>
+      <w:r>
+        <w:br/>
+        <w:t xml:space="preserve">                },</w:t>
+      </w:r>
+      <w:r>
+        <w:br/>
+        <w:t xml:space="preserve">              ),</w:t>
+      </w:r>
+      <w:r>
+        <w:br/>
+        <w:t xml:space="preserve">            ),</w:t>
+      </w:r>
+      <w:r>
+        <w:br/>
+        <w:t xml:space="preserve">          ],</w:t>
+      </w:r>
+      <w:r>
+        <w:br/>
+        <w:t xml:space="preserve">        ),</w:t>
+      </w:r>
+      <w:r>
+        <w:br/>
+        <w:t xml:space="preserve">      ),</w:t>
+      </w:r>
+      <w:r>
+        <w:br/>
+        <w:t xml:space="preserve">    );</w:t>
+      </w:r>
+      <w:r>
+        <w:br/>
+        <w:t xml:space="preserve">  }</w:t>
+      </w:r>
+      <w:r>
+        <w:br/>
+      </w:r>
+      <w:r>
+        <w:br/>
+        <w:t xml:space="preserve">  void </w:t>
+      </w:r>
+      <w:proofErr w:type="spellStart"/>
+      <w:r>
+        <w:t>showDetails</w:t>
+      </w:r>
+      <w:proofErr w:type="spellEnd"/>
+      <w:r>
+        <w:t>(</w:t>
+      </w:r>
+      <w:proofErr w:type="spellStart"/>
+      <w:r>
+        <w:t>BuildContext</w:t>
+      </w:r>
+      <w:proofErr w:type="spellEnd"/>
+      <w:r>
+        <w:t xml:space="preserve"> context, </w:t>
+      </w:r>
+      <w:proofErr w:type="spellStart"/>
+      <w:r>
+        <w:t>StrawHat</w:t>
+      </w:r>
+      <w:proofErr w:type="spellEnd"/>
+      <w:r>
+        <w:t xml:space="preserve"> member) {</w:t>
+      </w:r>
+      <w:r>
+        <w:br/>
+        <w:t xml:space="preserve">    </w:t>
+      </w:r>
+      <w:proofErr w:type="spellStart"/>
+      <w:r>
+        <w:t>showModalBottomSheet</w:t>
+      </w:r>
+      <w:proofErr w:type="spellEnd"/>
+      <w:r>
+        <w:t>(</w:t>
+      </w:r>
+      <w:r>
+        <w:br/>
+        <w:t xml:space="preserve">      context: context,</w:t>
+      </w:r>
+      <w:r>
+        <w:br/>
+        <w:t xml:space="preserve">      </w:t>
+      </w:r>
+      <w:proofErr w:type="spellStart"/>
+      <w:r>
+        <w:t>isScrollControlled</w:t>
+      </w:r>
+      <w:proofErr w:type="spellEnd"/>
+      <w:r>
+        <w:t>: true,</w:t>
+      </w:r>
+      <w:r>
+        <w:br/>
+        <w:t xml:space="preserve">      builder: (context) {</w:t>
+      </w:r>
+      <w:r>
+        <w:br/>
+        <w:t xml:space="preserve">        return Padding(</w:t>
+      </w:r>
+      <w:r>
+        <w:br/>
+        <w:t xml:space="preserve">          padding: </w:t>
+      </w:r>
+      <w:proofErr w:type="spellStart"/>
+      <w:r>
+        <w:t>const</w:t>
+      </w:r>
+      <w:proofErr w:type="spellEnd"/>
+      <w:r>
+        <w:t xml:space="preserve"> </w:t>
+      </w:r>
+      <w:proofErr w:type="spellStart"/>
+      <w:r>
+        <w:t>EdgeInsets.all</w:t>
+      </w:r>
+      <w:proofErr w:type="spellEnd"/>
+      <w:r>
+        <w:t>(16.0),</w:t>
+      </w:r>
+      <w:r>
+        <w:br/>
+        <w:t xml:space="preserve">          child: Column(</w:t>
+      </w:r>
+      <w:r>
+        <w:br/>
+        <w:t xml:space="preserve">            </w:t>
+      </w:r>
+      <w:proofErr w:type="spellStart"/>
+      <w:r>
+        <w:t>mainAxisSize</w:t>
+      </w:r>
+      <w:proofErr w:type="spellEnd"/>
+      <w:r>
+        <w:t xml:space="preserve">: </w:t>
+      </w:r>
+      <w:proofErr w:type="spellStart"/>
+      <w:r>
+        <w:t>MainAxisSize.min</w:t>
+      </w:r>
+      <w:proofErr w:type="spellEnd"/>
+      <w:r>
+        <w:t>,</w:t>
+      </w:r>
+      <w:r>
+        <w:br/>
+        <w:t xml:space="preserve">            </w:t>
+      </w:r>
+      <w:proofErr w:type="spellStart"/>
+      <w:r>
+        <w:t>crossAxisAlignment</w:t>
+      </w:r>
+      <w:proofErr w:type="spellEnd"/>
+      <w:r>
+        <w:t xml:space="preserve">: </w:t>
+      </w:r>
+      <w:proofErr w:type="spellStart"/>
+      <w:r>
+        <w:t>CrossAxisAlignment.start</w:t>
+      </w:r>
+      <w:proofErr w:type="spellEnd"/>
+      <w:r>
+        <w:t>,</w:t>
+      </w:r>
+      <w:r>
+        <w:br/>
+        <w:t xml:space="preserve">            children: [</w:t>
+      </w:r>
+      <w:r>
+        <w:br/>
+        <w:t xml:space="preserve">              Text(</w:t>
+      </w:r>
+      <w:proofErr w:type="spellStart"/>
+      <w:r>
+        <w:t>member.fullName</w:t>
+      </w:r>
+      <w:proofErr w:type="spellEnd"/>
+      <w:r>
+        <w:t>,</w:t>
+      </w:r>
+      <w:r>
+        <w:br/>
+        <w:t xml:space="preserve">                  style: </w:t>
+      </w:r>
+      <w:proofErr w:type="spellStart"/>
+      <w:r>
+        <w:t>const</w:t>
+      </w:r>
+      <w:proofErr w:type="spellEnd"/>
+      <w:r>
+        <w:t xml:space="preserve"> </w:t>
+      </w:r>
+      <w:proofErr w:type="spellStart"/>
+      <w:r>
+        <w:t>TextStyle</w:t>
+      </w:r>
+      <w:proofErr w:type="spellEnd"/>
+      <w:r>
+        <w:t>(</w:t>
+      </w:r>
+      <w:r>
+        <w:br/>
+        <w:t xml:space="preserve">                      </w:t>
+      </w:r>
+      <w:proofErr w:type="spellStart"/>
+      <w:r>
+        <w:t>fontSize</w:t>
+      </w:r>
+      <w:proofErr w:type="spellEnd"/>
+      <w:r>
+        <w:t xml:space="preserve">: 20, </w:t>
+      </w:r>
+      <w:proofErr w:type="spellStart"/>
+      <w:r>
+        <w:t>fontWeight</w:t>
+      </w:r>
+      <w:proofErr w:type="spellEnd"/>
+      <w:r>
+        <w:t xml:space="preserve">: </w:t>
+      </w:r>
+      <w:proofErr w:type="spellStart"/>
+      <w:r>
+        <w:t>FontWeight.</w:t>
+      </w:r>
+      <w:r>
+        <w:rPr>
+          <w:i/>
+          <w:iCs/>
+        </w:rPr>
+        <w:t>bold</w:t>
+      </w:r>
+      <w:proofErr w:type="spellEnd"/>
+      <w:r>
+        <w:t>)),</w:t>
+      </w:r>
+      <w:r>
+        <w:br/>
+        <w:t xml:space="preserve">              </w:t>
+      </w:r>
+      <w:proofErr w:type="spellStart"/>
+      <w:r>
+        <w:t>const</w:t>
+      </w:r>
+      <w:proofErr w:type="spellEnd"/>
+      <w:r>
+        <w:t xml:space="preserve"> </w:t>
+      </w:r>
+      <w:proofErr w:type="spellStart"/>
+      <w:r>
+        <w:t>SizedBox</w:t>
+      </w:r>
+      <w:proofErr w:type="spellEnd"/>
+      <w:r>
+        <w:t>(height: 10),</w:t>
+      </w:r>
+      <w:r>
+        <w:br/>
+        <w:t xml:space="preserve">              Text("Alias: ${</w:t>
+      </w:r>
+      <w:proofErr w:type="spellStart"/>
+      <w:r>
+        <w:t>member.alias</w:t>
+      </w:r>
+      <w:proofErr w:type="spellEnd"/>
+      <w:r>
+        <w:t>}"),</w:t>
+      </w:r>
+      <w:r>
+        <w:br/>
+        <w:t xml:space="preserve">              Text("Role: ${</w:t>
+      </w:r>
+      <w:proofErr w:type="spellStart"/>
+      <w:r>
+        <w:t>member.role</w:t>
+      </w:r>
+      <w:proofErr w:type="spellEnd"/>
+      <w:r>
+        <w:t>}"),</w:t>
+      </w:r>
+      <w:r>
+        <w:br/>
+        <w:t xml:space="preserve">              Text("Age: ${</w:t>
+      </w:r>
+      <w:proofErr w:type="spellStart"/>
+      <w:r>
+        <w:t>member.age</w:t>
+      </w:r>
+      <w:proofErr w:type="spellEnd"/>
+      <w:r>
+        <w:t>}"),</w:t>
+      </w:r>
+      <w:r>
+        <w:br/>
+        <w:t xml:space="preserve">              Text("Gender: ${</w:t>
+      </w:r>
+      <w:proofErr w:type="spellStart"/>
+      <w:r>
+        <w:t>member.gender</w:t>
+      </w:r>
+      <w:proofErr w:type="spellEnd"/>
+      <w:r>
+        <w:t>}"),</w:t>
+      </w:r>
+      <w:r>
+        <w:br/>
+        <w:t xml:space="preserve">              </w:t>
+      </w:r>
+      <w:proofErr w:type="spellStart"/>
+      <w:r>
+        <w:t>const</w:t>
+      </w:r>
+      <w:proofErr w:type="spellEnd"/>
+      <w:r>
+        <w:t xml:space="preserve"> </w:t>
+      </w:r>
+      <w:proofErr w:type="spellStart"/>
+      <w:r>
+        <w:t>SizedBox</w:t>
+      </w:r>
+      <w:proofErr w:type="spellEnd"/>
+      <w:r>
+        <w:t>(height: 10),</w:t>
+      </w:r>
+      <w:r>
+        <w:br/>
+      </w:r>
+      <w:r>
+        <w:lastRenderedPageBreak/>
+        <w:t xml:space="preserve">              Text("Description: ${</w:t>
+      </w:r>
+      <w:proofErr w:type="spellStart"/>
+      <w:r>
+        <w:t>member.description</w:t>
+      </w:r>
+      <w:proofErr w:type="spellEnd"/>
+      <w:r>
+        <w:t>}"),</w:t>
+      </w:r>
+      <w:r>
+        <w:br/>
+        <w:t xml:space="preserve">              </w:t>
+      </w:r>
+      <w:proofErr w:type="spellStart"/>
+      <w:r>
+        <w:t>const</w:t>
+      </w:r>
+      <w:proofErr w:type="spellEnd"/>
+      <w:r>
+        <w:t xml:space="preserve"> </w:t>
+      </w:r>
+      <w:proofErr w:type="spellStart"/>
+      <w:r>
+        <w:t>SizedBox</w:t>
+      </w:r>
+      <w:proofErr w:type="spellEnd"/>
+      <w:r>
+        <w:t>(height: 20),</w:t>
+      </w:r>
+      <w:r>
+        <w:br/>
+        <w:t xml:space="preserve">            ],</w:t>
+      </w:r>
+      <w:r>
+        <w:br/>
+        <w:t xml:space="preserve">          ),</w:t>
+      </w:r>
+      <w:r>
+        <w:br/>
+      </w:r>
+      <w:r>
+        <w:t xml:space="preserve">        );</w:t>
+      </w:r>
+      <w:r>
+        <w:br/>
+        <w:t xml:space="preserve">      },</w:t>
+      </w:r>
+      <w:r>
+        <w:br/>
+        <w:t xml:space="preserve">    );</w:t>
+      </w:r>
+      <w:r>
+        <w:br/>
+        <w:t xml:space="preserve">  }</w:t>
+      </w:r>
+      <w:r>
+        <w:br/>
+        <w:t>}</w:t>
+      </w:r>
+    </w:p>
+    <w:p>
+      <w:pPr>
+        <w:pStyle w:val="Heading"/>
+        <w:sectPr>
+          <w:type w:val="continuous"/>
+          <w:pgSz w:w="11906" w:h="16838"/>
+          <w:pgMar w:top="1440" w:right="1080" w:bottom="1440" w:left="1080" w:header="708" w:footer="708" w:gutter="0"/>
+          <w:cols w:num="2" w:space="708"/>
+          <w:docGrid w:linePitch="360"/>
+        </w:sectPr>
+      </w:pPr>
+    </w:p>
+    <w:p>
+      <w:pPr>
+        <w:pStyle w:val="Heading"/>
+      </w:pPr>
+    </w:p>
+    <w:p>
+      <w:pPr>
+        <w:pStyle w:val="Heading"/>
+      </w:pPr>
+      <w:r>
+        <w:t>Output:</w:t>
+      </w:r>
+    </w:p>
+    <w:p>
+      <w:pPr>
+        <w:pStyle w:val="Seperator"/>
+      </w:pPr>
+    </w:p>
+    <w:p>
+      <w:pPr>
+        <w:pStyle w:val="Seperator"/>
+      </w:pPr>
+      <w:r>
+        <w:rPr>
+          <w:noProof/>
+        </w:rPr>
+        <w:drawing>
+          <wp:inline distT="0" distB="0" distL="0" distR="0" wp14:anchorId="158B2BFA" wp14:editId="6248861E">
+            <wp:extent cx="6188710" cy="2147776"/>
+            <wp:effectExtent l="0" t="0" r="2540" b="5080"/>
+            <wp:docPr id="4" name="Picture 4"/>
+            <wp:cNvGraphicFramePr>
+              <a:graphicFrameLocks xmlns:a="http://schemas.openxmlformats.org/drawingml/2006/main" noChangeAspect="1"/>
+            </wp:cNvGraphicFramePr>
+            <a:graphic xmlns:a="http://schemas.openxmlformats.org/drawingml/2006/main">
+              <a:graphicData uri="http://schemas.openxmlformats.org/drawingml/2006/picture">
+                <pic:pic xmlns:pic="http://schemas.openxmlformats.org/drawingml/2006/picture">
+                  <pic:nvPicPr>
+                    <pic:cNvPr id="1" name=""/>
+                    <pic:cNvPicPr/>
+                  </pic:nvPicPr>
+                  <pic:blipFill rotWithShape="1">
+                    <a:blip r:embed="rId10"/>
+                    <a:srcRect b="35929"/>
+                    <a:stretch/>
+                  </pic:blipFill>
+                  <pic:spPr bwMode="auto">
+                    <a:xfrm>
+                      <a:off x="0" y="0"/>
+                      <a:ext cx="6188710" cy="2147776"/>
+                    </a:xfrm>
+                    <a:prstGeom prst="rect">
+                      <a:avLst/>
+                    </a:prstGeom>
+                    <a:ln>
+                      <a:noFill/>
+                    </a:ln>
+                    <a:extLst>
+                      <a:ext uri="{53640926-AAD7-44D8-BBD7-CCE9431645EC}">
+                        <a14:shadowObscured xmlns:a14="http://schemas.microsoft.com/office/drawing/2010/main"/>
+                      </a:ext>
+                    </a:extLst>
+                  </pic:spPr>
+                </pic:pic>
+              </a:graphicData>
+            </a:graphic>
+          </wp:inline>
+        </w:drawing>
+      </w:r>
+    </w:p>
+    <w:p>
+      <w:pPr>
+        <w:pStyle w:val="Seperator"/>
+      </w:pPr>
+    </w:p>
+    <w:p>
+      <w:pPr>
+        <w:pStyle w:val="Heading"/>
+      </w:pPr>
+      <w:r>
+        <w:rPr>
+          <w:noProof/>
+        </w:rPr>
+        <w:drawing>
+          <wp:inline distT="0" distB="0" distL="0" distR="0" wp14:anchorId="11CF9679" wp14:editId="0B35C7C7">
+            <wp:extent cx="6188710" cy="3481070"/>
+            <wp:effectExtent l="0" t="0" r="2540" b="5080"/>
+            <wp:docPr id="1" name="Picture 1"/>
+            <wp:cNvGraphicFramePr>
+              <a:graphicFrameLocks xmlns:a="http://schemas.openxmlformats.org/drawingml/2006/main" noChangeAspect="1"/>
+            </wp:cNvGraphicFramePr>
+            <a:graphic xmlns:a="http://schemas.openxmlformats.org/drawingml/2006/main">
+              <a:graphicData uri="http://schemas.openxmlformats.org/drawingml/2006/picture">
+                <pic:pic xmlns:pic="http://schemas.openxmlformats.org/drawingml/2006/picture">
+                  <pic:nvPicPr>
+                    <pic:cNvPr id="1" name=""/>
+                    <pic:cNvPicPr/>
+                  </pic:nvPicPr>
+                  <pic:blipFill>
+                    <a:blip r:embed="rId11"/>
+                    <a:stretch>
+                      <a:fillRect/>
+                    </a:stretch>
+                  </pic:blipFill>
+                  <pic:spPr>
+                    <a:xfrm>
+                      <a:off x="0" y="0"/>
+                      <a:ext cx="6188710" cy="3481070"/>
+                    </a:xfrm>
+                    <a:prstGeom prst="rect">
+                      <a:avLst/>
+                    </a:prstGeom>
+                  </pic:spPr>
+                </pic:pic>
+              </a:graphicData>
+            </a:graphic>
+          </wp:inline>
+        </w:drawing>
+      </w:r>
+    </w:p>
+    <w:p>
+      <w:pPr>
+        <w:pStyle w:val="Seperator"/>
+      </w:pPr>
+    </w:p>
+    <w:p>
+      <w:pPr>
+        <w:pStyle w:val="Heading"/>
+      </w:pPr>
+      <w:r>
+        <w:t>Conclusion</w:t>
+      </w:r>
+    </w:p>
+    <w:p>
+      <w:pPr>
+        <w:pStyle w:val="Text"/>
+      </w:pPr>
+      <w:r>
+        <w:t xml:space="preserve">This experiment successfully demonstrated Flutter's core layout widgets—Row, Column, Container, Expanded, and Padding. These widgets were effectively combined to create a responsive, well-structured interface. </w:t>
+      </w:r>
+    </w:p>
     <w:sectPr>
-      <w:headerReference w:type="even" r:id="rId7"/>
-      <w:headerReference w:type="default" r:id="rId8"/>
-      <w:footerReference w:type="even" r:id="rId9"/>
-      <w:footerReference w:type="default" r:id="rId10"/>
-      <w:headerReference w:type="first" r:id="rId11"/>
-      <w:footerReference w:type="first" r:id="rId12"/>
+      <w:type w:val="continuous"/>
       <w:pgSz w:w="11906" w:h="16838"/>
       <w:pgMar w:top="1440" w:right="1080" w:bottom="1440" w:left="1080" w:header="708" w:footer="708" w:gutter="0"/>
       <w:cols w:space="708"/>
@@ -49,16 +3021,6 @@
   <w:p>
     <w:pPr>
       <w:pStyle w:val="Footer"/>
-    </w:pPr>
-  </w:p>
-</w:ftr>
-</file>
-
-<file path=word/footer2.xml><?xml version="1.0" encoding="utf-8"?>
-<w:ftr xmlns:wpc="http://schemas.microsoft.com/office/word/2010/wordprocessingCanvas" xmlns:cx="http://schemas.microsoft.com/office/drawing/2014/chartex" xmlns:cx1="http://schemas.microsoft.com/office/drawing/2015/9/8/chartex" xmlns:cx2="http://schemas.microsoft.com/office/drawing/2015/10/21/chartex" xmlns:cx3="http://schemas.microsoft.com/office/drawing/2016/5/9/chartex" xmlns:cx4="http://schemas.microsoft.com/office/drawing/2016/5/10/chartex" xmlns:cx5="http://schemas.microsoft.com/office/drawing/2016/5/11/chartex" xmlns:cx6="http://schemas.microsoft.com/office/drawing/2016/5/12/chartex" xmlns:cx7="http://schemas.microsoft.com/office/drawing/2016/5/13/chartex" xmlns:cx8="http://schemas.microsoft.com/office/drawing/2016/5/14/chartex" xmlns:mc="http://schemas.openxmlformats.org/markup-compatibility/2006" xmlns:aink="http://schemas.microsoft.com/office/drawing/2016/ink" xmlns:am3d="http://schemas.microsoft.com/office/drawing/2017/model3d" xmlns:o="urn:schemas-microsoft-com:office:office" xmlns:r="http://schemas.openxmlformats.org/officeDocument/2006/relationships" xmlns:m="http://schemas.openxmlformats.org/officeDocument/2006/math" xmlns:v="urn:schemas-microsoft-com:vml" xmlns:wp14="http://schemas.microsoft.com/office/word/2010/wordprocessingDrawing" xmlns:wp="http://schemas.openxmlformats.org/drawingml/2006/wordprocessingDrawing" xmlns:w10="urn:schemas-microsoft-com:office:word" xmlns:w="http://schemas.openxmlformats.org/wordprocessingml/2006/main" xmlns:w14="http://schemas.microsoft.com/office/word/2010/wordml" xmlns:w15="http://schemas.microsoft.com/office/word/2012/wordml" xmlns:w16cex="http://schemas.microsoft.com/office/word/2018/wordml/cex" xmlns:w16cid="http://schemas.microsoft.com/office/word/2016/wordml/cid" xmlns:w16="http://schemas.microsoft.com/office/word/2018/wordml" xmlns:w16sdtdh="http://schemas.microsoft.com/office/word/2020/wordml/sdtdatahash" xmlns:w16se="http://schemas.microsoft.com/office/word/2015/wordml/symex" xmlns:wpg="http://schemas.microsoft.com/office/word/2010/wordprocessingGroup" xmlns:wpi="http://schemas.microsoft.com/office/word/2010/wordprocessingInk" xmlns:wne="http://schemas.microsoft.com/office/word/2006/wordml" xmlns:wps="http://schemas.microsoft.com/office/word/2010/wordprocessingShape" mc:Ignorable="w14 w15 w16se w16cid w16 w16cex w16sdtdh wp14">
-  <w:p>
-    <w:pPr>
-      <w:pStyle w:val="Footer"/>
       <w:pBdr>
         <w:top w:val="single" w:sz="4" w:space="8" w:color="4472C4" w:themeColor="accent1"/>
       </w:pBdr>
@@ -109,7 +3071,7 @@
         <w:noProof/>
         <w:color w:val="000000" w:themeColor="text1"/>
       </w:rPr>
-      <w:t xml:space="preserve">       </w:t>
+      <w:t xml:space="preserve">      </w:t>
     </w:r>
     <w:r>
       <w:rPr>
@@ -174,16 +3136,6 @@
       <w:rPr>
         <w:color w:val="000000" w:themeColor="text1"/>
       </w:rPr>
-    </w:pPr>
-  </w:p>
-</w:ftr>
-</file>
-
-<file path=word/footer3.xml><?xml version="1.0" encoding="utf-8"?>
-<w:ftr xmlns:wpc="http://schemas.microsoft.com/office/word/2010/wordprocessingCanvas" xmlns:cx="http://schemas.microsoft.com/office/drawing/2014/chartex" xmlns:cx1="http://schemas.microsoft.com/office/drawing/2015/9/8/chartex" xmlns:cx2="http://schemas.microsoft.com/office/drawing/2015/10/21/chartex" xmlns:cx3="http://schemas.microsoft.com/office/drawing/2016/5/9/chartex" xmlns:cx4="http://schemas.microsoft.com/office/drawing/2016/5/10/chartex" xmlns:cx5="http://schemas.microsoft.com/office/drawing/2016/5/11/chartex" xmlns:cx6="http://schemas.microsoft.com/office/drawing/2016/5/12/chartex" xmlns:cx7="http://schemas.microsoft.com/office/drawing/2016/5/13/chartex" xmlns:cx8="http://schemas.microsoft.com/office/drawing/2016/5/14/chartex" xmlns:mc="http://schemas.openxmlformats.org/markup-compatibility/2006" xmlns:aink="http://schemas.microsoft.com/office/drawing/2016/ink" xmlns:am3d="http://schemas.microsoft.com/office/drawing/2017/model3d" xmlns:o="urn:schemas-microsoft-com:office:office" xmlns:r="http://schemas.openxmlformats.org/officeDocument/2006/relationships" xmlns:m="http://schemas.openxmlformats.org/officeDocument/2006/math" xmlns:v="urn:schemas-microsoft-com:vml" xmlns:wp14="http://schemas.microsoft.com/office/word/2010/wordprocessingDrawing" xmlns:wp="http://schemas.openxmlformats.org/drawingml/2006/wordprocessingDrawing" xmlns:w10="urn:schemas-microsoft-com:office:word" xmlns:w="http://schemas.openxmlformats.org/wordprocessingml/2006/main" xmlns:w14="http://schemas.microsoft.com/office/word/2010/wordml" xmlns:w15="http://schemas.microsoft.com/office/word/2012/wordml" xmlns:w16cex="http://schemas.microsoft.com/office/word/2018/wordml/cex" xmlns:w16cid="http://schemas.microsoft.com/office/word/2016/wordml/cid" xmlns:w16="http://schemas.microsoft.com/office/word/2018/wordml" xmlns:w16sdtdh="http://schemas.microsoft.com/office/word/2020/wordml/sdtdatahash" xmlns:w16se="http://schemas.microsoft.com/office/word/2015/wordml/symex" xmlns:wpg="http://schemas.microsoft.com/office/word/2010/wordprocessingGroup" xmlns:wpi="http://schemas.microsoft.com/office/word/2010/wordprocessingInk" xmlns:wne="http://schemas.microsoft.com/office/word/2006/wordml" xmlns:wps="http://schemas.microsoft.com/office/word/2010/wordprocessingShape" mc:Ignorable="w14 w15 w16se w16cid w16 w16cex w16sdtdh wp14">
-  <w:p>
-    <w:pPr>
-      <w:pStyle w:val="Footer"/>
     </w:pPr>
   </w:p>
 </w:ftr>
@@ -215,16 +3167,6 @@
 </file>
 
 <file path=word/header1.xml><?xml version="1.0" encoding="utf-8"?>
-<w:hdr xmlns:wpc="http://schemas.microsoft.com/office/word/2010/wordprocessingCanvas" xmlns:cx="http://schemas.microsoft.com/office/drawing/2014/chartex" xmlns:cx1="http://schemas.microsoft.com/office/drawing/2015/9/8/chartex" xmlns:cx2="http://schemas.microsoft.com/office/drawing/2015/10/21/chartex" xmlns:cx3="http://schemas.microsoft.com/office/drawing/2016/5/9/chartex" xmlns:cx4="http://schemas.microsoft.com/office/drawing/2016/5/10/chartex" xmlns:cx5="http://schemas.microsoft.com/office/drawing/2016/5/11/chartex" xmlns:cx6="http://schemas.microsoft.com/office/drawing/2016/5/12/chartex" xmlns:cx7="http://schemas.microsoft.com/office/drawing/2016/5/13/chartex" xmlns:cx8="http://schemas.microsoft.com/office/drawing/2016/5/14/chartex" xmlns:mc="http://schemas.openxmlformats.org/markup-compatibility/2006" xmlns:aink="http://schemas.microsoft.com/office/drawing/2016/ink" xmlns:am3d="http://schemas.microsoft.com/office/drawing/2017/model3d" xmlns:o="urn:schemas-microsoft-com:office:office" xmlns:r="http://schemas.openxmlformats.org/officeDocument/2006/relationships" xmlns:m="http://schemas.openxmlformats.org/officeDocument/2006/math" xmlns:v="urn:schemas-microsoft-com:vml" xmlns:wp14="http://schemas.microsoft.com/office/word/2010/wordprocessingDrawing" xmlns:wp="http://schemas.openxmlformats.org/drawingml/2006/wordprocessingDrawing" xmlns:w10="urn:schemas-microsoft-com:office:word" xmlns:w="http://schemas.openxmlformats.org/wordprocessingml/2006/main" xmlns:w14="http://schemas.microsoft.com/office/word/2010/wordml" xmlns:w15="http://schemas.microsoft.com/office/word/2012/wordml" xmlns:w16cex="http://schemas.microsoft.com/office/word/2018/wordml/cex" xmlns:w16cid="http://schemas.microsoft.com/office/word/2016/wordml/cid" xmlns:w16="http://schemas.microsoft.com/office/word/2018/wordml" xmlns:w16sdtdh="http://schemas.microsoft.com/office/word/2020/wordml/sdtdatahash" xmlns:w16se="http://schemas.microsoft.com/office/word/2015/wordml/symex" xmlns:wpg="http://schemas.microsoft.com/office/word/2010/wordprocessingGroup" xmlns:wpi="http://schemas.microsoft.com/office/word/2010/wordprocessingInk" xmlns:wne="http://schemas.microsoft.com/office/word/2006/wordml" xmlns:wps="http://schemas.microsoft.com/office/word/2010/wordprocessingShape" mc:Ignorable="w14 w15 w16se w16cid w16 w16cex w16sdtdh wp14">
-  <w:p>
-    <w:pPr>
-      <w:pStyle w:val="Header"/>
-    </w:pPr>
-  </w:p>
-</w:hdr>
-</file>
-
-<file path=word/header2.xml><?xml version="1.0" encoding="utf-8"?>
 <w:hdr xmlns:wpc="http://schemas.microsoft.com/office/word/2010/wordprocessingCanvas" xmlns:cx="http://schemas.microsoft.com/office/drawing/2014/chartex" xmlns:cx1="http://schemas.microsoft.com/office/drawing/2015/9/8/chartex" xmlns:cx2="http://schemas.microsoft.com/office/drawing/2015/10/21/chartex" xmlns:cx3="http://schemas.microsoft.com/office/drawing/2016/5/9/chartex" xmlns:cx4="http://schemas.microsoft.com/office/drawing/2016/5/10/chartex" xmlns:cx5="http://schemas.microsoft.com/office/drawing/2016/5/11/chartex" xmlns:cx6="http://schemas.microsoft.com/office/drawing/2016/5/12/chartex" xmlns:cx7="http://schemas.microsoft.com/office/drawing/2016/5/13/chartex" xmlns:cx8="http://schemas.microsoft.com/office/drawing/2016/5/14/chartex" xmlns:mc="http://schemas.openxmlformats.org/markup-compatibility/2006" xmlns:aink="http://schemas.microsoft.com/office/drawing/2016/ink" xmlns:am3d="http://schemas.microsoft.com/office/drawing/2017/model3d" xmlns:o="urn:schemas-microsoft-com:office:office" xmlns:r="http://schemas.openxmlformats.org/officeDocument/2006/relationships" xmlns:m="http://schemas.openxmlformats.org/officeDocument/2006/math" xmlns:v="urn:schemas-microsoft-com:vml" xmlns:wp14="http://schemas.microsoft.com/office/word/2010/wordprocessingDrawing" xmlns:wp="http://schemas.openxmlformats.org/drawingml/2006/wordprocessingDrawing" xmlns:w10="urn:schemas-microsoft-com:office:word" xmlns:w="http://schemas.openxmlformats.org/wordprocessingml/2006/main" xmlns:w14="http://schemas.microsoft.com/office/word/2010/wordml" xmlns:w15="http://schemas.microsoft.com/office/word/2012/wordml" xmlns:w16cex="http://schemas.microsoft.com/office/word/2018/wordml/cex" xmlns:w16cid="http://schemas.microsoft.com/office/word/2016/wordml/cid" xmlns:w16="http://schemas.microsoft.com/office/word/2018/wordml" xmlns:w16sdtdh="http://schemas.microsoft.com/office/word/2020/wordml/sdtdatahash" xmlns:w16se="http://schemas.microsoft.com/office/word/2015/wordml/symex" xmlns:wpg="http://schemas.microsoft.com/office/word/2010/wordprocessingGroup" xmlns:wpi="http://schemas.microsoft.com/office/word/2010/wordprocessingInk" xmlns:wne="http://schemas.microsoft.com/office/word/2006/wordml" xmlns:wps="http://schemas.microsoft.com/office/word/2010/wordprocessingShape" mc:Ignorable="w14 w15 w16se w16cid w16 w16cex w16sdtdh wp14">
   <w:p>
     <w:pPr>
@@ -288,14 +3230,2257 @@
 </w:hdr>
 </file>
 
-<file path=word/header3.xml><?xml version="1.0" encoding="utf-8"?>
-<w:hdr xmlns:wpc="http://schemas.microsoft.com/office/word/2010/wordprocessingCanvas" xmlns:cx="http://schemas.microsoft.com/office/drawing/2014/chartex" xmlns:cx1="http://schemas.microsoft.com/office/drawing/2015/9/8/chartex" xmlns:cx2="http://schemas.microsoft.com/office/drawing/2015/10/21/chartex" xmlns:cx3="http://schemas.microsoft.com/office/drawing/2016/5/9/chartex" xmlns:cx4="http://schemas.microsoft.com/office/drawing/2016/5/10/chartex" xmlns:cx5="http://schemas.microsoft.com/office/drawing/2016/5/11/chartex" xmlns:cx6="http://schemas.microsoft.com/office/drawing/2016/5/12/chartex" xmlns:cx7="http://schemas.microsoft.com/office/drawing/2016/5/13/chartex" xmlns:cx8="http://schemas.microsoft.com/office/drawing/2016/5/14/chartex" xmlns:mc="http://schemas.openxmlformats.org/markup-compatibility/2006" xmlns:aink="http://schemas.microsoft.com/office/drawing/2016/ink" xmlns:am3d="http://schemas.microsoft.com/office/drawing/2017/model3d" xmlns:o="urn:schemas-microsoft-com:office:office" xmlns:r="http://schemas.openxmlformats.org/officeDocument/2006/relationships" xmlns:m="http://schemas.openxmlformats.org/officeDocument/2006/math" xmlns:v="urn:schemas-microsoft-com:vml" xmlns:wp14="http://schemas.microsoft.com/office/word/2010/wordprocessingDrawing" xmlns:wp="http://schemas.openxmlformats.org/drawingml/2006/wordprocessingDrawing" xmlns:w10="urn:schemas-microsoft-com:office:word" xmlns:w="http://schemas.openxmlformats.org/wordprocessingml/2006/main" xmlns:w14="http://schemas.microsoft.com/office/word/2010/wordml" xmlns:w15="http://schemas.microsoft.com/office/word/2012/wordml" xmlns:w16cex="http://schemas.microsoft.com/office/word/2018/wordml/cex" xmlns:w16cid="http://schemas.microsoft.com/office/word/2016/wordml/cid" xmlns:w16="http://schemas.microsoft.com/office/word/2018/wordml" xmlns:w16sdtdh="http://schemas.microsoft.com/office/word/2020/wordml/sdtdatahash" xmlns:w16se="http://schemas.microsoft.com/office/word/2015/wordml/symex" xmlns:wpg="http://schemas.microsoft.com/office/word/2010/wordprocessingGroup" xmlns:wpi="http://schemas.microsoft.com/office/word/2010/wordprocessingInk" xmlns:wne="http://schemas.microsoft.com/office/word/2006/wordml" xmlns:wps="http://schemas.microsoft.com/office/word/2010/wordprocessingShape" mc:Ignorable="w14 w15 w16se w16cid w16 w16cex w16sdtdh wp14">
-  <w:p>
-    <w:pPr>
-      <w:pStyle w:val="Header"/>
-    </w:pPr>
-  </w:p>
-</w:hdr>
+<file path=word/numbering.xml><?xml version="1.0" encoding="utf-8"?>
+<w:numbering xmlns:wpc="http://schemas.microsoft.com/office/word/2010/wordprocessingCanvas" xmlns:cx="http://schemas.microsoft.com/office/drawing/2014/chartex" xmlns:cx1="http://schemas.microsoft.com/office/drawing/2015/9/8/chartex" xmlns:cx2="http://schemas.microsoft.com/office/drawing/2015/10/21/chartex" xmlns:cx3="http://schemas.microsoft.com/office/drawing/2016/5/9/chartex" xmlns:cx4="http://schemas.microsoft.com/office/drawing/2016/5/10/chartex" xmlns:cx5="http://schemas.microsoft.com/office/drawing/2016/5/11/chartex" xmlns:cx6="http://schemas.microsoft.com/office/drawing/2016/5/12/chartex" xmlns:cx7="http://schemas.microsoft.com/office/drawing/2016/5/13/chartex" xmlns:cx8="http://schemas.microsoft.com/office/drawing/2016/5/14/chartex" xmlns:mc="http://schemas.openxmlformats.org/markup-compatibility/2006" xmlns:aink="http://schemas.microsoft.com/office/drawing/2016/ink" xmlns:am3d="http://schemas.microsoft.com/office/drawing/2017/model3d" xmlns:o="urn:schemas-microsoft-com:office:office" xmlns:r="http://schemas.openxmlformats.org/officeDocument/2006/relationships" xmlns:m="http://schemas.openxmlformats.org/officeDocument/2006/math" xmlns:v="urn:schemas-microsoft-com:vml" xmlns:wp14="http://schemas.microsoft.com/office/word/2010/wordprocessingDrawing" xmlns:wp="http://schemas.openxmlformats.org/drawingml/2006/wordprocessingDrawing" xmlns:w10="urn:schemas-microsoft-com:office:word" xmlns:w="http://schemas.openxmlformats.org/wordprocessingml/2006/main" xmlns:w14="http://schemas.microsoft.com/office/word/2010/wordml" xmlns:w15="http://schemas.microsoft.com/office/word/2012/wordml" xmlns:w16cex="http://schemas.microsoft.com/office/word/2018/wordml/cex" xmlns:w16cid="http://schemas.microsoft.com/office/word/2016/wordml/cid" xmlns:w16="http://schemas.microsoft.com/office/word/2018/wordml" xmlns:w16sdtdh="http://schemas.microsoft.com/office/word/2020/wordml/sdtdatahash" xmlns:w16se="http://schemas.microsoft.com/office/word/2015/wordml/symex" xmlns:wpg="http://schemas.microsoft.com/office/word/2010/wordprocessingGroup" xmlns:wpi="http://schemas.microsoft.com/office/word/2010/wordprocessingInk" xmlns:wne="http://schemas.microsoft.com/office/word/2006/wordml" xmlns:wps="http://schemas.microsoft.com/office/word/2010/wordprocessingShape" mc:Ignorable="w14 w15 w16se w16cid w16 w16cex w16sdtdh wp14">
+  <w:abstractNum w:abstractNumId="0" w15:restartNumberingAfterBreak="0">
+    <w:nsid w:val="02787103"/>
+    <w:multiLevelType w:val="multilevel"/>
+    <w:tmpl w:val="891EEF26"/>
+    <w:lvl w:ilvl="0">
+      <w:start w:val="1"/>
+      <w:numFmt w:val="bullet"/>
+      <w:lvlText w:val=""/>
+      <w:lvlJc w:val="left"/>
+      <w:pPr>
+        <w:tabs>
+          <w:tab w:val="num" w:pos="720"/>
+        </w:tabs>
+        <w:ind w:left="720" w:hanging="360"/>
+      </w:pPr>
+      <w:rPr>
+        <w:rFonts w:ascii="Symbol" w:hAnsi="Symbol" w:hint="default"/>
+        <w:sz w:val="20"/>
+      </w:rPr>
+    </w:lvl>
+    <w:lvl w:ilvl="1" w:tentative="1">
+      <w:start w:val="1"/>
+      <w:numFmt w:val="bullet"/>
+      <w:lvlText w:val="o"/>
+      <w:lvlJc w:val="left"/>
+      <w:pPr>
+        <w:tabs>
+          <w:tab w:val="num" w:pos="1440"/>
+        </w:tabs>
+        <w:ind w:left="1440" w:hanging="360"/>
+      </w:pPr>
+      <w:rPr>
+        <w:rFonts w:ascii="Courier New" w:hAnsi="Courier New" w:hint="default"/>
+        <w:sz w:val="20"/>
+      </w:rPr>
+    </w:lvl>
+    <w:lvl w:ilvl="2" w:tentative="1">
+      <w:start w:val="1"/>
+      <w:numFmt w:val="bullet"/>
+      <w:lvlText w:val=""/>
+      <w:lvlJc w:val="left"/>
+      <w:pPr>
+        <w:tabs>
+          <w:tab w:val="num" w:pos="2160"/>
+        </w:tabs>
+        <w:ind w:left="2160" w:hanging="360"/>
+      </w:pPr>
+      <w:rPr>
+        <w:rFonts w:ascii="Wingdings" w:hAnsi="Wingdings" w:hint="default"/>
+        <w:sz w:val="20"/>
+      </w:rPr>
+    </w:lvl>
+    <w:lvl w:ilvl="3" w:tentative="1">
+      <w:start w:val="1"/>
+      <w:numFmt w:val="bullet"/>
+      <w:lvlText w:val=""/>
+      <w:lvlJc w:val="left"/>
+      <w:pPr>
+        <w:tabs>
+          <w:tab w:val="num" w:pos="2880"/>
+        </w:tabs>
+        <w:ind w:left="2880" w:hanging="360"/>
+      </w:pPr>
+      <w:rPr>
+        <w:rFonts w:ascii="Wingdings" w:hAnsi="Wingdings" w:hint="default"/>
+        <w:sz w:val="20"/>
+      </w:rPr>
+    </w:lvl>
+    <w:lvl w:ilvl="4" w:tentative="1">
+      <w:start w:val="1"/>
+      <w:numFmt w:val="bullet"/>
+      <w:lvlText w:val=""/>
+      <w:lvlJc w:val="left"/>
+      <w:pPr>
+        <w:tabs>
+          <w:tab w:val="num" w:pos="3600"/>
+        </w:tabs>
+        <w:ind w:left="3600" w:hanging="360"/>
+      </w:pPr>
+      <w:rPr>
+        <w:rFonts w:ascii="Wingdings" w:hAnsi="Wingdings" w:hint="default"/>
+        <w:sz w:val="20"/>
+      </w:rPr>
+    </w:lvl>
+    <w:lvl w:ilvl="5" w:tentative="1">
+      <w:start w:val="1"/>
+      <w:numFmt w:val="bullet"/>
+      <w:lvlText w:val=""/>
+      <w:lvlJc w:val="left"/>
+      <w:pPr>
+        <w:tabs>
+          <w:tab w:val="num" w:pos="4320"/>
+        </w:tabs>
+        <w:ind w:left="4320" w:hanging="360"/>
+      </w:pPr>
+      <w:rPr>
+        <w:rFonts w:ascii="Wingdings" w:hAnsi="Wingdings" w:hint="default"/>
+        <w:sz w:val="20"/>
+      </w:rPr>
+    </w:lvl>
+    <w:lvl w:ilvl="6" w:tentative="1">
+      <w:start w:val="1"/>
+      <w:numFmt w:val="bullet"/>
+      <w:lvlText w:val=""/>
+      <w:lvlJc w:val="left"/>
+      <w:pPr>
+        <w:tabs>
+          <w:tab w:val="num" w:pos="5040"/>
+        </w:tabs>
+        <w:ind w:left="5040" w:hanging="360"/>
+      </w:pPr>
+      <w:rPr>
+        <w:rFonts w:ascii="Wingdings" w:hAnsi="Wingdings" w:hint="default"/>
+        <w:sz w:val="20"/>
+      </w:rPr>
+    </w:lvl>
+    <w:lvl w:ilvl="7" w:tentative="1">
+      <w:start w:val="1"/>
+      <w:numFmt w:val="bullet"/>
+      <w:lvlText w:val=""/>
+      <w:lvlJc w:val="left"/>
+      <w:pPr>
+        <w:tabs>
+          <w:tab w:val="num" w:pos="5760"/>
+        </w:tabs>
+        <w:ind w:left="5760" w:hanging="360"/>
+      </w:pPr>
+      <w:rPr>
+        <w:rFonts w:ascii="Wingdings" w:hAnsi="Wingdings" w:hint="default"/>
+        <w:sz w:val="20"/>
+      </w:rPr>
+    </w:lvl>
+    <w:lvl w:ilvl="8" w:tentative="1">
+      <w:start w:val="1"/>
+      <w:numFmt w:val="bullet"/>
+      <w:lvlText w:val=""/>
+      <w:lvlJc w:val="left"/>
+      <w:pPr>
+        <w:tabs>
+          <w:tab w:val="num" w:pos="6480"/>
+        </w:tabs>
+        <w:ind w:left="6480" w:hanging="360"/>
+      </w:pPr>
+      <w:rPr>
+        <w:rFonts w:ascii="Wingdings" w:hAnsi="Wingdings" w:hint="default"/>
+        <w:sz w:val="20"/>
+      </w:rPr>
+    </w:lvl>
+  </w:abstractNum>
+  <w:abstractNum w:abstractNumId="1" w15:restartNumberingAfterBreak="0">
+    <w:nsid w:val="0AB9042A"/>
+    <w:multiLevelType w:val="multilevel"/>
+    <w:tmpl w:val="E284978C"/>
+    <w:lvl w:ilvl="0">
+      <w:start w:val="1"/>
+      <w:numFmt w:val="bullet"/>
+      <w:lvlText w:val=""/>
+      <w:lvlJc w:val="left"/>
+      <w:pPr>
+        <w:tabs>
+          <w:tab w:val="num" w:pos="720"/>
+        </w:tabs>
+        <w:ind w:left="720" w:hanging="360"/>
+      </w:pPr>
+      <w:rPr>
+        <w:rFonts w:ascii="Symbol" w:hAnsi="Symbol" w:hint="default"/>
+        <w:sz w:val="20"/>
+      </w:rPr>
+    </w:lvl>
+    <w:lvl w:ilvl="1" w:tentative="1">
+      <w:start w:val="1"/>
+      <w:numFmt w:val="bullet"/>
+      <w:lvlText w:val="o"/>
+      <w:lvlJc w:val="left"/>
+      <w:pPr>
+        <w:tabs>
+          <w:tab w:val="num" w:pos="1440"/>
+        </w:tabs>
+        <w:ind w:left="1440" w:hanging="360"/>
+      </w:pPr>
+      <w:rPr>
+        <w:rFonts w:ascii="Courier New" w:hAnsi="Courier New" w:hint="default"/>
+        <w:sz w:val="20"/>
+      </w:rPr>
+    </w:lvl>
+    <w:lvl w:ilvl="2" w:tentative="1">
+      <w:start w:val="1"/>
+      <w:numFmt w:val="bullet"/>
+      <w:lvlText w:val=""/>
+      <w:lvlJc w:val="left"/>
+      <w:pPr>
+        <w:tabs>
+          <w:tab w:val="num" w:pos="2160"/>
+        </w:tabs>
+        <w:ind w:left="2160" w:hanging="360"/>
+      </w:pPr>
+      <w:rPr>
+        <w:rFonts w:ascii="Wingdings" w:hAnsi="Wingdings" w:hint="default"/>
+        <w:sz w:val="20"/>
+      </w:rPr>
+    </w:lvl>
+    <w:lvl w:ilvl="3" w:tentative="1">
+      <w:start w:val="1"/>
+      <w:numFmt w:val="bullet"/>
+      <w:lvlText w:val=""/>
+      <w:lvlJc w:val="left"/>
+      <w:pPr>
+        <w:tabs>
+          <w:tab w:val="num" w:pos="2880"/>
+        </w:tabs>
+        <w:ind w:left="2880" w:hanging="360"/>
+      </w:pPr>
+      <w:rPr>
+        <w:rFonts w:ascii="Wingdings" w:hAnsi="Wingdings" w:hint="default"/>
+        <w:sz w:val="20"/>
+      </w:rPr>
+    </w:lvl>
+    <w:lvl w:ilvl="4" w:tentative="1">
+      <w:start w:val="1"/>
+      <w:numFmt w:val="bullet"/>
+      <w:lvlText w:val=""/>
+      <w:lvlJc w:val="left"/>
+      <w:pPr>
+        <w:tabs>
+          <w:tab w:val="num" w:pos="3600"/>
+        </w:tabs>
+        <w:ind w:left="3600" w:hanging="360"/>
+      </w:pPr>
+      <w:rPr>
+        <w:rFonts w:ascii="Wingdings" w:hAnsi="Wingdings" w:hint="default"/>
+        <w:sz w:val="20"/>
+      </w:rPr>
+    </w:lvl>
+    <w:lvl w:ilvl="5" w:tentative="1">
+      <w:start w:val="1"/>
+      <w:numFmt w:val="bullet"/>
+      <w:lvlText w:val=""/>
+      <w:lvlJc w:val="left"/>
+      <w:pPr>
+        <w:tabs>
+          <w:tab w:val="num" w:pos="4320"/>
+        </w:tabs>
+        <w:ind w:left="4320" w:hanging="360"/>
+      </w:pPr>
+      <w:rPr>
+        <w:rFonts w:ascii="Wingdings" w:hAnsi="Wingdings" w:hint="default"/>
+        <w:sz w:val="20"/>
+      </w:rPr>
+    </w:lvl>
+    <w:lvl w:ilvl="6" w:tentative="1">
+      <w:start w:val="1"/>
+      <w:numFmt w:val="bullet"/>
+      <w:lvlText w:val=""/>
+      <w:lvlJc w:val="left"/>
+      <w:pPr>
+        <w:tabs>
+          <w:tab w:val="num" w:pos="5040"/>
+        </w:tabs>
+        <w:ind w:left="5040" w:hanging="360"/>
+      </w:pPr>
+      <w:rPr>
+        <w:rFonts w:ascii="Wingdings" w:hAnsi="Wingdings" w:hint="default"/>
+        <w:sz w:val="20"/>
+      </w:rPr>
+    </w:lvl>
+    <w:lvl w:ilvl="7" w:tentative="1">
+      <w:start w:val="1"/>
+      <w:numFmt w:val="bullet"/>
+      <w:lvlText w:val=""/>
+      <w:lvlJc w:val="left"/>
+      <w:pPr>
+        <w:tabs>
+          <w:tab w:val="num" w:pos="5760"/>
+        </w:tabs>
+        <w:ind w:left="5760" w:hanging="360"/>
+      </w:pPr>
+      <w:rPr>
+        <w:rFonts w:ascii="Wingdings" w:hAnsi="Wingdings" w:hint="default"/>
+        <w:sz w:val="20"/>
+      </w:rPr>
+    </w:lvl>
+    <w:lvl w:ilvl="8" w:tentative="1">
+      <w:start w:val="1"/>
+      <w:numFmt w:val="bullet"/>
+      <w:lvlText w:val=""/>
+      <w:lvlJc w:val="left"/>
+      <w:pPr>
+        <w:tabs>
+          <w:tab w:val="num" w:pos="6480"/>
+        </w:tabs>
+        <w:ind w:left="6480" w:hanging="360"/>
+      </w:pPr>
+      <w:rPr>
+        <w:rFonts w:ascii="Wingdings" w:hAnsi="Wingdings" w:hint="default"/>
+        <w:sz w:val="20"/>
+      </w:rPr>
+    </w:lvl>
+  </w:abstractNum>
+  <w:abstractNum w:abstractNumId="2" w15:restartNumberingAfterBreak="0">
+    <w:nsid w:val="18996797"/>
+    <w:multiLevelType w:val="multilevel"/>
+    <w:tmpl w:val="A45248DC"/>
+    <w:lvl w:ilvl="0">
+      <w:start w:val="1"/>
+      <w:numFmt w:val="bullet"/>
+      <w:lvlText w:val=""/>
+      <w:lvlJc w:val="left"/>
+      <w:pPr>
+        <w:tabs>
+          <w:tab w:val="num" w:pos="720"/>
+        </w:tabs>
+        <w:ind w:left="720" w:hanging="360"/>
+      </w:pPr>
+      <w:rPr>
+        <w:rFonts w:ascii="Symbol" w:hAnsi="Symbol" w:hint="default"/>
+        <w:sz w:val="20"/>
+      </w:rPr>
+    </w:lvl>
+    <w:lvl w:ilvl="1" w:tentative="1">
+      <w:start w:val="1"/>
+      <w:numFmt w:val="bullet"/>
+      <w:lvlText w:val="o"/>
+      <w:lvlJc w:val="left"/>
+      <w:pPr>
+        <w:tabs>
+          <w:tab w:val="num" w:pos="1440"/>
+        </w:tabs>
+        <w:ind w:left="1440" w:hanging="360"/>
+      </w:pPr>
+      <w:rPr>
+        <w:rFonts w:ascii="Courier New" w:hAnsi="Courier New" w:hint="default"/>
+        <w:sz w:val="20"/>
+      </w:rPr>
+    </w:lvl>
+    <w:lvl w:ilvl="2" w:tentative="1">
+      <w:start w:val="1"/>
+      <w:numFmt w:val="bullet"/>
+      <w:lvlText w:val=""/>
+      <w:lvlJc w:val="left"/>
+      <w:pPr>
+        <w:tabs>
+          <w:tab w:val="num" w:pos="2160"/>
+        </w:tabs>
+        <w:ind w:left="2160" w:hanging="360"/>
+      </w:pPr>
+      <w:rPr>
+        <w:rFonts w:ascii="Wingdings" w:hAnsi="Wingdings" w:hint="default"/>
+        <w:sz w:val="20"/>
+      </w:rPr>
+    </w:lvl>
+    <w:lvl w:ilvl="3" w:tentative="1">
+      <w:start w:val="1"/>
+      <w:numFmt w:val="bullet"/>
+      <w:lvlText w:val=""/>
+      <w:lvlJc w:val="left"/>
+      <w:pPr>
+        <w:tabs>
+          <w:tab w:val="num" w:pos="2880"/>
+        </w:tabs>
+        <w:ind w:left="2880" w:hanging="360"/>
+      </w:pPr>
+      <w:rPr>
+        <w:rFonts w:ascii="Wingdings" w:hAnsi="Wingdings" w:hint="default"/>
+        <w:sz w:val="20"/>
+      </w:rPr>
+    </w:lvl>
+    <w:lvl w:ilvl="4" w:tentative="1">
+      <w:start w:val="1"/>
+      <w:numFmt w:val="bullet"/>
+      <w:lvlText w:val=""/>
+      <w:lvlJc w:val="left"/>
+      <w:pPr>
+        <w:tabs>
+          <w:tab w:val="num" w:pos="3600"/>
+        </w:tabs>
+        <w:ind w:left="3600" w:hanging="360"/>
+      </w:pPr>
+      <w:rPr>
+        <w:rFonts w:ascii="Wingdings" w:hAnsi="Wingdings" w:hint="default"/>
+        <w:sz w:val="20"/>
+      </w:rPr>
+    </w:lvl>
+    <w:lvl w:ilvl="5" w:tentative="1">
+      <w:start w:val="1"/>
+      <w:numFmt w:val="bullet"/>
+      <w:lvlText w:val=""/>
+      <w:lvlJc w:val="left"/>
+      <w:pPr>
+        <w:tabs>
+          <w:tab w:val="num" w:pos="4320"/>
+        </w:tabs>
+        <w:ind w:left="4320" w:hanging="360"/>
+      </w:pPr>
+      <w:rPr>
+        <w:rFonts w:ascii="Wingdings" w:hAnsi="Wingdings" w:hint="default"/>
+        <w:sz w:val="20"/>
+      </w:rPr>
+    </w:lvl>
+    <w:lvl w:ilvl="6" w:tentative="1">
+      <w:start w:val="1"/>
+      <w:numFmt w:val="bullet"/>
+      <w:lvlText w:val=""/>
+      <w:lvlJc w:val="left"/>
+      <w:pPr>
+        <w:tabs>
+          <w:tab w:val="num" w:pos="5040"/>
+        </w:tabs>
+        <w:ind w:left="5040" w:hanging="360"/>
+      </w:pPr>
+      <w:rPr>
+        <w:rFonts w:ascii="Wingdings" w:hAnsi="Wingdings" w:hint="default"/>
+        <w:sz w:val="20"/>
+      </w:rPr>
+    </w:lvl>
+    <w:lvl w:ilvl="7" w:tentative="1">
+      <w:start w:val="1"/>
+      <w:numFmt w:val="bullet"/>
+      <w:lvlText w:val=""/>
+      <w:lvlJc w:val="left"/>
+      <w:pPr>
+        <w:tabs>
+          <w:tab w:val="num" w:pos="5760"/>
+        </w:tabs>
+        <w:ind w:left="5760" w:hanging="360"/>
+      </w:pPr>
+      <w:rPr>
+        <w:rFonts w:ascii="Wingdings" w:hAnsi="Wingdings" w:hint="default"/>
+        <w:sz w:val="20"/>
+      </w:rPr>
+    </w:lvl>
+    <w:lvl w:ilvl="8" w:tentative="1">
+      <w:start w:val="1"/>
+      <w:numFmt w:val="bullet"/>
+      <w:lvlText w:val=""/>
+      <w:lvlJc w:val="left"/>
+      <w:pPr>
+        <w:tabs>
+          <w:tab w:val="num" w:pos="6480"/>
+        </w:tabs>
+        <w:ind w:left="6480" w:hanging="360"/>
+      </w:pPr>
+      <w:rPr>
+        <w:rFonts w:ascii="Wingdings" w:hAnsi="Wingdings" w:hint="default"/>
+        <w:sz w:val="20"/>
+      </w:rPr>
+    </w:lvl>
+  </w:abstractNum>
+  <w:abstractNum w:abstractNumId="3" w15:restartNumberingAfterBreak="0">
+    <w:nsid w:val="25D16D04"/>
+    <w:multiLevelType w:val="multilevel"/>
+    <w:tmpl w:val="DF8699B0"/>
+    <w:lvl w:ilvl="0">
+      <w:start w:val="1"/>
+      <w:numFmt w:val="bullet"/>
+      <w:lvlText w:val=""/>
+      <w:lvlJc w:val="left"/>
+      <w:pPr>
+        <w:tabs>
+          <w:tab w:val="num" w:pos="720"/>
+        </w:tabs>
+        <w:ind w:left="720" w:hanging="360"/>
+      </w:pPr>
+      <w:rPr>
+        <w:rFonts w:ascii="Symbol" w:hAnsi="Symbol" w:hint="default"/>
+        <w:sz w:val="20"/>
+      </w:rPr>
+    </w:lvl>
+    <w:lvl w:ilvl="1" w:tentative="1">
+      <w:start w:val="1"/>
+      <w:numFmt w:val="bullet"/>
+      <w:lvlText w:val="o"/>
+      <w:lvlJc w:val="left"/>
+      <w:pPr>
+        <w:tabs>
+          <w:tab w:val="num" w:pos="1440"/>
+        </w:tabs>
+        <w:ind w:left="1440" w:hanging="360"/>
+      </w:pPr>
+      <w:rPr>
+        <w:rFonts w:ascii="Courier New" w:hAnsi="Courier New" w:hint="default"/>
+        <w:sz w:val="20"/>
+      </w:rPr>
+    </w:lvl>
+    <w:lvl w:ilvl="2" w:tentative="1">
+      <w:start w:val="1"/>
+      <w:numFmt w:val="bullet"/>
+      <w:lvlText w:val=""/>
+      <w:lvlJc w:val="left"/>
+      <w:pPr>
+        <w:tabs>
+          <w:tab w:val="num" w:pos="2160"/>
+        </w:tabs>
+        <w:ind w:left="2160" w:hanging="360"/>
+      </w:pPr>
+      <w:rPr>
+        <w:rFonts w:ascii="Wingdings" w:hAnsi="Wingdings" w:hint="default"/>
+        <w:sz w:val="20"/>
+      </w:rPr>
+    </w:lvl>
+    <w:lvl w:ilvl="3" w:tentative="1">
+      <w:start w:val="1"/>
+      <w:numFmt w:val="bullet"/>
+      <w:lvlText w:val=""/>
+      <w:lvlJc w:val="left"/>
+      <w:pPr>
+        <w:tabs>
+          <w:tab w:val="num" w:pos="2880"/>
+        </w:tabs>
+        <w:ind w:left="2880" w:hanging="360"/>
+      </w:pPr>
+      <w:rPr>
+        <w:rFonts w:ascii="Wingdings" w:hAnsi="Wingdings" w:hint="default"/>
+        <w:sz w:val="20"/>
+      </w:rPr>
+    </w:lvl>
+    <w:lvl w:ilvl="4" w:tentative="1">
+      <w:start w:val="1"/>
+      <w:numFmt w:val="bullet"/>
+      <w:lvlText w:val=""/>
+      <w:lvlJc w:val="left"/>
+      <w:pPr>
+        <w:tabs>
+          <w:tab w:val="num" w:pos="3600"/>
+        </w:tabs>
+        <w:ind w:left="3600" w:hanging="360"/>
+      </w:pPr>
+      <w:rPr>
+        <w:rFonts w:ascii="Wingdings" w:hAnsi="Wingdings" w:hint="default"/>
+        <w:sz w:val="20"/>
+      </w:rPr>
+    </w:lvl>
+    <w:lvl w:ilvl="5" w:tentative="1">
+      <w:start w:val="1"/>
+      <w:numFmt w:val="bullet"/>
+      <w:lvlText w:val=""/>
+      <w:lvlJc w:val="left"/>
+      <w:pPr>
+        <w:tabs>
+          <w:tab w:val="num" w:pos="4320"/>
+        </w:tabs>
+        <w:ind w:left="4320" w:hanging="360"/>
+      </w:pPr>
+      <w:rPr>
+        <w:rFonts w:ascii="Wingdings" w:hAnsi="Wingdings" w:hint="default"/>
+        <w:sz w:val="20"/>
+      </w:rPr>
+    </w:lvl>
+    <w:lvl w:ilvl="6" w:tentative="1">
+      <w:start w:val="1"/>
+      <w:numFmt w:val="bullet"/>
+      <w:lvlText w:val=""/>
+      <w:lvlJc w:val="left"/>
+      <w:pPr>
+        <w:tabs>
+          <w:tab w:val="num" w:pos="5040"/>
+        </w:tabs>
+        <w:ind w:left="5040" w:hanging="360"/>
+      </w:pPr>
+      <w:rPr>
+        <w:rFonts w:ascii="Wingdings" w:hAnsi="Wingdings" w:hint="default"/>
+        <w:sz w:val="20"/>
+      </w:rPr>
+    </w:lvl>
+    <w:lvl w:ilvl="7" w:tentative="1">
+      <w:start w:val="1"/>
+      <w:numFmt w:val="bullet"/>
+      <w:lvlText w:val=""/>
+      <w:lvlJc w:val="left"/>
+      <w:pPr>
+        <w:tabs>
+          <w:tab w:val="num" w:pos="5760"/>
+        </w:tabs>
+        <w:ind w:left="5760" w:hanging="360"/>
+      </w:pPr>
+      <w:rPr>
+        <w:rFonts w:ascii="Wingdings" w:hAnsi="Wingdings" w:hint="default"/>
+        <w:sz w:val="20"/>
+      </w:rPr>
+    </w:lvl>
+    <w:lvl w:ilvl="8" w:tentative="1">
+      <w:start w:val="1"/>
+      <w:numFmt w:val="bullet"/>
+      <w:lvlText w:val=""/>
+      <w:lvlJc w:val="left"/>
+      <w:pPr>
+        <w:tabs>
+          <w:tab w:val="num" w:pos="6480"/>
+        </w:tabs>
+        <w:ind w:left="6480" w:hanging="360"/>
+      </w:pPr>
+      <w:rPr>
+        <w:rFonts w:ascii="Wingdings" w:hAnsi="Wingdings" w:hint="default"/>
+        <w:sz w:val="20"/>
+      </w:rPr>
+    </w:lvl>
+  </w:abstractNum>
+  <w:abstractNum w:abstractNumId="4" w15:restartNumberingAfterBreak="0">
+    <w:nsid w:val="29E864A1"/>
+    <w:multiLevelType w:val="multilevel"/>
+    <w:tmpl w:val="7FF8EEE4"/>
+    <w:lvl w:ilvl="0">
+      <w:start w:val="1"/>
+      <w:numFmt w:val="bullet"/>
+      <w:lvlText w:val=""/>
+      <w:lvlJc w:val="left"/>
+      <w:pPr>
+        <w:tabs>
+          <w:tab w:val="num" w:pos="720"/>
+        </w:tabs>
+        <w:ind w:left="720" w:hanging="360"/>
+      </w:pPr>
+      <w:rPr>
+        <w:rFonts w:ascii="Symbol" w:hAnsi="Symbol" w:hint="default"/>
+        <w:sz w:val="20"/>
+      </w:rPr>
+    </w:lvl>
+    <w:lvl w:ilvl="1" w:tentative="1">
+      <w:start w:val="1"/>
+      <w:numFmt w:val="bullet"/>
+      <w:lvlText w:val="o"/>
+      <w:lvlJc w:val="left"/>
+      <w:pPr>
+        <w:tabs>
+          <w:tab w:val="num" w:pos="1440"/>
+        </w:tabs>
+        <w:ind w:left="1440" w:hanging="360"/>
+      </w:pPr>
+      <w:rPr>
+        <w:rFonts w:ascii="Courier New" w:hAnsi="Courier New" w:hint="default"/>
+        <w:sz w:val="20"/>
+      </w:rPr>
+    </w:lvl>
+    <w:lvl w:ilvl="2" w:tentative="1">
+      <w:start w:val="1"/>
+      <w:numFmt w:val="bullet"/>
+      <w:lvlText w:val=""/>
+      <w:lvlJc w:val="left"/>
+      <w:pPr>
+        <w:tabs>
+          <w:tab w:val="num" w:pos="2160"/>
+        </w:tabs>
+        <w:ind w:left="2160" w:hanging="360"/>
+      </w:pPr>
+      <w:rPr>
+        <w:rFonts w:ascii="Wingdings" w:hAnsi="Wingdings" w:hint="default"/>
+        <w:sz w:val="20"/>
+      </w:rPr>
+    </w:lvl>
+    <w:lvl w:ilvl="3" w:tentative="1">
+      <w:start w:val="1"/>
+      <w:numFmt w:val="bullet"/>
+      <w:lvlText w:val=""/>
+      <w:lvlJc w:val="left"/>
+      <w:pPr>
+        <w:tabs>
+          <w:tab w:val="num" w:pos="2880"/>
+        </w:tabs>
+        <w:ind w:left="2880" w:hanging="360"/>
+      </w:pPr>
+      <w:rPr>
+        <w:rFonts w:ascii="Wingdings" w:hAnsi="Wingdings" w:hint="default"/>
+        <w:sz w:val="20"/>
+      </w:rPr>
+    </w:lvl>
+    <w:lvl w:ilvl="4" w:tentative="1">
+      <w:start w:val="1"/>
+      <w:numFmt w:val="bullet"/>
+      <w:lvlText w:val=""/>
+      <w:lvlJc w:val="left"/>
+      <w:pPr>
+        <w:tabs>
+          <w:tab w:val="num" w:pos="3600"/>
+        </w:tabs>
+        <w:ind w:left="3600" w:hanging="360"/>
+      </w:pPr>
+      <w:rPr>
+        <w:rFonts w:ascii="Wingdings" w:hAnsi="Wingdings" w:hint="default"/>
+        <w:sz w:val="20"/>
+      </w:rPr>
+    </w:lvl>
+    <w:lvl w:ilvl="5" w:tentative="1">
+      <w:start w:val="1"/>
+      <w:numFmt w:val="bullet"/>
+      <w:lvlText w:val=""/>
+      <w:lvlJc w:val="left"/>
+      <w:pPr>
+        <w:tabs>
+          <w:tab w:val="num" w:pos="4320"/>
+        </w:tabs>
+        <w:ind w:left="4320" w:hanging="360"/>
+      </w:pPr>
+      <w:rPr>
+        <w:rFonts w:ascii="Wingdings" w:hAnsi="Wingdings" w:hint="default"/>
+        <w:sz w:val="20"/>
+      </w:rPr>
+    </w:lvl>
+    <w:lvl w:ilvl="6" w:tentative="1">
+      <w:start w:val="1"/>
+      <w:numFmt w:val="bullet"/>
+      <w:lvlText w:val=""/>
+      <w:lvlJc w:val="left"/>
+      <w:pPr>
+        <w:tabs>
+          <w:tab w:val="num" w:pos="5040"/>
+        </w:tabs>
+        <w:ind w:left="5040" w:hanging="360"/>
+      </w:pPr>
+      <w:rPr>
+        <w:rFonts w:ascii="Wingdings" w:hAnsi="Wingdings" w:hint="default"/>
+        <w:sz w:val="20"/>
+      </w:rPr>
+    </w:lvl>
+    <w:lvl w:ilvl="7" w:tentative="1">
+      <w:start w:val="1"/>
+      <w:numFmt w:val="bullet"/>
+      <w:lvlText w:val=""/>
+      <w:lvlJc w:val="left"/>
+      <w:pPr>
+        <w:tabs>
+          <w:tab w:val="num" w:pos="5760"/>
+        </w:tabs>
+        <w:ind w:left="5760" w:hanging="360"/>
+      </w:pPr>
+      <w:rPr>
+        <w:rFonts w:ascii="Wingdings" w:hAnsi="Wingdings" w:hint="default"/>
+        <w:sz w:val="20"/>
+      </w:rPr>
+    </w:lvl>
+    <w:lvl w:ilvl="8" w:tentative="1">
+      <w:start w:val="1"/>
+      <w:numFmt w:val="bullet"/>
+      <w:lvlText w:val=""/>
+      <w:lvlJc w:val="left"/>
+      <w:pPr>
+        <w:tabs>
+          <w:tab w:val="num" w:pos="6480"/>
+        </w:tabs>
+        <w:ind w:left="6480" w:hanging="360"/>
+      </w:pPr>
+      <w:rPr>
+        <w:rFonts w:ascii="Wingdings" w:hAnsi="Wingdings" w:hint="default"/>
+        <w:sz w:val="20"/>
+      </w:rPr>
+    </w:lvl>
+  </w:abstractNum>
+  <w:abstractNum w:abstractNumId="5" w15:restartNumberingAfterBreak="0">
+    <w:nsid w:val="374F0317"/>
+    <w:multiLevelType w:val="multilevel"/>
+    <w:tmpl w:val="645222AA"/>
+    <w:lvl w:ilvl="0">
+      <w:start w:val="1"/>
+      <w:numFmt w:val="bullet"/>
+      <w:lvlText w:val=""/>
+      <w:lvlJc w:val="left"/>
+      <w:pPr>
+        <w:tabs>
+          <w:tab w:val="num" w:pos="720"/>
+        </w:tabs>
+        <w:ind w:left="720" w:hanging="360"/>
+      </w:pPr>
+      <w:rPr>
+        <w:rFonts w:ascii="Symbol" w:hAnsi="Symbol" w:hint="default"/>
+        <w:sz w:val="20"/>
+      </w:rPr>
+    </w:lvl>
+    <w:lvl w:ilvl="1" w:tentative="1">
+      <w:start w:val="1"/>
+      <w:numFmt w:val="bullet"/>
+      <w:lvlText w:val="o"/>
+      <w:lvlJc w:val="left"/>
+      <w:pPr>
+        <w:tabs>
+          <w:tab w:val="num" w:pos="1440"/>
+        </w:tabs>
+        <w:ind w:left="1440" w:hanging="360"/>
+      </w:pPr>
+      <w:rPr>
+        <w:rFonts w:ascii="Courier New" w:hAnsi="Courier New" w:hint="default"/>
+        <w:sz w:val="20"/>
+      </w:rPr>
+    </w:lvl>
+    <w:lvl w:ilvl="2" w:tentative="1">
+      <w:start w:val="1"/>
+      <w:numFmt w:val="bullet"/>
+      <w:lvlText w:val=""/>
+      <w:lvlJc w:val="left"/>
+      <w:pPr>
+        <w:tabs>
+          <w:tab w:val="num" w:pos="2160"/>
+        </w:tabs>
+        <w:ind w:left="2160" w:hanging="360"/>
+      </w:pPr>
+      <w:rPr>
+        <w:rFonts w:ascii="Wingdings" w:hAnsi="Wingdings" w:hint="default"/>
+        <w:sz w:val="20"/>
+      </w:rPr>
+    </w:lvl>
+    <w:lvl w:ilvl="3" w:tentative="1">
+      <w:start w:val="1"/>
+      <w:numFmt w:val="bullet"/>
+      <w:lvlText w:val=""/>
+      <w:lvlJc w:val="left"/>
+      <w:pPr>
+        <w:tabs>
+          <w:tab w:val="num" w:pos="2880"/>
+        </w:tabs>
+        <w:ind w:left="2880" w:hanging="360"/>
+      </w:pPr>
+      <w:rPr>
+        <w:rFonts w:ascii="Wingdings" w:hAnsi="Wingdings" w:hint="default"/>
+        <w:sz w:val="20"/>
+      </w:rPr>
+    </w:lvl>
+    <w:lvl w:ilvl="4" w:tentative="1">
+      <w:start w:val="1"/>
+      <w:numFmt w:val="bullet"/>
+      <w:lvlText w:val=""/>
+      <w:lvlJc w:val="left"/>
+      <w:pPr>
+        <w:tabs>
+          <w:tab w:val="num" w:pos="3600"/>
+        </w:tabs>
+        <w:ind w:left="3600" w:hanging="360"/>
+      </w:pPr>
+      <w:rPr>
+        <w:rFonts w:ascii="Wingdings" w:hAnsi="Wingdings" w:hint="default"/>
+        <w:sz w:val="20"/>
+      </w:rPr>
+    </w:lvl>
+    <w:lvl w:ilvl="5" w:tentative="1">
+      <w:start w:val="1"/>
+      <w:numFmt w:val="bullet"/>
+      <w:lvlText w:val=""/>
+      <w:lvlJc w:val="left"/>
+      <w:pPr>
+        <w:tabs>
+          <w:tab w:val="num" w:pos="4320"/>
+        </w:tabs>
+        <w:ind w:left="4320" w:hanging="360"/>
+      </w:pPr>
+      <w:rPr>
+        <w:rFonts w:ascii="Wingdings" w:hAnsi="Wingdings" w:hint="default"/>
+        <w:sz w:val="20"/>
+      </w:rPr>
+    </w:lvl>
+    <w:lvl w:ilvl="6" w:tentative="1">
+      <w:start w:val="1"/>
+      <w:numFmt w:val="bullet"/>
+      <w:lvlText w:val=""/>
+      <w:lvlJc w:val="left"/>
+      <w:pPr>
+        <w:tabs>
+          <w:tab w:val="num" w:pos="5040"/>
+        </w:tabs>
+        <w:ind w:left="5040" w:hanging="360"/>
+      </w:pPr>
+      <w:rPr>
+        <w:rFonts w:ascii="Wingdings" w:hAnsi="Wingdings" w:hint="default"/>
+        <w:sz w:val="20"/>
+      </w:rPr>
+    </w:lvl>
+    <w:lvl w:ilvl="7" w:tentative="1">
+      <w:start w:val="1"/>
+      <w:numFmt w:val="bullet"/>
+      <w:lvlText w:val=""/>
+      <w:lvlJc w:val="left"/>
+      <w:pPr>
+        <w:tabs>
+          <w:tab w:val="num" w:pos="5760"/>
+        </w:tabs>
+        <w:ind w:left="5760" w:hanging="360"/>
+      </w:pPr>
+      <w:rPr>
+        <w:rFonts w:ascii="Wingdings" w:hAnsi="Wingdings" w:hint="default"/>
+        <w:sz w:val="20"/>
+      </w:rPr>
+    </w:lvl>
+    <w:lvl w:ilvl="8" w:tentative="1">
+      <w:start w:val="1"/>
+      <w:numFmt w:val="bullet"/>
+      <w:lvlText w:val=""/>
+      <w:lvlJc w:val="left"/>
+      <w:pPr>
+        <w:tabs>
+          <w:tab w:val="num" w:pos="6480"/>
+        </w:tabs>
+        <w:ind w:left="6480" w:hanging="360"/>
+      </w:pPr>
+      <w:rPr>
+        <w:rFonts w:ascii="Wingdings" w:hAnsi="Wingdings" w:hint="default"/>
+        <w:sz w:val="20"/>
+      </w:rPr>
+    </w:lvl>
+  </w:abstractNum>
+  <w:abstractNum w:abstractNumId="6" w15:restartNumberingAfterBreak="0">
+    <w:nsid w:val="39B4645F"/>
+    <w:multiLevelType w:val="multilevel"/>
+    <w:tmpl w:val="9392B702"/>
+    <w:lvl w:ilvl="0">
+      <w:start w:val="1"/>
+      <w:numFmt w:val="bullet"/>
+      <w:lvlText w:val=""/>
+      <w:lvlJc w:val="left"/>
+      <w:pPr>
+        <w:tabs>
+          <w:tab w:val="num" w:pos="720"/>
+        </w:tabs>
+        <w:ind w:left="720" w:hanging="360"/>
+      </w:pPr>
+      <w:rPr>
+        <w:rFonts w:ascii="Symbol" w:hAnsi="Symbol" w:hint="default"/>
+        <w:sz w:val="20"/>
+      </w:rPr>
+    </w:lvl>
+    <w:lvl w:ilvl="1" w:tentative="1">
+      <w:start w:val="1"/>
+      <w:numFmt w:val="bullet"/>
+      <w:lvlText w:val="o"/>
+      <w:lvlJc w:val="left"/>
+      <w:pPr>
+        <w:tabs>
+          <w:tab w:val="num" w:pos="1440"/>
+        </w:tabs>
+        <w:ind w:left="1440" w:hanging="360"/>
+      </w:pPr>
+      <w:rPr>
+        <w:rFonts w:ascii="Courier New" w:hAnsi="Courier New" w:hint="default"/>
+        <w:sz w:val="20"/>
+      </w:rPr>
+    </w:lvl>
+    <w:lvl w:ilvl="2" w:tentative="1">
+      <w:start w:val="1"/>
+      <w:numFmt w:val="bullet"/>
+      <w:lvlText w:val=""/>
+      <w:lvlJc w:val="left"/>
+      <w:pPr>
+        <w:tabs>
+          <w:tab w:val="num" w:pos="2160"/>
+        </w:tabs>
+        <w:ind w:left="2160" w:hanging="360"/>
+      </w:pPr>
+      <w:rPr>
+        <w:rFonts w:ascii="Wingdings" w:hAnsi="Wingdings" w:hint="default"/>
+        <w:sz w:val="20"/>
+      </w:rPr>
+    </w:lvl>
+    <w:lvl w:ilvl="3" w:tentative="1">
+      <w:start w:val="1"/>
+      <w:numFmt w:val="bullet"/>
+      <w:lvlText w:val=""/>
+      <w:lvlJc w:val="left"/>
+      <w:pPr>
+        <w:tabs>
+          <w:tab w:val="num" w:pos="2880"/>
+        </w:tabs>
+        <w:ind w:left="2880" w:hanging="360"/>
+      </w:pPr>
+      <w:rPr>
+        <w:rFonts w:ascii="Wingdings" w:hAnsi="Wingdings" w:hint="default"/>
+        <w:sz w:val="20"/>
+      </w:rPr>
+    </w:lvl>
+    <w:lvl w:ilvl="4" w:tentative="1">
+      <w:start w:val="1"/>
+      <w:numFmt w:val="bullet"/>
+      <w:lvlText w:val=""/>
+      <w:lvlJc w:val="left"/>
+      <w:pPr>
+        <w:tabs>
+          <w:tab w:val="num" w:pos="3600"/>
+        </w:tabs>
+        <w:ind w:left="3600" w:hanging="360"/>
+      </w:pPr>
+      <w:rPr>
+        <w:rFonts w:ascii="Wingdings" w:hAnsi="Wingdings" w:hint="default"/>
+        <w:sz w:val="20"/>
+      </w:rPr>
+    </w:lvl>
+    <w:lvl w:ilvl="5" w:tentative="1">
+      <w:start w:val="1"/>
+      <w:numFmt w:val="bullet"/>
+      <w:lvlText w:val=""/>
+      <w:lvlJc w:val="left"/>
+      <w:pPr>
+        <w:tabs>
+          <w:tab w:val="num" w:pos="4320"/>
+        </w:tabs>
+        <w:ind w:left="4320" w:hanging="360"/>
+      </w:pPr>
+      <w:rPr>
+        <w:rFonts w:ascii="Wingdings" w:hAnsi="Wingdings" w:hint="default"/>
+        <w:sz w:val="20"/>
+      </w:rPr>
+    </w:lvl>
+    <w:lvl w:ilvl="6" w:tentative="1">
+      <w:start w:val="1"/>
+      <w:numFmt w:val="bullet"/>
+      <w:lvlText w:val=""/>
+      <w:lvlJc w:val="left"/>
+      <w:pPr>
+        <w:tabs>
+          <w:tab w:val="num" w:pos="5040"/>
+        </w:tabs>
+        <w:ind w:left="5040" w:hanging="360"/>
+      </w:pPr>
+      <w:rPr>
+        <w:rFonts w:ascii="Wingdings" w:hAnsi="Wingdings" w:hint="default"/>
+        <w:sz w:val="20"/>
+      </w:rPr>
+    </w:lvl>
+    <w:lvl w:ilvl="7" w:tentative="1">
+      <w:start w:val="1"/>
+      <w:numFmt w:val="bullet"/>
+      <w:lvlText w:val=""/>
+      <w:lvlJc w:val="left"/>
+      <w:pPr>
+        <w:tabs>
+          <w:tab w:val="num" w:pos="5760"/>
+        </w:tabs>
+        <w:ind w:left="5760" w:hanging="360"/>
+      </w:pPr>
+      <w:rPr>
+        <w:rFonts w:ascii="Wingdings" w:hAnsi="Wingdings" w:hint="default"/>
+        <w:sz w:val="20"/>
+      </w:rPr>
+    </w:lvl>
+    <w:lvl w:ilvl="8" w:tentative="1">
+      <w:start w:val="1"/>
+      <w:numFmt w:val="bullet"/>
+      <w:lvlText w:val=""/>
+      <w:lvlJc w:val="left"/>
+      <w:pPr>
+        <w:tabs>
+          <w:tab w:val="num" w:pos="6480"/>
+        </w:tabs>
+        <w:ind w:left="6480" w:hanging="360"/>
+      </w:pPr>
+      <w:rPr>
+        <w:rFonts w:ascii="Wingdings" w:hAnsi="Wingdings" w:hint="default"/>
+        <w:sz w:val="20"/>
+      </w:rPr>
+    </w:lvl>
+  </w:abstractNum>
+  <w:abstractNum w:abstractNumId="7" w15:restartNumberingAfterBreak="0">
+    <w:nsid w:val="3B3A5E76"/>
+    <w:multiLevelType w:val="multilevel"/>
+    <w:tmpl w:val="364691E0"/>
+    <w:lvl w:ilvl="0">
+      <w:start w:val="1"/>
+      <w:numFmt w:val="bullet"/>
+      <w:lvlText w:val=""/>
+      <w:lvlJc w:val="left"/>
+      <w:pPr>
+        <w:tabs>
+          <w:tab w:val="num" w:pos="720"/>
+        </w:tabs>
+        <w:ind w:left="720" w:hanging="360"/>
+      </w:pPr>
+      <w:rPr>
+        <w:rFonts w:ascii="Symbol" w:hAnsi="Symbol" w:hint="default"/>
+        <w:sz w:val="20"/>
+      </w:rPr>
+    </w:lvl>
+    <w:lvl w:ilvl="1" w:tentative="1">
+      <w:start w:val="1"/>
+      <w:numFmt w:val="bullet"/>
+      <w:lvlText w:val="o"/>
+      <w:lvlJc w:val="left"/>
+      <w:pPr>
+        <w:tabs>
+          <w:tab w:val="num" w:pos="1440"/>
+        </w:tabs>
+        <w:ind w:left="1440" w:hanging="360"/>
+      </w:pPr>
+      <w:rPr>
+        <w:rFonts w:ascii="Courier New" w:hAnsi="Courier New" w:hint="default"/>
+        <w:sz w:val="20"/>
+      </w:rPr>
+    </w:lvl>
+    <w:lvl w:ilvl="2" w:tentative="1">
+      <w:start w:val="1"/>
+      <w:numFmt w:val="bullet"/>
+      <w:lvlText w:val=""/>
+      <w:lvlJc w:val="left"/>
+      <w:pPr>
+        <w:tabs>
+          <w:tab w:val="num" w:pos="2160"/>
+        </w:tabs>
+        <w:ind w:left="2160" w:hanging="360"/>
+      </w:pPr>
+      <w:rPr>
+        <w:rFonts w:ascii="Wingdings" w:hAnsi="Wingdings" w:hint="default"/>
+        <w:sz w:val="20"/>
+      </w:rPr>
+    </w:lvl>
+    <w:lvl w:ilvl="3" w:tentative="1">
+      <w:start w:val="1"/>
+      <w:numFmt w:val="bullet"/>
+      <w:lvlText w:val=""/>
+      <w:lvlJc w:val="left"/>
+      <w:pPr>
+        <w:tabs>
+          <w:tab w:val="num" w:pos="2880"/>
+        </w:tabs>
+        <w:ind w:left="2880" w:hanging="360"/>
+      </w:pPr>
+      <w:rPr>
+        <w:rFonts w:ascii="Wingdings" w:hAnsi="Wingdings" w:hint="default"/>
+        <w:sz w:val="20"/>
+      </w:rPr>
+    </w:lvl>
+    <w:lvl w:ilvl="4" w:tentative="1">
+      <w:start w:val="1"/>
+      <w:numFmt w:val="bullet"/>
+      <w:lvlText w:val=""/>
+      <w:lvlJc w:val="left"/>
+      <w:pPr>
+        <w:tabs>
+          <w:tab w:val="num" w:pos="3600"/>
+        </w:tabs>
+        <w:ind w:left="3600" w:hanging="360"/>
+      </w:pPr>
+      <w:rPr>
+        <w:rFonts w:ascii="Wingdings" w:hAnsi="Wingdings" w:hint="default"/>
+        <w:sz w:val="20"/>
+      </w:rPr>
+    </w:lvl>
+    <w:lvl w:ilvl="5" w:tentative="1">
+      <w:start w:val="1"/>
+      <w:numFmt w:val="bullet"/>
+      <w:lvlText w:val=""/>
+      <w:lvlJc w:val="left"/>
+      <w:pPr>
+        <w:tabs>
+          <w:tab w:val="num" w:pos="4320"/>
+        </w:tabs>
+        <w:ind w:left="4320" w:hanging="360"/>
+      </w:pPr>
+      <w:rPr>
+        <w:rFonts w:ascii="Wingdings" w:hAnsi="Wingdings" w:hint="default"/>
+        <w:sz w:val="20"/>
+      </w:rPr>
+    </w:lvl>
+    <w:lvl w:ilvl="6" w:tentative="1">
+      <w:start w:val="1"/>
+      <w:numFmt w:val="bullet"/>
+      <w:lvlText w:val=""/>
+      <w:lvlJc w:val="left"/>
+      <w:pPr>
+        <w:tabs>
+          <w:tab w:val="num" w:pos="5040"/>
+        </w:tabs>
+        <w:ind w:left="5040" w:hanging="360"/>
+      </w:pPr>
+      <w:rPr>
+        <w:rFonts w:ascii="Wingdings" w:hAnsi="Wingdings" w:hint="default"/>
+        <w:sz w:val="20"/>
+      </w:rPr>
+    </w:lvl>
+    <w:lvl w:ilvl="7" w:tentative="1">
+      <w:start w:val="1"/>
+      <w:numFmt w:val="bullet"/>
+      <w:lvlText w:val=""/>
+      <w:lvlJc w:val="left"/>
+      <w:pPr>
+        <w:tabs>
+          <w:tab w:val="num" w:pos="5760"/>
+        </w:tabs>
+        <w:ind w:left="5760" w:hanging="360"/>
+      </w:pPr>
+      <w:rPr>
+        <w:rFonts w:ascii="Wingdings" w:hAnsi="Wingdings" w:hint="default"/>
+        <w:sz w:val="20"/>
+      </w:rPr>
+    </w:lvl>
+    <w:lvl w:ilvl="8" w:tentative="1">
+      <w:start w:val="1"/>
+      <w:numFmt w:val="bullet"/>
+      <w:lvlText w:val=""/>
+      <w:lvlJc w:val="left"/>
+      <w:pPr>
+        <w:tabs>
+          <w:tab w:val="num" w:pos="6480"/>
+        </w:tabs>
+        <w:ind w:left="6480" w:hanging="360"/>
+      </w:pPr>
+      <w:rPr>
+        <w:rFonts w:ascii="Wingdings" w:hAnsi="Wingdings" w:hint="default"/>
+        <w:sz w:val="20"/>
+      </w:rPr>
+    </w:lvl>
+  </w:abstractNum>
+  <w:abstractNum w:abstractNumId="8" w15:restartNumberingAfterBreak="0">
+    <w:nsid w:val="510C6DE5"/>
+    <w:multiLevelType w:val="multilevel"/>
+    <w:tmpl w:val="59022A86"/>
+    <w:lvl w:ilvl="0">
+      <w:start w:val="1"/>
+      <w:numFmt w:val="bullet"/>
+      <w:lvlText w:val=""/>
+      <w:lvlJc w:val="left"/>
+      <w:pPr>
+        <w:tabs>
+          <w:tab w:val="num" w:pos="720"/>
+        </w:tabs>
+        <w:ind w:left="720" w:hanging="360"/>
+      </w:pPr>
+      <w:rPr>
+        <w:rFonts w:ascii="Symbol" w:hAnsi="Symbol" w:hint="default"/>
+        <w:sz w:val="20"/>
+      </w:rPr>
+    </w:lvl>
+    <w:lvl w:ilvl="1" w:tentative="1">
+      <w:start w:val="1"/>
+      <w:numFmt w:val="bullet"/>
+      <w:lvlText w:val="o"/>
+      <w:lvlJc w:val="left"/>
+      <w:pPr>
+        <w:tabs>
+          <w:tab w:val="num" w:pos="1440"/>
+        </w:tabs>
+        <w:ind w:left="1440" w:hanging="360"/>
+      </w:pPr>
+      <w:rPr>
+        <w:rFonts w:ascii="Courier New" w:hAnsi="Courier New" w:hint="default"/>
+        <w:sz w:val="20"/>
+      </w:rPr>
+    </w:lvl>
+    <w:lvl w:ilvl="2" w:tentative="1">
+      <w:start w:val="1"/>
+      <w:numFmt w:val="bullet"/>
+      <w:lvlText w:val=""/>
+      <w:lvlJc w:val="left"/>
+      <w:pPr>
+        <w:tabs>
+          <w:tab w:val="num" w:pos="2160"/>
+        </w:tabs>
+        <w:ind w:left="2160" w:hanging="360"/>
+      </w:pPr>
+      <w:rPr>
+        <w:rFonts w:ascii="Wingdings" w:hAnsi="Wingdings" w:hint="default"/>
+        <w:sz w:val="20"/>
+      </w:rPr>
+    </w:lvl>
+    <w:lvl w:ilvl="3" w:tentative="1">
+      <w:start w:val="1"/>
+      <w:numFmt w:val="bullet"/>
+      <w:lvlText w:val=""/>
+      <w:lvlJc w:val="left"/>
+      <w:pPr>
+        <w:tabs>
+          <w:tab w:val="num" w:pos="2880"/>
+        </w:tabs>
+        <w:ind w:left="2880" w:hanging="360"/>
+      </w:pPr>
+      <w:rPr>
+        <w:rFonts w:ascii="Wingdings" w:hAnsi="Wingdings" w:hint="default"/>
+        <w:sz w:val="20"/>
+      </w:rPr>
+    </w:lvl>
+    <w:lvl w:ilvl="4" w:tentative="1">
+      <w:start w:val="1"/>
+      <w:numFmt w:val="bullet"/>
+      <w:lvlText w:val=""/>
+      <w:lvlJc w:val="left"/>
+      <w:pPr>
+        <w:tabs>
+          <w:tab w:val="num" w:pos="3600"/>
+        </w:tabs>
+        <w:ind w:left="3600" w:hanging="360"/>
+      </w:pPr>
+      <w:rPr>
+        <w:rFonts w:ascii="Wingdings" w:hAnsi="Wingdings" w:hint="default"/>
+        <w:sz w:val="20"/>
+      </w:rPr>
+    </w:lvl>
+    <w:lvl w:ilvl="5" w:tentative="1">
+      <w:start w:val="1"/>
+      <w:numFmt w:val="bullet"/>
+      <w:lvlText w:val=""/>
+      <w:lvlJc w:val="left"/>
+      <w:pPr>
+        <w:tabs>
+          <w:tab w:val="num" w:pos="4320"/>
+        </w:tabs>
+        <w:ind w:left="4320" w:hanging="360"/>
+      </w:pPr>
+      <w:rPr>
+        <w:rFonts w:ascii="Wingdings" w:hAnsi="Wingdings" w:hint="default"/>
+        <w:sz w:val="20"/>
+      </w:rPr>
+    </w:lvl>
+    <w:lvl w:ilvl="6" w:tentative="1">
+      <w:start w:val="1"/>
+      <w:numFmt w:val="bullet"/>
+      <w:lvlText w:val=""/>
+      <w:lvlJc w:val="left"/>
+      <w:pPr>
+        <w:tabs>
+          <w:tab w:val="num" w:pos="5040"/>
+        </w:tabs>
+        <w:ind w:left="5040" w:hanging="360"/>
+      </w:pPr>
+      <w:rPr>
+        <w:rFonts w:ascii="Wingdings" w:hAnsi="Wingdings" w:hint="default"/>
+        <w:sz w:val="20"/>
+      </w:rPr>
+    </w:lvl>
+    <w:lvl w:ilvl="7" w:tentative="1">
+      <w:start w:val="1"/>
+      <w:numFmt w:val="bullet"/>
+      <w:lvlText w:val=""/>
+      <w:lvlJc w:val="left"/>
+      <w:pPr>
+        <w:tabs>
+          <w:tab w:val="num" w:pos="5760"/>
+        </w:tabs>
+        <w:ind w:left="5760" w:hanging="360"/>
+      </w:pPr>
+      <w:rPr>
+        <w:rFonts w:ascii="Wingdings" w:hAnsi="Wingdings" w:hint="default"/>
+        <w:sz w:val="20"/>
+      </w:rPr>
+    </w:lvl>
+    <w:lvl w:ilvl="8" w:tentative="1">
+      <w:start w:val="1"/>
+      <w:numFmt w:val="bullet"/>
+      <w:lvlText w:val=""/>
+      <w:lvlJc w:val="left"/>
+      <w:pPr>
+        <w:tabs>
+          <w:tab w:val="num" w:pos="6480"/>
+        </w:tabs>
+        <w:ind w:left="6480" w:hanging="360"/>
+      </w:pPr>
+      <w:rPr>
+        <w:rFonts w:ascii="Wingdings" w:hAnsi="Wingdings" w:hint="default"/>
+        <w:sz w:val="20"/>
+      </w:rPr>
+    </w:lvl>
+  </w:abstractNum>
+  <w:abstractNum w:abstractNumId="9" w15:restartNumberingAfterBreak="0">
+    <w:nsid w:val="521A70B3"/>
+    <w:multiLevelType w:val="multilevel"/>
+    <w:tmpl w:val="A562543E"/>
+    <w:lvl w:ilvl="0">
+      <w:start w:val="1"/>
+      <w:numFmt w:val="bullet"/>
+      <w:lvlText w:val=""/>
+      <w:lvlJc w:val="left"/>
+      <w:pPr>
+        <w:tabs>
+          <w:tab w:val="num" w:pos="720"/>
+        </w:tabs>
+        <w:ind w:left="720" w:hanging="360"/>
+      </w:pPr>
+      <w:rPr>
+        <w:rFonts w:ascii="Symbol" w:hAnsi="Symbol" w:hint="default"/>
+        <w:sz w:val="20"/>
+      </w:rPr>
+    </w:lvl>
+    <w:lvl w:ilvl="1" w:tentative="1">
+      <w:start w:val="1"/>
+      <w:numFmt w:val="bullet"/>
+      <w:lvlText w:val="o"/>
+      <w:lvlJc w:val="left"/>
+      <w:pPr>
+        <w:tabs>
+          <w:tab w:val="num" w:pos="1440"/>
+        </w:tabs>
+        <w:ind w:left="1440" w:hanging="360"/>
+      </w:pPr>
+      <w:rPr>
+        <w:rFonts w:ascii="Courier New" w:hAnsi="Courier New" w:hint="default"/>
+        <w:sz w:val="20"/>
+      </w:rPr>
+    </w:lvl>
+    <w:lvl w:ilvl="2" w:tentative="1">
+      <w:start w:val="1"/>
+      <w:numFmt w:val="bullet"/>
+      <w:lvlText w:val=""/>
+      <w:lvlJc w:val="left"/>
+      <w:pPr>
+        <w:tabs>
+          <w:tab w:val="num" w:pos="2160"/>
+        </w:tabs>
+        <w:ind w:left="2160" w:hanging="360"/>
+      </w:pPr>
+      <w:rPr>
+        <w:rFonts w:ascii="Wingdings" w:hAnsi="Wingdings" w:hint="default"/>
+        <w:sz w:val="20"/>
+      </w:rPr>
+    </w:lvl>
+    <w:lvl w:ilvl="3" w:tentative="1">
+      <w:start w:val="1"/>
+      <w:numFmt w:val="bullet"/>
+      <w:lvlText w:val=""/>
+      <w:lvlJc w:val="left"/>
+      <w:pPr>
+        <w:tabs>
+          <w:tab w:val="num" w:pos="2880"/>
+        </w:tabs>
+        <w:ind w:left="2880" w:hanging="360"/>
+      </w:pPr>
+      <w:rPr>
+        <w:rFonts w:ascii="Wingdings" w:hAnsi="Wingdings" w:hint="default"/>
+        <w:sz w:val="20"/>
+      </w:rPr>
+    </w:lvl>
+    <w:lvl w:ilvl="4" w:tentative="1">
+      <w:start w:val="1"/>
+      <w:numFmt w:val="bullet"/>
+      <w:lvlText w:val=""/>
+      <w:lvlJc w:val="left"/>
+      <w:pPr>
+        <w:tabs>
+          <w:tab w:val="num" w:pos="3600"/>
+        </w:tabs>
+        <w:ind w:left="3600" w:hanging="360"/>
+      </w:pPr>
+      <w:rPr>
+        <w:rFonts w:ascii="Wingdings" w:hAnsi="Wingdings" w:hint="default"/>
+        <w:sz w:val="20"/>
+      </w:rPr>
+    </w:lvl>
+    <w:lvl w:ilvl="5" w:tentative="1">
+      <w:start w:val="1"/>
+      <w:numFmt w:val="bullet"/>
+      <w:lvlText w:val=""/>
+      <w:lvlJc w:val="left"/>
+      <w:pPr>
+        <w:tabs>
+          <w:tab w:val="num" w:pos="4320"/>
+        </w:tabs>
+        <w:ind w:left="4320" w:hanging="360"/>
+      </w:pPr>
+      <w:rPr>
+        <w:rFonts w:ascii="Wingdings" w:hAnsi="Wingdings" w:hint="default"/>
+        <w:sz w:val="20"/>
+      </w:rPr>
+    </w:lvl>
+    <w:lvl w:ilvl="6" w:tentative="1">
+      <w:start w:val="1"/>
+      <w:numFmt w:val="bullet"/>
+      <w:lvlText w:val=""/>
+      <w:lvlJc w:val="left"/>
+      <w:pPr>
+        <w:tabs>
+          <w:tab w:val="num" w:pos="5040"/>
+        </w:tabs>
+        <w:ind w:left="5040" w:hanging="360"/>
+      </w:pPr>
+      <w:rPr>
+        <w:rFonts w:ascii="Wingdings" w:hAnsi="Wingdings" w:hint="default"/>
+        <w:sz w:val="20"/>
+      </w:rPr>
+    </w:lvl>
+    <w:lvl w:ilvl="7" w:tentative="1">
+      <w:start w:val="1"/>
+      <w:numFmt w:val="bullet"/>
+      <w:lvlText w:val=""/>
+      <w:lvlJc w:val="left"/>
+      <w:pPr>
+        <w:tabs>
+          <w:tab w:val="num" w:pos="5760"/>
+        </w:tabs>
+        <w:ind w:left="5760" w:hanging="360"/>
+      </w:pPr>
+      <w:rPr>
+        <w:rFonts w:ascii="Wingdings" w:hAnsi="Wingdings" w:hint="default"/>
+        <w:sz w:val="20"/>
+      </w:rPr>
+    </w:lvl>
+    <w:lvl w:ilvl="8" w:tentative="1">
+      <w:start w:val="1"/>
+      <w:numFmt w:val="bullet"/>
+      <w:lvlText w:val=""/>
+      <w:lvlJc w:val="left"/>
+      <w:pPr>
+        <w:tabs>
+          <w:tab w:val="num" w:pos="6480"/>
+        </w:tabs>
+        <w:ind w:left="6480" w:hanging="360"/>
+      </w:pPr>
+      <w:rPr>
+        <w:rFonts w:ascii="Wingdings" w:hAnsi="Wingdings" w:hint="default"/>
+        <w:sz w:val="20"/>
+      </w:rPr>
+    </w:lvl>
+  </w:abstractNum>
+  <w:abstractNum w:abstractNumId="10" w15:restartNumberingAfterBreak="0">
+    <w:nsid w:val="58D106FF"/>
+    <w:multiLevelType w:val="multilevel"/>
+    <w:tmpl w:val="3A92696C"/>
+    <w:lvl w:ilvl="0">
+      <w:start w:val="1"/>
+      <w:numFmt w:val="bullet"/>
+      <w:lvlText w:val=""/>
+      <w:lvlJc w:val="left"/>
+      <w:pPr>
+        <w:tabs>
+          <w:tab w:val="num" w:pos="720"/>
+        </w:tabs>
+        <w:ind w:left="720" w:hanging="360"/>
+      </w:pPr>
+      <w:rPr>
+        <w:rFonts w:ascii="Symbol" w:hAnsi="Symbol" w:hint="default"/>
+        <w:sz w:val="20"/>
+      </w:rPr>
+    </w:lvl>
+    <w:lvl w:ilvl="1" w:tentative="1">
+      <w:start w:val="1"/>
+      <w:numFmt w:val="bullet"/>
+      <w:lvlText w:val="o"/>
+      <w:lvlJc w:val="left"/>
+      <w:pPr>
+        <w:tabs>
+          <w:tab w:val="num" w:pos="1440"/>
+        </w:tabs>
+        <w:ind w:left="1440" w:hanging="360"/>
+      </w:pPr>
+      <w:rPr>
+        <w:rFonts w:ascii="Courier New" w:hAnsi="Courier New" w:hint="default"/>
+        <w:sz w:val="20"/>
+      </w:rPr>
+    </w:lvl>
+    <w:lvl w:ilvl="2" w:tentative="1">
+      <w:start w:val="1"/>
+      <w:numFmt w:val="bullet"/>
+      <w:lvlText w:val=""/>
+      <w:lvlJc w:val="left"/>
+      <w:pPr>
+        <w:tabs>
+          <w:tab w:val="num" w:pos="2160"/>
+        </w:tabs>
+        <w:ind w:left="2160" w:hanging="360"/>
+      </w:pPr>
+      <w:rPr>
+        <w:rFonts w:ascii="Wingdings" w:hAnsi="Wingdings" w:hint="default"/>
+        <w:sz w:val="20"/>
+      </w:rPr>
+    </w:lvl>
+    <w:lvl w:ilvl="3" w:tentative="1">
+      <w:start w:val="1"/>
+      <w:numFmt w:val="bullet"/>
+      <w:lvlText w:val=""/>
+      <w:lvlJc w:val="left"/>
+      <w:pPr>
+        <w:tabs>
+          <w:tab w:val="num" w:pos="2880"/>
+        </w:tabs>
+        <w:ind w:left="2880" w:hanging="360"/>
+      </w:pPr>
+      <w:rPr>
+        <w:rFonts w:ascii="Wingdings" w:hAnsi="Wingdings" w:hint="default"/>
+        <w:sz w:val="20"/>
+      </w:rPr>
+    </w:lvl>
+    <w:lvl w:ilvl="4" w:tentative="1">
+      <w:start w:val="1"/>
+      <w:numFmt w:val="bullet"/>
+      <w:lvlText w:val=""/>
+      <w:lvlJc w:val="left"/>
+      <w:pPr>
+        <w:tabs>
+          <w:tab w:val="num" w:pos="3600"/>
+        </w:tabs>
+        <w:ind w:left="3600" w:hanging="360"/>
+      </w:pPr>
+      <w:rPr>
+        <w:rFonts w:ascii="Wingdings" w:hAnsi="Wingdings" w:hint="default"/>
+        <w:sz w:val="20"/>
+      </w:rPr>
+    </w:lvl>
+    <w:lvl w:ilvl="5" w:tentative="1">
+      <w:start w:val="1"/>
+      <w:numFmt w:val="bullet"/>
+      <w:lvlText w:val=""/>
+      <w:lvlJc w:val="left"/>
+      <w:pPr>
+        <w:tabs>
+          <w:tab w:val="num" w:pos="4320"/>
+        </w:tabs>
+        <w:ind w:left="4320" w:hanging="360"/>
+      </w:pPr>
+      <w:rPr>
+        <w:rFonts w:ascii="Wingdings" w:hAnsi="Wingdings" w:hint="default"/>
+        <w:sz w:val="20"/>
+      </w:rPr>
+    </w:lvl>
+    <w:lvl w:ilvl="6" w:tentative="1">
+      <w:start w:val="1"/>
+      <w:numFmt w:val="bullet"/>
+      <w:lvlText w:val=""/>
+      <w:lvlJc w:val="left"/>
+      <w:pPr>
+        <w:tabs>
+          <w:tab w:val="num" w:pos="5040"/>
+        </w:tabs>
+        <w:ind w:left="5040" w:hanging="360"/>
+      </w:pPr>
+      <w:rPr>
+        <w:rFonts w:ascii="Wingdings" w:hAnsi="Wingdings" w:hint="default"/>
+        <w:sz w:val="20"/>
+      </w:rPr>
+    </w:lvl>
+    <w:lvl w:ilvl="7" w:tentative="1">
+      <w:start w:val="1"/>
+      <w:numFmt w:val="bullet"/>
+      <w:lvlText w:val=""/>
+      <w:lvlJc w:val="left"/>
+      <w:pPr>
+        <w:tabs>
+          <w:tab w:val="num" w:pos="5760"/>
+        </w:tabs>
+        <w:ind w:left="5760" w:hanging="360"/>
+      </w:pPr>
+      <w:rPr>
+        <w:rFonts w:ascii="Wingdings" w:hAnsi="Wingdings" w:hint="default"/>
+        <w:sz w:val="20"/>
+      </w:rPr>
+    </w:lvl>
+    <w:lvl w:ilvl="8" w:tentative="1">
+      <w:start w:val="1"/>
+      <w:numFmt w:val="bullet"/>
+      <w:lvlText w:val=""/>
+      <w:lvlJc w:val="left"/>
+      <w:pPr>
+        <w:tabs>
+          <w:tab w:val="num" w:pos="6480"/>
+        </w:tabs>
+        <w:ind w:left="6480" w:hanging="360"/>
+      </w:pPr>
+      <w:rPr>
+        <w:rFonts w:ascii="Wingdings" w:hAnsi="Wingdings" w:hint="default"/>
+        <w:sz w:val="20"/>
+      </w:rPr>
+    </w:lvl>
+  </w:abstractNum>
+  <w:abstractNum w:abstractNumId="11" w15:restartNumberingAfterBreak="0">
+    <w:nsid w:val="5A7C13E6"/>
+    <w:multiLevelType w:val="multilevel"/>
+    <w:tmpl w:val="2B02532E"/>
+    <w:lvl w:ilvl="0">
+      <w:start w:val="1"/>
+      <w:numFmt w:val="bullet"/>
+      <w:lvlText w:val=""/>
+      <w:lvlJc w:val="left"/>
+      <w:pPr>
+        <w:tabs>
+          <w:tab w:val="num" w:pos="720"/>
+        </w:tabs>
+        <w:ind w:left="720" w:hanging="360"/>
+      </w:pPr>
+      <w:rPr>
+        <w:rFonts w:ascii="Symbol" w:hAnsi="Symbol" w:hint="default"/>
+        <w:sz w:val="20"/>
+      </w:rPr>
+    </w:lvl>
+    <w:lvl w:ilvl="1" w:tentative="1">
+      <w:start w:val="1"/>
+      <w:numFmt w:val="bullet"/>
+      <w:lvlText w:val="o"/>
+      <w:lvlJc w:val="left"/>
+      <w:pPr>
+        <w:tabs>
+          <w:tab w:val="num" w:pos="1440"/>
+        </w:tabs>
+        <w:ind w:left="1440" w:hanging="360"/>
+      </w:pPr>
+      <w:rPr>
+        <w:rFonts w:ascii="Courier New" w:hAnsi="Courier New" w:hint="default"/>
+        <w:sz w:val="20"/>
+      </w:rPr>
+    </w:lvl>
+    <w:lvl w:ilvl="2" w:tentative="1">
+      <w:start w:val="1"/>
+      <w:numFmt w:val="bullet"/>
+      <w:lvlText w:val=""/>
+      <w:lvlJc w:val="left"/>
+      <w:pPr>
+        <w:tabs>
+          <w:tab w:val="num" w:pos="2160"/>
+        </w:tabs>
+        <w:ind w:left="2160" w:hanging="360"/>
+      </w:pPr>
+      <w:rPr>
+        <w:rFonts w:ascii="Wingdings" w:hAnsi="Wingdings" w:hint="default"/>
+        <w:sz w:val="20"/>
+      </w:rPr>
+    </w:lvl>
+    <w:lvl w:ilvl="3" w:tentative="1">
+      <w:start w:val="1"/>
+      <w:numFmt w:val="bullet"/>
+      <w:lvlText w:val=""/>
+      <w:lvlJc w:val="left"/>
+      <w:pPr>
+        <w:tabs>
+          <w:tab w:val="num" w:pos="2880"/>
+        </w:tabs>
+        <w:ind w:left="2880" w:hanging="360"/>
+      </w:pPr>
+      <w:rPr>
+        <w:rFonts w:ascii="Wingdings" w:hAnsi="Wingdings" w:hint="default"/>
+        <w:sz w:val="20"/>
+      </w:rPr>
+    </w:lvl>
+    <w:lvl w:ilvl="4" w:tentative="1">
+      <w:start w:val="1"/>
+      <w:numFmt w:val="bullet"/>
+      <w:lvlText w:val=""/>
+      <w:lvlJc w:val="left"/>
+      <w:pPr>
+        <w:tabs>
+          <w:tab w:val="num" w:pos="3600"/>
+        </w:tabs>
+        <w:ind w:left="3600" w:hanging="360"/>
+      </w:pPr>
+      <w:rPr>
+        <w:rFonts w:ascii="Wingdings" w:hAnsi="Wingdings" w:hint="default"/>
+        <w:sz w:val="20"/>
+      </w:rPr>
+    </w:lvl>
+    <w:lvl w:ilvl="5" w:tentative="1">
+      <w:start w:val="1"/>
+      <w:numFmt w:val="bullet"/>
+      <w:lvlText w:val=""/>
+      <w:lvlJc w:val="left"/>
+      <w:pPr>
+        <w:tabs>
+          <w:tab w:val="num" w:pos="4320"/>
+        </w:tabs>
+        <w:ind w:left="4320" w:hanging="360"/>
+      </w:pPr>
+      <w:rPr>
+        <w:rFonts w:ascii="Wingdings" w:hAnsi="Wingdings" w:hint="default"/>
+        <w:sz w:val="20"/>
+      </w:rPr>
+    </w:lvl>
+    <w:lvl w:ilvl="6" w:tentative="1">
+      <w:start w:val="1"/>
+      <w:numFmt w:val="bullet"/>
+      <w:lvlText w:val=""/>
+      <w:lvlJc w:val="left"/>
+      <w:pPr>
+        <w:tabs>
+          <w:tab w:val="num" w:pos="5040"/>
+        </w:tabs>
+        <w:ind w:left="5040" w:hanging="360"/>
+      </w:pPr>
+      <w:rPr>
+        <w:rFonts w:ascii="Wingdings" w:hAnsi="Wingdings" w:hint="default"/>
+        <w:sz w:val="20"/>
+      </w:rPr>
+    </w:lvl>
+    <w:lvl w:ilvl="7" w:tentative="1">
+      <w:start w:val="1"/>
+      <w:numFmt w:val="bullet"/>
+      <w:lvlText w:val=""/>
+      <w:lvlJc w:val="left"/>
+      <w:pPr>
+        <w:tabs>
+          <w:tab w:val="num" w:pos="5760"/>
+        </w:tabs>
+        <w:ind w:left="5760" w:hanging="360"/>
+      </w:pPr>
+      <w:rPr>
+        <w:rFonts w:ascii="Wingdings" w:hAnsi="Wingdings" w:hint="default"/>
+        <w:sz w:val="20"/>
+      </w:rPr>
+    </w:lvl>
+    <w:lvl w:ilvl="8" w:tentative="1">
+      <w:start w:val="1"/>
+      <w:numFmt w:val="bullet"/>
+      <w:lvlText w:val=""/>
+      <w:lvlJc w:val="left"/>
+      <w:pPr>
+        <w:tabs>
+          <w:tab w:val="num" w:pos="6480"/>
+        </w:tabs>
+        <w:ind w:left="6480" w:hanging="360"/>
+      </w:pPr>
+      <w:rPr>
+        <w:rFonts w:ascii="Wingdings" w:hAnsi="Wingdings" w:hint="default"/>
+        <w:sz w:val="20"/>
+      </w:rPr>
+    </w:lvl>
+  </w:abstractNum>
+  <w:abstractNum w:abstractNumId="12" w15:restartNumberingAfterBreak="0">
+    <w:nsid w:val="61BE11DF"/>
+    <w:multiLevelType w:val="multilevel"/>
+    <w:tmpl w:val="756AD98E"/>
+    <w:lvl w:ilvl="0">
+      <w:start w:val="1"/>
+      <w:numFmt w:val="bullet"/>
+      <w:lvlText w:val=""/>
+      <w:lvlJc w:val="left"/>
+      <w:pPr>
+        <w:tabs>
+          <w:tab w:val="num" w:pos="720"/>
+        </w:tabs>
+        <w:ind w:left="720" w:hanging="360"/>
+      </w:pPr>
+      <w:rPr>
+        <w:rFonts w:ascii="Symbol" w:hAnsi="Symbol" w:hint="default"/>
+        <w:sz w:val="20"/>
+      </w:rPr>
+    </w:lvl>
+    <w:lvl w:ilvl="1" w:tentative="1">
+      <w:start w:val="1"/>
+      <w:numFmt w:val="bullet"/>
+      <w:lvlText w:val="o"/>
+      <w:lvlJc w:val="left"/>
+      <w:pPr>
+        <w:tabs>
+          <w:tab w:val="num" w:pos="1440"/>
+        </w:tabs>
+        <w:ind w:left="1440" w:hanging="360"/>
+      </w:pPr>
+      <w:rPr>
+        <w:rFonts w:ascii="Courier New" w:hAnsi="Courier New" w:hint="default"/>
+        <w:sz w:val="20"/>
+      </w:rPr>
+    </w:lvl>
+    <w:lvl w:ilvl="2" w:tentative="1">
+      <w:start w:val="1"/>
+      <w:numFmt w:val="bullet"/>
+      <w:lvlText w:val=""/>
+      <w:lvlJc w:val="left"/>
+      <w:pPr>
+        <w:tabs>
+          <w:tab w:val="num" w:pos="2160"/>
+        </w:tabs>
+        <w:ind w:left="2160" w:hanging="360"/>
+      </w:pPr>
+      <w:rPr>
+        <w:rFonts w:ascii="Wingdings" w:hAnsi="Wingdings" w:hint="default"/>
+        <w:sz w:val="20"/>
+      </w:rPr>
+    </w:lvl>
+    <w:lvl w:ilvl="3" w:tentative="1">
+      <w:start w:val="1"/>
+      <w:numFmt w:val="bullet"/>
+      <w:lvlText w:val=""/>
+      <w:lvlJc w:val="left"/>
+      <w:pPr>
+        <w:tabs>
+          <w:tab w:val="num" w:pos="2880"/>
+        </w:tabs>
+        <w:ind w:left="2880" w:hanging="360"/>
+      </w:pPr>
+      <w:rPr>
+        <w:rFonts w:ascii="Wingdings" w:hAnsi="Wingdings" w:hint="default"/>
+        <w:sz w:val="20"/>
+      </w:rPr>
+    </w:lvl>
+    <w:lvl w:ilvl="4" w:tentative="1">
+      <w:start w:val="1"/>
+      <w:numFmt w:val="bullet"/>
+      <w:lvlText w:val=""/>
+      <w:lvlJc w:val="left"/>
+      <w:pPr>
+        <w:tabs>
+          <w:tab w:val="num" w:pos="3600"/>
+        </w:tabs>
+        <w:ind w:left="3600" w:hanging="360"/>
+      </w:pPr>
+      <w:rPr>
+        <w:rFonts w:ascii="Wingdings" w:hAnsi="Wingdings" w:hint="default"/>
+        <w:sz w:val="20"/>
+      </w:rPr>
+    </w:lvl>
+    <w:lvl w:ilvl="5" w:tentative="1">
+      <w:start w:val="1"/>
+      <w:numFmt w:val="bullet"/>
+      <w:lvlText w:val=""/>
+      <w:lvlJc w:val="left"/>
+      <w:pPr>
+        <w:tabs>
+          <w:tab w:val="num" w:pos="4320"/>
+        </w:tabs>
+        <w:ind w:left="4320" w:hanging="360"/>
+      </w:pPr>
+      <w:rPr>
+        <w:rFonts w:ascii="Wingdings" w:hAnsi="Wingdings" w:hint="default"/>
+        <w:sz w:val="20"/>
+      </w:rPr>
+    </w:lvl>
+    <w:lvl w:ilvl="6" w:tentative="1">
+      <w:start w:val="1"/>
+      <w:numFmt w:val="bullet"/>
+      <w:lvlText w:val=""/>
+      <w:lvlJc w:val="left"/>
+      <w:pPr>
+        <w:tabs>
+          <w:tab w:val="num" w:pos="5040"/>
+        </w:tabs>
+        <w:ind w:left="5040" w:hanging="360"/>
+      </w:pPr>
+      <w:rPr>
+        <w:rFonts w:ascii="Wingdings" w:hAnsi="Wingdings" w:hint="default"/>
+        <w:sz w:val="20"/>
+      </w:rPr>
+    </w:lvl>
+    <w:lvl w:ilvl="7" w:tentative="1">
+      <w:start w:val="1"/>
+      <w:numFmt w:val="bullet"/>
+      <w:lvlText w:val=""/>
+      <w:lvlJc w:val="left"/>
+      <w:pPr>
+        <w:tabs>
+          <w:tab w:val="num" w:pos="5760"/>
+        </w:tabs>
+        <w:ind w:left="5760" w:hanging="360"/>
+      </w:pPr>
+      <w:rPr>
+        <w:rFonts w:ascii="Wingdings" w:hAnsi="Wingdings" w:hint="default"/>
+        <w:sz w:val="20"/>
+      </w:rPr>
+    </w:lvl>
+    <w:lvl w:ilvl="8" w:tentative="1">
+      <w:start w:val="1"/>
+      <w:numFmt w:val="bullet"/>
+      <w:lvlText w:val=""/>
+      <w:lvlJc w:val="left"/>
+      <w:pPr>
+        <w:tabs>
+          <w:tab w:val="num" w:pos="6480"/>
+        </w:tabs>
+        <w:ind w:left="6480" w:hanging="360"/>
+      </w:pPr>
+      <w:rPr>
+        <w:rFonts w:ascii="Wingdings" w:hAnsi="Wingdings" w:hint="default"/>
+        <w:sz w:val="20"/>
+      </w:rPr>
+    </w:lvl>
+  </w:abstractNum>
+  <w:abstractNum w:abstractNumId="13" w15:restartNumberingAfterBreak="0">
+    <w:nsid w:val="64223227"/>
+    <w:multiLevelType w:val="hybridMultilevel"/>
+    <w:tmpl w:val="5EC8A47A"/>
+    <w:lvl w:ilvl="0" w:tplc="6AE417FA">
+      <w:start w:val="1"/>
+      <w:numFmt w:val="bullet"/>
+      <w:pStyle w:val="CList"/>
+      <w:lvlText w:val=""/>
+      <w:lvlJc w:val="left"/>
+      <w:pPr>
+        <w:ind w:left="720" w:hanging="360"/>
+      </w:pPr>
+      <w:rPr>
+        <w:rFonts w:ascii="Symbol" w:hAnsi="Symbol" w:hint="default"/>
+      </w:rPr>
+    </w:lvl>
+    <w:lvl w:ilvl="1" w:tplc="40090003" w:tentative="1">
+      <w:start w:val="1"/>
+      <w:numFmt w:val="bullet"/>
+      <w:lvlText w:val="o"/>
+      <w:lvlJc w:val="left"/>
+      <w:pPr>
+        <w:ind w:left="1440" w:hanging="360"/>
+      </w:pPr>
+      <w:rPr>
+        <w:rFonts w:ascii="Courier New" w:hAnsi="Courier New" w:cs="Courier New" w:hint="default"/>
+      </w:rPr>
+    </w:lvl>
+    <w:lvl w:ilvl="2" w:tplc="40090005" w:tentative="1">
+      <w:start w:val="1"/>
+      <w:numFmt w:val="bullet"/>
+      <w:lvlText w:val=""/>
+      <w:lvlJc w:val="left"/>
+      <w:pPr>
+        <w:ind w:left="2160" w:hanging="360"/>
+      </w:pPr>
+      <w:rPr>
+        <w:rFonts w:ascii="Wingdings" w:hAnsi="Wingdings" w:hint="default"/>
+      </w:rPr>
+    </w:lvl>
+    <w:lvl w:ilvl="3" w:tplc="40090001" w:tentative="1">
+      <w:start w:val="1"/>
+      <w:numFmt w:val="bullet"/>
+      <w:lvlText w:val=""/>
+      <w:lvlJc w:val="left"/>
+      <w:pPr>
+        <w:ind w:left="2880" w:hanging="360"/>
+      </w:pPr>
+      <w:rPr>
+        <w:rFonts w:ascii="Symbol" w:hAnsi="Symbol" w:hint="default"/>
+      </w:rPr>
+    </w:lvl>
+    <w:lvl w:ilvl="4" w:tplc="40090003" w:tentative="1">
+      <w:start w:val="1"/>
+      <w:numFmt w:val="bullet"/>
+      <w:lvlText w:val="o"/>
+      <w:lvlJc w:val="left"/>
+      <w:pPr>
+        <w:ind w:left="3600" w:hanging="360"/>
+      </w:pPr>
+      <w:rPr>
+        <w:rFonts w:ascii="Courier New" w:hAnsi="Courier New" w:cs="Courier New" w:hint="default"/>
+      </w:rPr>
+    </w:lvl>
+    <w:lvl w:ilvl="5" w:tplc="40090005" w:tentative="1">
+      <w:start w:val="1"/>
+      <w:numFmt w:val="bullet"/>
+      <w:lvlText w:val=""/>
+      <w:lvlJc w:val="left"/>
+      <w:pPr>
+        <w:ind w:left="4320" w:hanging="360"/>
+      </w:pPr>
+      <w:rPr>
+        <w:rFonts w:ascii="Wingdings" w:hAnsi="Wingdings" w:hint="default"/>
+      </w:rPr>
+    </w:lvl>
+    <w:lvl w:ilvl="6" w:tplc="40090001" w:tentative="1">
+      <w:start w:val="1"/>
+      <w:numFmt w:val="bullet"/>
+      <w:lvlText w:val=""/>
+      <w:lvlJc w:val="left"/>
+      <w:pPr>
+        <w:ind w:left="5040" w:hanging="360"/>
+      </w:pPr>
+      <w:rPr>
+        <w:rFonts w:ascii="Symbol" w:hAnsi="Symbol" w:hint="default"/>
+      </w:rPr>
+    </w:lvl>
+    <w:lvl w:ilvl="7" w:tplc="40090003" w:tentative="1">
+      <w:start w:val="1"/>
+      <w:numFmt w:val="bullet"/>
+      <w:lvlText w:val="o"/>
+      <w:lvlJc w:val="left"/>
+      <w:pPr>
+        <w:ind w:left="5760" w:hanging="360"/>
+      </w:pPr>
+      <w:rPr>
+        <w:rFonts w:ascii="Courier New" w:hAnsi="Courier New" w:cs="Courier New" w:hint="default"/>
+      </w:rPr>
+    </w:lvl>
+    <w:lvl w:ilvl="8" w:tplc="40090005" w:tentative="1">
+      <w:start w:val="1"/>
+      <w:numFmt w:val="bullet"/>
+      <w:lvlText w:val=""/>
+      <w:lvlJc w:val="left"/>
+      <w:pPr>
+        <w:ind w:left="6480" w:hanging="360"/>
+      </w:pPr>
+      <w:rPr>
+        <w:rFonts w:ascii="Wingdings" w:hAnsi="Wingdings" w:hint="default"/>
+      </w:rPr>
+    </w:lvl>
+  </w:abstractNum>
+  <w:abstractNum w:abstractNumId="14" w15:restartNumberingAfterBreak="0">
+    <w:nsid w:val="65873A4F"/>
+    <w:multiLevelType w:val="multilevel"/>
+    <w:tmpl w:val="32A65C9A"/>
+    <w:lvl w:ilvl="0">
+      <w:start w:val="1"/>
+      <w:numFmt w:val="bullet"/>
+      <w:lvlText w:val=""/>
+      <w:lvlJc w:val="left"/>
+      <w:pPr>
+        <w:tabs>
+          <w:tab w:val="num" w:pos="720"/>
+        </w:tabs>
+        <w:ind w:left="720" w:hanging="360"/>
+      </w:pPr>
+      <w:rPr>
+        <w:rFonts w:ascii="Symbol" w:hAnsi="Symbol" w:hint="default"/>
+        <w:sz w:val="20"/>
+      </w:rPr>
+    </w:lvl>
+    <w:lvl w:ilvl="1" w:tentative="1">
+      <w:start w:val="1"/>
+      <w:numFmt w:val="bullet"/>
+      <w:lvlText w:val="o"/>
+      <w:lvlJc w:val="left"/>
+      <w:pPr>
+        <w:tabs>
+          <w:tab w:val="num" w:pos="1440"/>
+        </w:tabs>
+        <w:ind w:left="1440" w:hanging="360"/>
+      </w:pPr>
+      <w:rPr>
+        <w:rFonts w:ascii="Courier New" w:hAnsi="Courier New" w:hint="default"/>
+        <w:sz w:val="20"/>
+      </w:rPr>
+    </w:lvl>
+    <w:lvl w:ilvl="2" w:tentative="1">
+      <w:start w:val="1"/>
+      <w:numFmt w:val="bullet"/>
+      <w:lvlText w:val=""/>
+      <w:lvlJc w:val="left"/>
+      <w:pPr>
+        <w:tabs>
+          <w:tab w:val="num" w:pos="2160"/>
+        </w:tabs>
+        <w:ind w:left="2160" w:hanging="360"/>
+      </w:pPr>
+      <w:rPr>
+        <w:rFonts w:ascii="Wingdings" w:hAnsi="Wingdings" w:hint="default"/>
+        <w:sz w:val="20"/>
+      </w:rPr>
+    </w:lvl>
+    <w:lvl w:ilvl="3" w:tentative="1">
+      <w:start w:val="1"/>
+      <w:numFmt w:val="bullet"/>
+      <w:lvlText w:val=""/>
+      <w:lvlJc w:val="left"/>
+      <w:pPr>
+        <w:tabs>
+          <w:tab w:val="num" w:pos="2880"/>
+        </w:tabs>
+        <w:ind w:left="2880" w:hanging="360"/>
+      </w:pPr>
+      <w:rPr>
+        <w:rFonts w:ascii="Wingdings" w:hAnsi="Wingdings" w:hint="default"/>
+        <w:sz w:val="20"/>
+      </w:rPr>
+    </w:lvl>
+    <w:lvl w:ilvl="4" w:tentative="1">
+      <w:start w:val="1"/>
+      <w:numFmt w:val="bullet"/>
+      <w:lvlText w:val=""/>
+      <w:lvlJc w:val="left"/>
+      <w:pPr>
+        <w:tabs>
+          <w:tab w:val="num" w:pos="3600"/>
+        </w:tabs>
+        <w:ind w:left="3600" w:hanging="360"/>
+      </w:pPr>
+      <w:rPr>
+        <w:rFonts w:ascii="Wingdings" w:hAnsi="Wingdings" w:hint="default"/>
+        <w:sz w:val="20"/>
+      </w:rPr>
+    </w:lvl>
+    <w:lvl w:ilvl="5" w:tentative="1">
+      <w:start w:val="1"/>
+      <w:numFmt w:val="bullet"/>
+      <w:lvlText w:val=""/>
+      <w:lvlJc w:val="left"/>
+      <w:pPr>
+        <w:tabs>
+          <w:tab w:val="num" w:pos="4320"/>
+        </w:tabs>
+        <w:ind w:left="4320" w:hanging="360"/>
+      </w:pPr>
+      <w:rPr>
+        <w:rFonts w:ascii="Wingdings" w:hAnsi="Wingdings" w:hint="default"/>
+        <w:sz w:val="20"/>
+      </w:rPr>
+    </w:lvl>
+    <w:lvl w:ilvl="6" w:tentative="1">
+      <w:start w:val="1"/>
+      <w:numFmt w:val="bullet"/>
+      <w:lvlText w:val=""/>
+      <w:lvlJc w:val="left"/>
+      <w:pPr>
+        <w:tabs>
+          <w:tab w:val="num" w:pos="5040"/>
+        </w:tabs>
+        <w:ind w:left="5040" w:hanging="360"/>
+      </w:pPr>
+      <w:rPr>
+        <w:rFonts w:ascii="Wingdings" w:hAnsi="Wingdings" w:hint="default"/>
+        <w:sz w:val="20"/>
+      </w:rPr>
+    </w:lvl>
+    <w:lvl w:ilvl="7" w:tentative="1">
+      <w:start w:val="1"/>
+      <w:numFmt w:val="bullet"/>
+      <w:lvlText w:val=""/>
+      <w:lvlJc w:val="left"/>
+      <w:pPr>
+        <w:tabs>
+          <w:tab w:val="num" w:pos="5760"/>
+        </w:tabs>
+        <w:ind w:left="5760" w:hanging="360"/>
+      </w:pPr>
+      <w:rPr>
+        <w:rFonts w:ascii="Wingdings" w:hAnsi="Wingdings" w:hint="default"/>
+        <w:sz w:val="20"/>
+      </w:rPr>
+    </w:lvl>
+    <w:lvl w:ilvl="8" w:tentative="1">
+      <w:start w:val="1"/>
+      <w:numFmt w:val="bullet"/>
+      <w:lvlText w:val=""/>
+      <w:lvlJc w:val="left"/>
+      <w:pPr>
+        <w:tabs>
+          <w:tab w:val="num" w:pos="6480"/>
+        </w:tabs>
+        <w:ind w:left="6480" w:hanging="360"/>
+      </w:pPr>
+      <w:rPr>
+        <w:rFonts w:ascii="Wingdings" w:hAnsi="Wingdings" w:hint="default"/>
+        <w:sz w:val="20"/>
+      </w:rPr>
+    </w:lvl>
+  </w:abstractNum>
+  <w:num w:numId="1">
+    <w:abstractNumId w:val="13"/>
+  </w:num>
+  <w:num w:numId="2">
+    <w:abstractNumId w:val="9"/>
+  </w:num>
+  <w:num w:numId="3">
+    <w:abstractNumId w:val="6"/>
+  </w:num>
+  <w:num w:numId="4">
+    <w:abstractNumId w:val="0"/>
+  </w:num>
+  <w:num w:numId="5">
+    <w:abstractNumId w:val="14"/>
+  </w:num>
+  <w:num w:numId="6">
+    <w:abstractNumId w:val="4"/>
+  </w:num>
+  <w:num w:numId="7">
+    <w:abstractNumId w:val="3"/>
+  </w:num>
+  <w:num w:numId="8">
+    <w:abstractNumId w:val="8"/>
+  </w:num>
+  <w:num w:numId="9">
+    <w:abstractNumId w:val="11"/>
+  </w:num>
+  <w:num w:numId="10">
+    <w:abstractNumId w:val="13"/>
+  </w:num>
+  <w:num w:numId="11">
+    <w:abstractNumId w:val="1"/>
+  </w:num>
+  <w:num w:numId="12">
+    <w:abstractNumId w:val="2"/>
+  </w:num>
+  <w:num w:numId="13">
+    <w:abstractNumId w:val="5"/>
+  </w:num>
+  <w:num w:numId="14">
+    <w:abstractNumId w:val="10"/>
+  </w:num>
+  <w:num w:numId="15">
+    <w:abstractNumId w:val="12"/>
+  </w:num>
+  <w:num w:numId="16">
+    <w:abstractNumId w:val="7"/>
+  </w:num>
+</w:numbering>
 </file>
 
 <file path=word/styles.xml><?xml version="1.0" encoding="utf-8"?>
@@ -697,6 +5882,46 @@
     <w:name w:val="Normal"/>
     <w:qFormat/>
   </w:style>
+  <w:style w:type="paragraph" w:styleId="Heading2">
+    <w:name w:val="heading 2"/>
+    <w:basedOn w:val="Normal"/>
+    <w:link w:val="Heading2Char"/>
+    <w:uiPriority w:val="9"/>
+    <w:qFormat/>
+    <w:rsid w:val="00BA3FB4"/>
+    <w:pPr>
+      <w:spacing w:before="100" w:beforeAutospacing="1" w:after="100" w:afterAutospacing="1" w:line="240" w:lineRule="auto"/>
+      <w:outlineLvl w:val="1"/>
+    </w:pPr>
+    <w:rPr>
+      <w:rFonts w:ascii="Times New Roman" w:eastAsia="Times New Roman" w:hAnsi="Times New Roman" w:cs="Times New Roman"/>
+      <w:b/>
+      <w:bCs/>
+      <w:sz w:val="36"/>
+      <w:szCs w:val="36"/>
+      <w:lang w:eastAsia="en-IN"/>
+    </w:rPr>
+  </w:style>
+  <w:style w:type="paragraph" w:styleId="Heading3">
+    <w:name w:val="heading 3"/>
+    <w:basedOn w:val="Normal"/>
+    <w:link w:val="Heading3Char"/>
+    <w:uiPriority w:val="9"/>
+    <w:qFormat/>
+    <w:rsid w:val="00BA3FB4"/>
+    <w:pPr>
+      <w:spacing w:before="100" w:beforeAutospacing="1" w:after="100" w:afterAutospacing="1" w:line="240" w:lineRule="auto"/>
+      <w:outlineLvl w:val="2"/>
+    </w:pPr>
+    <w:rPr>
+      <w:rFonts w:ascii="Times New Roman" w:eastAsia="Times New Roman" w:hAnsi="Times New Roman" w:cs="Times New Roman"/>
+      <w:b/>
+      <w:bCs/>
+      <w:sz w:val="27"/>
+      <w:szCs w:val="27"/>
+      <w:lang w:eastAsia="en-IN"/>
+    </w:rPr>
+  </w:style>
   <w:style w:type="character" w:default="1" w:styleId="DefaultParagraphFont">
     <w:name w:val="Default Paragraph Font"/>
     <w:uiPriority w:val="1"/>
@@ -730,7 +5955,7 @@
     <w:link w:val="CodeChar"/>
     <w:autoRedefine/>
     <w:qFormat/>
-    <w:rsid w:val="003B3A25"/>
+    <w:rsid w:val="00112344"/>
     <w:pPr>
       <w:spacing w:after="5" w:line="240" w:lineRule="auto"/>
     </w:pPr>
@@ -738,17 +5963,19 @@
       <w:rFonts w:ascii="JetBrains Mono NL" w:eastAsia="Microsoft JhengHei" w:hAnsi="JetBrains Mono NL" w:cs="Cascadia Code"/>
       <w:sz w:val="18"/>
       <w:szCs w:val="24"/>
+      <w:lang w:eastAsia="en-IN"/>
     </w:rPr>
   </w:style>
   <w:style w:type="character" w:customStyle="1" w:styleId="CodeChar">
     <w:name w:val="Code Char"/>
     <w:basedOn w:val="DefaultParagraphFont"/>
     <w:link w:val="Code"/>
-    <w:rsid w:val="003B3A25"/>
+    <w:rsid w:val="00112344"/>
     <w:rPr>
       <w:rFonts w:ascii="JetBrains Mono NL" w:eastAsia="Microsoft JhengHei" w:hAnsi="JetBrains Mono NL" w:cs="Cascadia Code"/>
       <w:sz w:val="18"/>
       <w:szCs w:val="24"/>
+      <w:lang w:eastAsia="en-IN"/>
     </w:rPr>
   </w:style>
   <w:style w:type="paragraph" w:customStyle="1" w:styleId="Question">
@@ -1078,6 +6305,264 @@
       </w:tcPr>
     </w:tblStylePr>
   </w:style>
+  <w:style w:type="paragraph" w:customStyle="1" w:styleId="Seperator">
+    <w:name w:val="Seperator"/>
+    <w:basedOn w:val="Normal"/>
+    <w:link w:val="SeperatorChar"/>
+    <w:qFormat/>
+    <w:rsid w:val="00BA3FB4"/>
+    <w:rPr>
+      <w:sz w:val="4"/>
+      <w:szCs w:val="4"/>
+      <w:lang w:val="en-US"/>
+    </w:rPr>
+  </w:style>
+  <w:style w:type="character" w:customStyle="1" w:styleId="markedcontent">
+    <w:name w:val="markedcontent"/>
+    <w:basedOn w:val="DefaultParagraphFont"/>
+    <w:rsid w:val="00BA3FB4"/>
+  </w:style>
+  <w:style w:type="character" w:customStyle="1" w:styleId="SeperatorChar">
+    <w:name w:val="Seperator Char"/>
+    <w:basedOn w:val="DefaultParagraphFont"/>
+    <w:link w:val="Seperator"/>
+    <w:rsid w:val="00BA3FB4"/>
+    <w:rPr>
+      <w:sz w:val="4"/>
+      <w:szCs w:val="4"/>
+      <w:lang w:val="en-US"/>
+    </w:rPr>
+  </w:style>
+  <w:style w:type="paragraph" w:customStyle="1" w:styleId="Heading">
+    <w:name w:val="Heading"/>
+    <w:basedOn w:val="Seperator"/>
+    <w:link w:val="HeadingChar"/>
+    <w:qFormat/>
+    <w:rsid w:val="00BA3FB4"/>
+    <w:rPr>
+      <w:b/>
+      <w:bCs/>
+      <w:sz w:val="24"/>
+      <w:szCs w:val="24"/>
+    </w:rPr>
+  </w:style>
+  <w:style w:type="paragraph" w:customStyle="1" w:styleId="Text">
+    <w:name w:val="Text"/>
+    <w:basedOn w:val="Seperator"/>
+    <w:link w:val="TextChar"/>
+    <w:qFormat/>
+    <w:rsid w:val="00BA3FB4"/>
+    <w:rPr>
+      <w:sz w:val="22"/>
+      <w:szCs w:val="22"/>
+    </w:rPr>
+  </w:style>
+  <w:style w:type="character" w:customStyle="1" w:styleId="HeadingChar">
+    <w:name w:val="Heading Char"/>
+    <w:basedOn w:val="SeperatorChar"/>
+    <w:link w:val="Heading"/>
+    <w:rsid w:val="00BA3FB4"/>
+    <w:rPr>
+      <w:b/>
+      <w:bCs/>
+      <w:sz w:val="24"/>
+      <w:szCs w:val="24"/>
+      <w:lang w:val="en-US"/>
+    </w:rPr>
+  </w:style>
+  <w:style w:type="paragraph" w:customStyle="1" w:styleId="CList">
+    <w:name w:val="CList"/>
+    <w:basedOn w:val="Text"/>
+    <w:link w:val="CListChar"/>
+    <w:qFormat/>
+    <w:rsid w:val="00BA3FB4"/>
+    <w:pPr>
+      <w:numPr>
+        <w:numId w:val="1"/>
+      </w:numPr>
+      <w:spacing w:after="40" w:line="276" w:lineRule="auto"/>
+    </w:pPr>
+  </w:style>
+  <w:style w:type="character" w:customStyle="1" w:styleId="TextChar">
+    <w:name w:val="Text Char"/>
+    <w:basedOn w:val="SeperatorChar"/>
+    <w:link w:val="Text"/>
+    <w:rsid w:val="00BA3FB4"/>
+    <w:rPr>
+      <w:sz w:val="4"/>
+      <w:szCs w:val="4"/>
+      <w:lang w:val="en-US"/>
+    </w:rPr>
+  </w:style>
+  <w:style w:type="character" w:customStyle="1" w:styleId="Heading2Char">
+    <w:name w:val="Heading 2 Char"/>
+    <w:basedOn w:val="DefaultParagraphFont"/>
+    <w:link w:val="Heading2"/>
+    <w:uiPriority w:val="9"/>
+    <w:rsid w:val="00BA3FB4"/>
+    <w:rPr>
+      <w:rFonts w:ascii="Times New Roman" w:eastAsia="Times New Roman" w:hAnsi="Times New Roman" w:cs="Times New Roman"/>
+      <w:b/>
+      <w:bCs/>
+      <w:sz w:val="36"/>
+      <w:szCs w:val="36"/>
+      <w:lang w:eastAsia="en-IN"/>
+    </w:rPr>
+  </w:style>
+  <w:style w:type="character" w:customStyle="1" w:styleId="CListChar">
+    <w:name w:val="CList Char"/>
+    <w:basedOn w:val="TextChar"/>
+    <w:link w:val="CList"/>
+    <w:rsid w:val="00BA3FB4"/>
+    <w:rPr>
+      <w:sz w:val="4"/>
+      <w:szCs w:val="4"/>
+      <w:lang w:val="en-US"/>
+    </w:rPr>
+  </w:style>
+  <w:style w:type="character" w:customStyle="1" w:styleId="Heading3Char">
+    <w:name w:val="Heading 3 Char"/>
+    <w:basedOn w:val="DefaultParagraphFont"/>
+    <w:link w:val="Heading3"/>
+    <w:uiPriority w:val="9"/>
+    <w:rsid w:val="00BA3FB4"/>
+    <w:rPr>
+      <w:rFonts w:ascii="Times New Roman" w:eastAsia="Times New Roman" w:hAnsi="Times New Roman" w:cs="Times New Roman"/>
+      <w:b/>
+      <w:bCs/>
+      <w:sz w:val="27"/>
+      <w:szCs w:val="27"/>
+      <w:lang w:eastAsia="en-IN"/>
+    </w:rPr>
+  </w:style>
+  <w:style w:type="character" w:styleId="Strong">
+    <w:name w:val="Strong"/>
+    <w:basedOn w:val="DefaultParagraphFont"/>
+    <w:uiPriority w:val="22"/>
+    <w:qFormat/>
+    <w:rsid w:val="00BA3FB4"/>
+    <w:rPr>
+      <w:b/>
+      <w:bCs/>
+    </w:rPr>
+  </w:style>
+  <w:style w:type="paragraph" w:customStyle="1" w:styleId="ds-markdown-paragraph">
+    <w:name w:val="ds-markdown-paragraph"/>
+    <w:basedOn w:val="Normal"/>
+    <w:rsid w:val="00BA3FB4"/>
+    <w:pPr>
+      <w:spacing w:before="100" w:beforeAutospacing="1" w:after="100" w:afterAutospacing="1" w:line="240" w:lineRule="auto"/>
+    </w:pPr>
+    <w:rPr>
+      <w:rFonts w:ascii="Times New Roman" w:eastAsia="Times New Roman" w:hAnsi="Times New Roman" w:cs="Times New Roman"/>
+      <w:sz w:val="24"/>
+      <w:szCs w:val="24"/>
+      <w:lang w:eastAsia="en-IN"/>
+    </w:rPr>
+  </w:style>
+  <w:style w:type="character" w:styleId="HTMLCode">
+    <w:name w:val="HTML Code"/>
+    <w:basedOn w:val="DefaultParagraphFont"/>
+    <w:uiPriority w:val="99"/>
+    <w:semiHidden/>
+    <w:unhideWhenUsed/>
+    <w:rsid w:val="00BA3FB4"/>
+    <w:rPr>
+      <w:rFonts w:ascii="Courier New" w:eastAsia="Times New Roman" w:hAnsi="Courier New" w:cs="Courier New"/>
+      <w:sz w:val="20"/>
+      <w:szCs w:val="20"/>
+    </w:rPr>
+  </w:style>
+  <w:style w:type="character" w:customStyle="1" w:styleId="d813de27">
+    <w:name w:val="d813de27"/>
+    <w:basedOn w:val="DefaultParagraphFont"/>
+    <w:rsid w:val="00BA3FB4"/>
+  </w:style>
+  <w:style w:type="paragraph" w:styleId="HTMLPreformatted">
+    <w:name w:val="HTML Preformatted"/>
+    <w:basedOn w:val="Normal"/>
+    <w:link w:val="HTMLPreformattedChar"/>
+    <w:uiPriority w:val="99"/>
+    <w:semiHidden/>
+    <w:unhideWhenUsed/>
+    <w:rsid w:val="00BA3FB4"/>
+    <w:pPr>
+      <w:tabs>
+        <w:tab w:val="left" w:pos="916"/>
+        <w:tab w:val="left" w:pos="1832"/>
+        <w:tab w:val="left" w:pos="2748"/>
+        <w:tab w:val="left" w:pos="3664"/>
+        <w:tab w:val="left" w:pos="4580"/>
+        <w:tab w:val="left" w:pos="5496"/>
+        <w:tab w:val="left" w:pos="6412"/>
+        <w:tab w:val="left" w:pos="7328"/>
+        <w:tab w:val="left" w:pos="8244"/>
+        <w:tab w:val="left" w:pos="9160"/>
+        <w:tab w:val="left" w:pos="10076"/>
+        <w:tab w:val="left" w:pos="10992"/>
+        <w:tab w:val="left" w:pos="11908"/>
+        <w:tab w:val="left" w:pos="12824"/>
+        <w:tab w:val="left" w:pos="13740"/>
+        <w:tab w:val="left" w:pos="14656"/>
+      </w:tabs>
+      <w:spacing w:after="0" w:line="240" w:lineRule="auto"/>
+    </w:pPr>
+    <w:rPr>
+      <w:rFonts w:ascii="Courier New" w:eastAsia="Times New Roman" w:hAnsi="Courier New" w:cs="Courier New"/>
+      <w:sz w:val="20"/>
+      <w:szCs w:val="20"/>
+      <w:lang w:eastAsia="en-IN"/>
+    </w:rPr>
+  </w:style>
+  <w:style w:type="character" w:customStyle="1" w:styleId="HTMLPreformattedChar">
+    <w:name w:val="HTML Preformatted Char"/>
+    <w:basedOn w:val="DefaultParagraphFont"/>
+    <w:link w:val="HTMLPreformatted"/>
+    <w:uiPriority w:val="99"/>
+    <w:semiHidden/>
+    <w:rsid w:val="00BA3FB4"/>
+    <w:rPr>
+      <w:rFonts w:ascii="Courier New" w:eastAsia="Times New Roman" w:hAnsi="Courier New" w:cs="Courier New"/>
+      <w:sz w:val="20"/>
+      <w:szCs w:val="20"/>
+      <w:lang w:eastAsia="en-IN"/>
+    </w:rPr>
+  </w:style>
+  <w:style w:type="character" w:customStyle="1" w:styleId="token">
+    <w:name w:val="token"/>
+    <w:basedOn w:val="DefaultParagraphFont"/>
+    <w:rsid w:val="00BA3FB4"/>
+  </w:style>
+  <w:style w:type="paragraph" w:customStyle="1" w:styleId="msonormal0">
+    <w:name w:val="msonormal"/>
+    <w:basedOn w:val="Normal"/>
+    <w:rsid w:val="00B51DE4"/>
+    <w:pPr>
+      <w:spacing w:before="100" w:beforeAutospacing="1" w:after="100" w:afterAutospacing="1" w:line="240" w:lineRule="auto"/>
+    </w:pPr>
+    <w:rPr>
+      <w:rFonts w:ascii="Times New Roman" w:eastAsia="Times New Roman" w:hAnsi="Times New Roman" w:cs="Times New Roman"/>
+      <w:sz w:val="24"/>
+      <w:szCs w:val="24"/>
+      <w:lang w:eastAsia="en-IN"/>
+    </w:rPr>
+  </w:style>
+  <w:style w:type="paragraph" w:styleId="NormalWeb">
+    <w:name w:val="Normal (Web)"/>
+    <w:basedOn w:val="Normal"/>
+    <w:uiPriority w:val="99"/>
+    <w:unhideWhenUsed/>
+    <w:rsid w:val="00112344"/>
+    <w:pPr>
+      <w:spacing w:before="100" w:beforeAutospacing="1" w:after="100" w:afterAutospacing="1" w:line="240" w:lineRule="auto"/>
+    </w:pPr>
+    <w:rPr>
+      <w:rFonts w:ascii="Times New Roman" w:eastAsia="Times New Roman" w:hAnsi="Times New Roman" w:cs="Times New Roman"/>
+      <w:sz w:val="24"/>
+      <w:szCs w:val="24"/>
+      <w:lang w:eastAsia="en-IN"/>
+    </w:rPr>
+  </w:style>
 </w:styles>
 </file>
 
@@ -1119,12 +6604,12 @@
 
 <file path=word/glossary/fontTable.xml><?xml version="1.0" encoding="utf-8"?>
 <w:fonts xmlns:mc="http://schemas.openxmlformats.org/markup-compatibility/2006" xmlns:r="http://schemas.openxmlformats.org/officeDocument/2006/relationships" xmlns:w="http://schemas.openxmlformats.org/wordprocessingml/2006/main" xmlns:w14="http://schemas.microsoft.com/office/word/2010/wordml" xmlns:w15="http://schemas.microsoft.com/office/word/2012/wordml" xmlns:w16cex="http://schemas.microsoft.com/office/word/2018/wordml/cex" xmlns:w16cid="http://schemas.microsoft.com/office/word/2016/wordml/cid" xmlns:w16="http://schemas.microsoft.com/office/word/2018/wordml" xmlns:w16sdtdh="http://schemas.microsoft.com/office/word/2020/wordml/sdtdatahash" xmlns:w16se="http://schemas.microsoft.com/office/word/2015/wordml/symex" mc:Ignorable="w14 w15 w16se w16cid w16 w16cex w16sdtdh">
-  <w:font w:name="Calibri">
-    <w:panose1 w:val="020F0502020204030204"/>
-    <w:charset w:val="00"/>
-    <w:family w:val="swiss"/>
+  <w:font w:name="Symbol">
+    <w:panose1 w:val="05050102010706020507"/>
+    <w:charset w:val="02"/>
+    <w:family w:val="roman"/>
     <w:pitch w:val="variable"/>
-    <w:sig w:usb0="E4002EFF" w:usb1="C000247B" w:usb2="00000009" w:usb3="00000000" w:csb0="000001FF" w:csb1="00000000"/>
+    <w:sig w:usb0="00000000" w:usb1="10000000" w:usb2="00000000" w:usb3="00000000" w:csb0="80000000" w:csb1="00000000"/>
   </w:font>
   <w:font w:name="Times New Roman">
     <w:panose1 w:val="02020603050405020304"/>
@@ -1132,6 +6617,27 @@
     <w:family w:val="roman"/>
     <w:pitch w:val="variable"/>
     <w:sig w:usb0="E0002EFF" w:usb1="C000785B" w:usb2="00000009" w:usb3="00000000" w:csb0="000001FF" w:csb1="00000000"/>
+  </w:font>
+  <w:font w:name="Courier New">
+    <w:panose1 w:val="02070309020205020404"/>
+    <w:charset w:val="00"/>
+    <w:family w:val="modern"/>
+    <w:pitch w:val="fixed"/>
+    <w:sig w:usb0="E0002EFF" w:usb1="C0007843" w:usb2="00000009" w:usb3="00000000" w:csb0="000001FF" w:csb1="00000000"/>
+  </w:font>
+  <w:font w:name="Wingdings">
+    <w:panose1 w:val="05000000000000000000"/>
+    <w:charset w:val="02"/>
+    <w:family w:val="auto"/>
+    <w:pitch w:val="variable"/>
+    <w:sig w:usb0="00000000" w:usb1="10000000" w:usb2="00000000" w:usb3="00000000" w:csb0="80000000" w:csb1="00000000"/>
+  </w:font>
+  <w:font w:name="Calibri">
+    <w:panose1 w:val="020F0502020204030204"/>
+    <w:charset w:val="00"/>
+    <w:family w:val="swiss"/>
+    <w:pitch w:val="variable"/>
+    <w:sig w:usb0="E4002EFF" w:usb1="C000247B" w:usb2="00000009" w:usb3="00000000" w:csb0="000001FF" w:csb1="00000000"/>
   </w:font>
   <w:font w:name="JetBrains Mono NL">
     <w:panose1 w:val="02000009000000000000"/>
@@ -1149,7 +6655,6 @@
   </w:font>
   <w:font w:name="Cascadia Code">
     <w:altName w:val="Segoe UI Symbol"/>
-    <w:panose1 w:val="020B0609020000020004"/>
     <w:charset w:val="00"/>
     <w:family w:val="modern"/>
     <w:pitch w:val="fixed"/>
@@ -1195,17 +6700,20 @@
   </w:compat>
   <w:rsids>
     <w:rsidRoot w:val="008238CD"/>
+    <w:rsid w:val="000165E8"/>
+    <w:rsid w:val="00022080"/>
+    <w:rsid w:val="002872AF"/>
     <w:rsid w:val="003A6ABC"/>
     <w:rsid w:val="004F7305"/>
-    <w:rsid w:val="005802F0"/>
-    <w:rsid w:val="0059561A"/>
     <w:rsid w:val="006D2E04"/>
     <w:rsid w:val="008238CD"/>
+    <w:rsid w:val="00A624F2"/>
     <w:rsid w:val="00AC7174"/>
+    <w:rsid w:val="00AD66F4"/>
     <w:rsid w:val="00C208BF"/>
+    <w:rsid w:val="00C525C4"/>
     <w:rsid w:val="00C95DE2"/>
     <w:rsid w:val="00D223CD"/>
-    <w:rsid w:val="00D61912"/>
   </w:rsids>
   <m:mathPr>
     <m:mathFont m:val="Cambria Math"/>
